--- a/Results.docx
+++ b/Results.docx
@@ -39,7 +39,15 @@
         <w:pStyle w:val="BodyText"/>
       </w:pPr>
       <w:r>
-        <w:t xml:space="preserve">Across the entire study, squirrels experienced an average local density of 2.3 ± 1.2 squirrels/ha. Food supplementation increased the local density around mothers on food add grids at a rate of 0.12 squirrel per hectare per year over the 12 years of its food experiment. Over the entire study, mothers on food supplemented grids experienced higher local densities, with an average of 2.64 squirrels/ha, compared to those on control grids, that had on average 2.14 squirrels/ha. Mothers on rattle treatment grids had the lowest densities at 1.63 squirrels/ha (Figure 1A). However, there was substantial natural variation in local densities over time (Figure 2B). Pups grew at a rate of 1.7 ± 0.5 g/day, with litters from bucket middens have slightly higher average growth rates at 1.8 ± 0.4 g/day (Figure 1C). Litters had 3 pups on average, but could range anywhere from 1 to 7 pups (Figure 1D). Based on data from control grids, with every pup increase in litter size, litter growth rate decreased 0.2 g/day (Figure 2). The most common age for mothers was 2 years, and litters were born on average at 117 ± 24 Julian days into the year.</w:t>
+        <w:t xml:space="preserve">General Summary</w:t>
+      </w:r>
+    </w:p>
+    <w:p>
+      <w:pPr>
+        <w:pStyle w:val="BodyText"/>
+      </w:pPr>
+      <w:r>
+        <w:t xml:space="preserve">Across the entire study, squirrels experienced an average local density of 2.3 ± 1.2 squirrels/ha. Food supplementation increased the local density around mothers on food add grids at a rate of 0.12 squirrel per hectare per year over the 12 years of its food experiment. Over the entire study, mothers on food supplemented grids experienced higher local densities, with an average of 2.59 squirrels/ha, compared to those on control grids, that had on average 2.14 squirrels/ha. Mothers on rattle treatment grids had the lowest densities at 1.63 squirrels/ha (Figure 1A). However, there was substantial natural variation in local densities over time (Figure 2B). Pups grew at a rate of 1.8 ± 0.5 g/day, with litters from bucket middens have slightly higher average growth rates at 1.8 ± 0.4 g/day (Figure 1C). Litters had 3 pups on average, but could range anywhere from 1 to 7 pups (Figure 1D). Based on data from control grids, with every pup increase in litter size, litter growth rate decreased 0.16 g/day (Figure 2). The most common age for mothers was 2 years, and litters were born on average at 116 ± 24 Julian days into the year.</w:t>
       </w:r>
     </w:p>
     <w:sectPr>

--- a/Results.docx
+++ b/Results.docx
@@ -47,7 +47,7 @@
         <w:pStyle w:val="BodyText"/>
       </w:pPr>
       <w:r>
-        <w:t xml:space="preserve">Across the entire study, squirrels experienced an average local density of 2.3 ± 1.2 squirrels/ha. Food supplementation increased the local density around mothers on food add grids at a rate of 0.12 squirrel per hectare per year over the 12 years of its food experiment. Over the entire study, mothers on food supplemented grids experienced higher local densities, with an average of 2.59 squirrels/ha, compared to those on control grids, that had on average 2.14 squirrels/ha. Mothers on rattle treatment grids had the lowest densities at 1.63 squirrels/ha (Figure 1A). However, there was substantial natural variation in local densities over time (Figure 2B). Pups grew at a rate of 1.8 ± 0.5 g/day, with litters from bucket middens have slightly higher average growth rates at 1.8 ± 0.4 g/day (Figure 1C). Litters had 3 pups on average, but could range anywhere from 1 to 7 pups (Figure 1D). Based on data from control grids, with every pup increase in litter size, litter growth rate decreased 0.16 g/day (Figure 2). The most common age for mothers was 2 years, and litters were born on average at 116 ± 24 Julian days into the year.</w:t>
+        <w:t xml:space="preserve">Across the entire study, squirrels experienced an average local density of 2.3 ± 1.2 squirrels/ha. Food supplementation increased the local density around mothers on food add grids at a rate of 0.12 squirrel per hectare per year over the 12 years of its food experiment. Over the entire study, mothers on food supplemented grids experienced higher local densities, with an average of 2.59 squirrels/ha, compared to those on control grids, that had on average 2.15 squirrels/ha. Mothers on rattle treatment grids had the lowest densities at 1.61 squirrels/ha (Figure 1A). However, there was substantial natural variation in local densities over time (Figure 2B). Pups grew at a rate of 1.8 ± 0.5 g/day, with litters from bucket middens have slightly higher average growth rates at 1.8 ± 0.4 g/day (Figure 1C). Litters had 3 pups on average, but could range anywhere from 1 to 7 pups (Figure 1D). Based on data from control grids, with every pup increase in litter size, litter growth rate decreased 0.16 g/day (Figure 2). The most common age for mothers was 2 years, and litters were born on average at 116 ± 24 Julian days into the year.</w:t>
       </w:r>
     </w:p>
     <w:sectPr>

--- a/Results.docx
+++ b/Results.docx
@@ -899,2014 +899,6337 @@
         </w:tc>
       </w:tr>
     </w:tbl>
+    <w:p/>
     <w:p>
       <w:pPr>
-        <w:pStyle w:val="BodyText"/>
+        <w:pStyle w:val="TableCaption"/>
       </w:pPr>
       <w:r>
-        <w:t xml:space="preserve">Control Model</w:t>
+        <w:t xml:space="preserve">Table 2. Control Model Results.</w:t>
       </w:r>
     </w:p>
+    <w:tbl>
+      <w:tblPr>
+        <w:tblStyle w:val="Table"/>
+        <w:tblW w:type="auto" w:w="0"/>
+        <w:tblLook w:firstRow="1" w:lastRow="0" w:firstColumn="0" w:lastColumn="0" w:noHBand="0" w:noVBand="0" w:val="0020"/>
+        <w:tblCaption w:val="Table 2. Control Model Results."/>
+      </w:tblPr>
+      <w:tblGrid>
+        <w:gridCol w:w="1980"/>
+        <w:gridCol w:w="1980"/>
+        <w:gridCol w:w="1980"/>
+        <w:gridCol w:w="1980"/>
+      </w:tblGrid>
+      <w:tr>
+        <w:trPr>
+          <w:tblHeader w:val="on"/>
+        </w:trPr>
+        <w:tc>
+          <w:tcPr/>
+          <w:p>
+            <w:pPr>
+              <w:pStyle w:val="Compact"/>
+              <w:jc w:val="left"/>
+            </w:pPr>
+            <w:r>
+              <w:t xml:space="preserve">Response</w:t>
+            </w:r>
+          </w:p>
+        </w:tc>
+        <w:tc>
+          <w:tcPr/>
+          <w:p>
+            <w:pPr>
+              <w:pStyle w:val="Compact"/>
+              <w:jc w:val="left"/>
+            </w:pPr>
+            <w:r>
+              <w:t xml:space="preserve">Effect</w:t>
+            </w:r>
+          </w:p>
+        </w:tc>
+        <w:tc>
+          <w:tcPr/>
+          <w:p>
+            <w:pPr>
+              <w:pStyle w:val="Compact"/>
+              <w:jc w:val="right"/>
+            </w:pPr>
+            <w:r>
+              <w:t xml:space="preserve">Estimate</w:t>
+            </w:r>
+          </w:p>
+        </w:tc>
+        <w:tc>
+          <w:tcPr/>
+          <w:p>
+            <w:pPr>
+              <w:pStyle w:val="Compact"/>
+              <w:jc w:val="left"/>
+            </w:pPr>
+            <w:r>
+              <w:t xml:space="preserve">CI</w:t>
+            </w:r>
+          </w:p>
+        </w:tc>
+      </w:tr>
+      <w:tr>
+        <w:tc>
+          <w:tcPr/>
+          <w:p>
+            <w:pPr>
+              <w:pStyle w:val="Compact"/>
+              <w:jc w:val="left"/>
+            </w:pPr>
+            <w:r>
+              <w:t xml:space="preserve">GR</w:t>
+            </w:r>
+          </w:p>
+        </w:tc>
+        <w:tc>
+          <w:tcPr/>
+          <w:p>
+            <w:pPr>
+              <w:pStyle w:val="Compact"/>
+              <w:jc w:val="left"/>
+            </w:pPr>
+            <w:r>
+              <w:t xml:space="preserve">Intercept</w:t>
+            </w:r>
+          </w:p>
+        </w:tc>
+        <w:tc>
+          <w:tcPr/>
+          <w:p>
+            <w:pPr>
+              <w:pStyle w:val="Compact"/>
+              <w:jc w:val="right"/>
+            </w:pPr>
+            <w:r>
+              <w:t xml:space="preserve">0.08</w:t>
+            </w:r>
+          </w:p>
+        </w:tc>
+        <w:tc>
+          <w:tcPr/>
+          <w:p>
+            <w:pPr>
+              <w:pStyle w:val="Compact"/>
+              <w:jc w:val="left"/>
+            </w:pPr>
+            <w:r>
+              <w:t xml:space="preserve">(-0.03, 0.19)</w:t>
+            </w:r>
+          </w:p>
+        </w:tc>
+      </w:tr>
+      <w:tr>
+        <w:tc>
+          <w:tcPr/>
+          <w:p>
+            <w:pPr>
+              <w:pStyle w:val="Compact"/>
+              <w:jc w:val="left"/>
+            </w:pPr>
+            <w:r>
+              <w:t xml:space="preserve">GR</w:t>
+            </w:r>
+          </w:p>
+        </w:tc>
+        <w:tc>
+          <w:tcPr/>
+          <w:p>
+            <w:pPr>
+              <w:pStyle w:val="Compact"/>
+              <w:jc w:val="left"/>
+            </w:pPr>
+            <w:r>
+              <w:t xml:space="preserve">density_std</w:t>
+            </w:r>
+          </w:p>
+        </w:tc>
+        <w:tc>
+          <w:tcPr/>
+          <w:p>
+            <w:pPr>
+              <w:pStyle w:val="Compact"/>
+              <w:jc w:val="right"/>
+            </w:pPr>
+            <w:r>
+              <w:t xml:space="preserve">0.00</w:t>
+            </w:r>
+          </w:p>
+        </w:tc>
+        <w:tc>
+          <w:tcPr/>
+          <w:p>
+            <w:pPr>
+              <w:pStyle w:val="Compact"/>
+              <w:jc w:val="left"/>
+            </w:pPr>
+            <w:r>
+              <w:t xml:space="preserve">(-0.06, 0.06)</w:t>
+            </w:r>
+          </w:p>
+        </w:tc>
+      </w:tr>
+      <w:tr>
+        <w:tc>
+          <w:tcPr/>
+          <w:p>
+            <w:pPr>
+              <w:pStyle w:val="Compact"/>
+              <w:jc w:val="left"/>
+            </w:pPr>
+            <w:r>
+              <w:t xml:space="preserve">GR</w:t>
+            </w:r>
+          </w:p>
+        </w:tc>
+        <w:tc>
+          <w:tcPr/>
+          <w:p>
+            <w:pPr>
+              <w:pStyle w:val="Compact"/>
+              <w:jc w:val="left"/>
+            </w:pPr>
+            <w:r>
+              <w:t xml:space="preserve">cones_std</w:t>
+            </w:r>
+          </w:p>
+        </w:tc>
+        <w:tc>
+          <w:tcPr/>
+          <w:p>
+            <w:pPr>
+              <w:pStyle w:val="Compact"/>
+              <w:jc w:val="right"/>
+            </w:pPr>
+            <w:r>
+              <w:t xml:space="preserve">0.00</w:t>
+            </w:r>
+          </w:p>
+        </w:tc>
+        <w:tc>
+          <w:tcPr/>
+          <w:p>
+            <w:pPr>
+              <w:pStyle w:val="Compact"/>
+              <w:jc w:val="left"/>
+            </w:pPr>
+            <w:r>
+              <w:t xml:space="preserve">(-0.06, 0.05)</w:t>
+            </w:r>
+          </w:p>
+        </w:tc>
+      </w:tr>
+      <w:tr>
+        <w:tc>
+          <w:tcPr/>
+          <w:p>
+            <w:pPr>
+              <w:pStyle w:val="Compact"/>
+              <w:jc w:val="left"/>
+            </w:pPr>
+            <w:r>
+              <w:t xml:space="preserve">GR</w:t>
+            </w:r>
+          </w:p>
+        </w:tc>
+        <w:tc>
+          <w:tcPr/>
+          <w:p>
+            <w:pPr>
+              <w:pStyle w:val="Compact"/>
+              <w:jc w:val="left"/>
+            </w:pPr>
+            <w:r>
+              <w:t xml:space="preserve">mother_age_std</w:t>
+            </w:r>
+          </w:p>
+        </w:tc>
+        <w:tc>
+          <w:tcPr/>
+          <w:p>
+            <w:pPr>
+              <w:pStyle w:val="Compact"/>
+              <w:jc w:val="right"/>
+            </w:pPr>
+            <w:r>
+              <w:t xml:space="preserve">-0.10</w:t>
+            </w:r>
+          </w:p>
+        </w:tc>
+        <w:tc>
+          <w:tcPr/>
+          <w:p>
+            <w:pPr>
+              <w:pStyle w:val="Compact"/>
+              <w:jc w:val="left"/>
+            </w:pPr>
+            <w:r>
+              <w:t xml:space="preserve">(-0.15, -0.04)</w:t>
+            </w:r>
+          </w:p>
+        </w:tc>
+      </w:tr>
+      <w:tr>
+        <w:tc>
+          <w:tcPr/>
+          <w:p>
+            <w:pPr>
+              <w:pStyle w:val="Compact"/>
+              <w:jc w:val="left"/>
+            </w:pPr>
+            <w:r>
+              <w:t xml:space="preserve">GR</w:t>
+            </w:r>
+          </w:p>
+        </w:tc>
+        <w:tc>
+          <w:tcPr/>
+          <w:p>
+            <w:pPr>
+              <w:pStyle w:val="Compact"/>
+              <w:jc w:val="left"/>
+            </w:pPr>
+            <w:r>
+              <w:t xml:space="preserve">bjulian_std</w:t>
+            </w:r>
+          </w:p>
+        </w:tc>
+        <w:tc>
+          <w:tcPr/>
+          <w:p>
+            <w:pPr>
+              <w:pStyle w:val="Compact"/>
+              <w:jc w:val="right"/>
+            </w:pPr>
+            <w:r>
+              <w:t xml:space="preserve">-0.14</w:t>
+            </w:r>
+          </w:p>
+        </w:tc>
+        <w:tc>
+          <w:tcPr/>
+          <w:p>
+            <w:pPr>
+              <w:pStyle w:val="Compact"/>
+              <w:jc w:val="left"/>
+            </w:pPr>
+            <w:r>
+              <w:t xml:space="preserve">(-0.19, -0.08)</w:t>
+            </w:r>
+          </w:p>
+        </w:tc>
+      </w:tr>
+      <w:tr>
+        <w:tc>
+          <w:tcPr/>
+          <w:p>
+            <w:pPr>
+              <w:pStyle w:val="Compact"/>
+              <w:jc w:val="left"/>
+            </w:pPr>
+            <w:r>
+              <w:t xml:space="preserve">GR</w:t>
+            </w:r>
+          </w:p>
+        </w:tc>
+        <w:tc>
+          <w:tcPr/>
+          <w:p>
+            <w:pPr>
+              <w:pStyle w:val="Compact"/>
+              <w:jc w:val="left"/>
+            </w:pPr>
+            <w:r>
+              <w:t xml:space="preserve">mastyes</w:t>
+            </w:r>
+          </w:p>
+        </w:tc>
+        <w:tc>
+          <w:tcPr/>
+          <w:p>
+            <w:pPr>
+              <w:pStyle w:val="Compact"/>
+              <w:jc w:val="right"/>
+            </w:pPr>
+            <w:r>
+              <w:t xml:space="preserve">-0.03</w:t>
+            </w:r>
+          </w:p>
+        </w:tc>
+        <w:tc>
+          <w:tcPr/>
+          <w:p>
+            <w:pPr>
+              <w:pStyle w:val="Compact"/>
+              <w:jc w:val="left"/>
+            </w:pPr>
+            <w:r>
+              <w:t xml:space="preserve">(-0.2, 0.14)</w:t>
+            </w:r>
+          </w:p>
+        </w:tc>
+      </w:tr>
+      <w:tr>
+        <w:tc>
+          <w:tcPr/>
+          <w:p>
+            <w:pPr>
+              <w:pStyle w:val="Compact"/>
+              <w:jc w:val="left"/>
+            </w:pPr>
+            <w:r>
+              <w:t xml:space="preserve">GR</w:t>
+            </w:r>
+          </w:p>
+        </w:tc>
+        <w:tc>
+          <w:tcPr/>
+          <w:p>
+            <w:pPr>
+              <w:pStyle w:val="Compact"/>
+              <w:jc w:val="left"/>
+            </w:pPr>
+            <w:r>
+              <w:t xml:space="preserve">sexratio</w:t>
+            </w:r>
+          </w:p>
+        </w:tc>
+        <w:tc>
+          <w:tcPr/>
+          <w:p>
+            <w:pPr>
+              <w:pStyle w:val="Compact"/>
+              <w:jc w:val="right"/>
+            </w:pPr>
+            <w:r>
+              <w:t xml:space="preserve">-0.15</w:t>
+            </w:r>
+          </w:p>
+        </w:tc>
+        <w:tc>
+          <w:tcPr/>
+          <w:p>
+            <w:pPr>
+              <w:pStyle w:val="Compact"/>
+              <w:jc w:val="left"/>
+            </w:pPr>
+            <w:r>
+              <w:t xml:space="preserve">(-0.32, 0.02)</w:t>
+            </w:r>
+          </w:p>
+        </w:tc>
+      </w:tr>
+      <w:tr>
+        <w:tc>
+          <w:tcPr/>
+          <w:p>
+            <w:pPr>
+              <w:pStyle w:val="Compact"/>
+              <w:jc w:val="left"/>
+            </w:pPr>
+            <w:r>
+              <w:t xml:space="preserve">LS</w:t>
+            </w:r>
+          </w:p>
+        </w:tc>
+        <w:tc>
+          <w:tcPr/>
+          <w:p>
+            <w:pPr>
+              <w:pStyle w:val="Compact"/>
+              <w:jc w:val="left"/>
+            </w:pPr>
+            <w:r>
+              <w:t xml:space="preserve">Intercept</w:t>
+            </w:r>
+          </w:p>
+        </w:tc>
+        <w:tc>
+          <w:tcPr/>
+          <w:p>
+            <w:pPr>
+              <w:pStyle w:val="Compact"/>
+              <w:jc w:val="right"/>
+            </w:pPr>
+            <w:r>
+              <w:t xml:space="preserve">-0.06</w:t>
+            </w:r>
+          </w:p>
+        </w:tc>
+        <w:tc>
+          <w:tcPr/>
+          <w:p>
+            <w:pPr>
+              <w:pStyle w:val="Compact"/>
+              <w:jc w:val="left"/>
+            </w:pPr>
+            <w:r>
+              <w:t xml:space="preserve">(-0.17, 0.05)</w:t>
+            </w:r>
+          </w:p>
+        </w:tc>
+      </w:tr>
+      <w:tr>
+        <w:tc>
+          <w:tcPr/>
+          <w:p>
+            <w:pPr>
+              <w:pStyle w:val="Compact"/>
+              <w:jc w:val="left"/>
+            </w:pPr>
+            <w:r>
+              <w:t xml:space="preserve">LS</w:t>
+            </w:r>
+          </w:p>
+        </w:tc>
+        <w:tc>
+          <w:tcPr/>
+          <w:p>
+            <w:pPr>
+              <w:pStyle w:val="Compact"/>
+              <w:jc w:val="left"/>
+            </w:pPr>
+            <w:r>
+              <w:t xml:space="preserve">density_std</w:t>
+            </w:r>
+          </w:p>
+        </w:tc>
+        <w:tc>
+          <w:tcPr/>
+          <w:p>
+            <w:pPr>
+              <w:pStyle w:val="Compact"/>
+              <w:jc w:val="right"/>
+            </w:pPr>
+            <w:r>
+              <w:t xml:space="preserve">-0.04</w:t>
+            </w:r>
+          </w:p>
+        </w:tc>
+        <w:tc>
+          <w:tcPr/>
+          <w:p>
+            <w:pPr>
+              <w:pStyle w:val="Compact"/>
+              <w:jc w:val="left"/>
+            </w:pPr>
+            <w:r>
+              <w:t xml:space="preserve">(-0.1, 0.02)</w:t>
+            </w:r>
+          </w:p>
+        </w:tc>
+      </w:tr>
+      <w:tr>
+        <w:tc>
+          <w:tcPr/>
+          <w:p>
+            <w:pPr>
+              <w:pStyle w:val="Compact"/>
+              <w:jc w:val="left"/>
+            </w:pPr>
+            <w:r>
+              <w:t xml:space="preserve">LS</w:t>
+            </w:r>
+          </w:p>
+        </w:tc>
+        <w:tc>
+          <w:tcPr/>
+          <w:p>
+            <w:pPr>
+              <w:pStyle w:val="Compact"/>
+              <w:jc w:val="left"/>
+            </w:pPr>
+            <w:r>
+              <w:t xml:space="preserve">cones_std</w:t>
+            </w:r>
+          </w:p>
+        </w:tc>
+        <w:tc>
+          <w:tcPr/>
+          <w:p>
+            <w:pPr>
+              <w:pStyle w:val="Compact"/>
+              <w:jc w:val="right"/>
+            </w:pPr>
+            <w:r>
+              <w:t xml:space="preserve">0.01</w:t>
+            </w:r>
+          </w:p>
+        </w:tc>
+        <w:tc>
+          <w:tcPr/>
+          <w:p>
+            <w:pPr>
+              <w:pStyle w:val="Compact"/>
+              <w:jc w:val="left"/>
+            </w:pPr>
+            <w:r>
+              <w:t xml:space="preserve">(-0.05, 0.07)</w:t>
+            </w:r>
+          </w:p>
+        </w:tc>
+      </w:tr>
+      <w:tr>
+        <w:tc>
+          <w:tcPr/>
+          <w:p>
+            <w:pPr>
+              <w:pStyle w:val="Compact"/>
+              <w:jc w:val="left"/>
+            </w:pPr>
+            <w:r>
+              <w:t xml:space="preserve">LS</w:t>
+            </w:r>
+          </w:p>
+        </w:tc>
+        <w:tc>
+          <w:tcPr/>
+          <w:p>
+            <w:pPr>
+              <w:pStyle w:val="Compact"/>
+              <w:jc w:val="left"/>
+            </w:pPr>
+            <w:r>
+              <w:t xml:space="preserve">mother_age_std</w:t>
+            </w:r>
+          </w:p>
+        </w:tc>
+        <w:tc>
+          <w:tcPr/>
+          <w:p>
+            <w:pPr>
+              <w:pStyle w:val="Compact"/>
+              <w:jc w:val="right"/>
+            </w:pPr>
+            <w:r>
+              <w:t xml:space="preserve">0.03</w:t>
+            </w:r>
+          </w:p>
+        </w:tc>
+        <w:tc>
+          <w:tcPr/>
+          <w:p>
+            <w:pPr>
+              <w:pStyle w:val="Compact"/>
+              <w:jc w:val="left"/>
+            </w:pPr>
+            <w:r>
+              <w:t xml:space="preserve">(-0.03, 0.09)</w:t>
+            </w:r>
+          </w:p>
+        </w:tc>
+      </w:tr>
+      <w:tr>
+        <w:tc>
+          <w:tcPr/>
+          <w:p>
+            <w:pPr>
+              <w:pStyle w:val="Compact"/>
+              <w:jc w:val="left"/>
+            </w:pPr>
+            <w:r>
+              <w:t xml:space="preserve">LS</w:t>
+            </w:r>
+          </w:p>
+        </w:tc>
+        <w:tc>
+          <w:tcPr/>
+          <w:p>
+            <w:pPr>
+              <w:pStyle w:val="Compact"/>
+              <w:jc w:val="left"/>
+            </w:pPr>
+            <w:r>
+              <w:t xml:space="preserve">bjulian_std</w:t>
+            </w:r>
+          </w:p>
+        </w:tc>
+        <w:tc>
+          <w:tcPr/>
+          <w:p>
+            <w:pPr>
+              <w:pStyle w:val="Compact"/>
+              <w:jc w:val="right"/>
+            </w:pPr>
+            <w:r>
+              <w:t xml:space="preserve">-0.05</w:t>
+            </w:r>
+          </w:p>
+        </w:tc>
+        <w:tc>
+          <w:tcPr/>
+          <w:p>
+            <w:pPr>
+              <w:pStyle w:val="Compact"/>
+              <w:jc w:val="left"/>
+            </w:pPr>
+            <w:r>
+              <w:t xml:space="preserve">(-0.11, 0.01)</w:t>
+            </w:r>
+          </w:p>
+        </w:tc>
+      </w:tr>
+      <w:tr>
+        <w:tc>
+          <w:tcPr/>
+          <w:p>
+            <w:pPr>
+              <w:pStyle w:val="Compact"/>
+              <w:jc w:val="left"/>
+            </w:pPr>
+            <w:r>
+              <w:t xml:space="preserve">LS</w:t>
+            </w:r>
+          </w:p>
+        </w:tc>
+        <w:tc>
+          <w:tcPr/>
+          <w:p>
+            <w:pPr>
+              <w:pStyle w:val="Compact"/>
+              <w:jc w:val="left"/>
+            </w:pPr>
+            <w:r>
+              <w:t xml:space="preserve">mastyes</w:t>
+            </w:r>
+          </w:p>
+        </w:tc>
+        <w:tc>
+          <w:tcPr/>
+          <w:p>
+            <w:pPr>
+              <w:pStyle w:val="Compact"/>
+              <w:jc w:val="right"/>
+            </w:pPr>
+            <w:r>
+              <w:t xml:space="preserve">0.00</w:t>
+            </w:r>
+          </w:p>
+        </w:tc>
+        <w:tc>
+          <w:tcPr/>
+          <w:p>
+            <w:pPr>
+              <w:pStyle w:val="Compact"/>
+              <w:jc w:val="left"/>
+            </w:pPr>
+            <w:r>
+              <w:t xml:space="preserve">(-0.18, 0.17)</w:t>
+            </w:r>
+          </w:p>
+        </w:tc>
+      </w:tr>
+      <w:tr>
+        <w:tc>
+          <w:tcPr/>
+          <w:p>
+            <w:pPr>
+              <w:pStyle w:val="Compact"/>
+              <w:jc w:val="left"/>
+            </w:pPr>
+            <w:r>
+              <w:t xml:space="preserve">LS</w:t>
+            </w:r>
+          </w:p>
+        </w:tc>
+        <w:tc>
+          <w:tcPr/>
+          <w:p>
+            <w:pPr>
+              <w:pStyle w:val="Compact"/>
+              <w:jc w:val="left"/>
+            </w:pPr>
+            <w:r>
+              <w:t xml:space="preserve">sexratio</w:t>
+            </w:r>
+          </w:p>
+        </w:tc>
+        <w:tc>
+          <w:tcPr/>
+          <w:p>
+            <w:pPr>
+              <w:pStyle w:val="Compact"/>
+              <w:jc w:val="right"/>
+            </w:pPr>
+            <w:r>
+              <w:t xml:space="preserve">0.10</w:t>
+            </w:r>
+          </w:p>
+        </w:tc>
+        <w:tc>
+          <w:tcPr/>
+          <w:p>
+            <w:pPr>
+              <w:pStyle w:val="Compact"/>
+              <w:jc w:val="left"/>
+            </w:pPr>
+            <w:r>
+              <w:t xml:space="preserve">(-0.08, 0.28)</w:t>
+            </w:r>
+          </w:p>
+        </w:tc>
+      </w:tr>
+      <w:tr>
+        <w:tc>
+          <w:tcPr/>
+          <w:p>
+            <w:pPr>
+              <w:pStyle w:val="Compact"/>
+              <w:jc w:val="left"/>
+            </w:pPr>
+            <w:r>
+              <w:t xml:space="preserve">rescor</w:t>
+            </w:r>
+          </w:p>
+        </w:tc>
+        <w:tc>
+          <w:tcPr/>
+          <w:p>
+            <w:pPr>
+              <w:pStyle w:val="Compact"/>
+              <w:jc w:val="left"/>
+            </w:pPr>
+            <w:r>
+              <w:t xml:space="preserve">NA</w:t>
+            </w:r>
+          </w:p>
+        </w:tc>
+        <w:tc>
+          <w:tcPr/>
+          <w:p>
+            <w:pPr>
+              <w:pStyle w:val="Compact"/>
+              <w:jc w:val="right"/>
+            </w:pPr>
+            <w:r>
+              <w:t xml:space="preserve">-0.34</w:t>
+            </w:r>
+          </w:p>
+        </w:tc>
+        <w:tc>
+          <w:tcPr/>
+          <w:p>
+            <w:pPr>
+              <w:pStyle w:val="Compact"/>
+              <w:jc w:val="left"/>
+            </w:pPr>
+            <w:r>
+              <w:t xml:space="preserve">(-0.39, -0.29)</w:t>
+            </w:r>
+          </w:p>
+        </w:tc>
+      </w:tr>
+      <w:tr>
+        <w:tc>
+          <w:tcPr/>
+          <w:p>
+            <w:pPr>
+              <w:pStyle w:val="Compact"/>
+              <w:jc w:val="left"/>
+            </w:pPr>
+            <w:r>
+              <w:t xml:space="preserve">sd(GR)</w:t>
+            </w:r>
+          </w:p>
+        </w:tc>
+        <w:tc>
+          <w:tcPr/>
+          <w:p>
+            <w:pPr>
+              <w:pStyle w:val="Compact"/>
+              <w:jc w:val="left"/>
+            </w:pPr>
+            <w:r>
+              <w:t xml:space="preserve">gridyear</w:t>
+            </w:r>
+          </w:p>
+        </w:tc>
+        <w:tc>
+          <w:tcPr/>
+          <w:p>
+            <w:pPr>
+              <w:pStyle w:val="Compact"/>
+              <w:jc w:val="right"/>
+            </w:pPr>
+            <w:r>
+              <w:t xml:space="preserve">0.02</w:t>
+            </w:r>
+          </w:p>
+        </w:tc>
+        <w:tc>
+          <w:tcPr/>
+          <w:p>
+            <w:pPr>
+              <w:pStyle w:val="Compact"/>
+              <w:jc w:val="left"/>
+            </w:pPr>
+            <w:r>
+              <w:t xml:space="preserve">(0, 0.07)</w:t>
+            </w:r>
+          </w:p>
+        </w:tc>
+      </w:tr>
+      <w:tr>
+        <w:tc>
+          <w:tcPr/>
+          <w:p>
+            <w:pPr>
+              <w:pStyle w:val="Compact"/>
+              <w:jc w:val="left"/>
+            </w:pPr>
+            <w:r>
+              <w:t xml:space="preserve">sd(GR)</w:t>
+            </w:r>
+          </w:p>
+        </w:tc>
+        <w:tc>
+          <w:tcPr/>
+          <w:p>
+            <w:pPr>
+              <w:pStyle w:val="Compact"/>
+              <w:jc w:val="left"/>
+            </w:pPr>
+            <w:r>
+              <w:t xml:space="preserve">mother_byear</w:t>
+            </w:r>
+          </w:p>
+        </w:tc>
+        <w:tc>
+          <w:tcPr/>
+          <w:p>
+            <w:pPr>
+              <w:pStyle w:val="Compact"/>
+              <w:jc w:val="right"/>
+            </w:pPr>
+            <w:r>
+              <w:t xml:space="preserve">0.05</w:t>
+            </w:r>
+          </w:p>
+        </w:tc>
+        <w:tc>
+          <w:tcPr/>
+          <w:p>
+            <w:pPr>
+              <w:pStyle w:val="Compact"/>
+              <w:jc w:val="left"/>
+            </w:pPr>
+            <w:r>
+              <w:t xml:space="preserve">(0, 0.13)</w:t>
+            </w:r>
+          </w:p>
+        </w:tc>
+      </w:tr>
+      <w:tr>
+        <w:tc>
+          <w:tcPr/>
+          <w:p>
+            <w:pPr>
+              <w:pStyle w:val="Compact"/>
+              <w:jc w:val="left"/>
+            </w:pPr>
+            <w:r>
+              <w:t xml:space="preserve">sd(LS)</w:t>
+            </w:r>
+          </w:p>
+        </w:tc>
+        <w:tc>
+          <w:tcPr/>
+          <w:p>
+            <w:pPr>
+              <w:pStyle w:val="Compact"/>
+              <w:jc w:val="left"/>
+            </w:pPr>
+            <w:r>
+              <w:t xml:space="preserve">gridyear</w:t>
+            </w:r>
+          </w:p>
+        </w:tc>
+        <w:tc>
+          <w:tcPr/>
+          <w:p>
+            <w:pPr>
+              <w:pStyle w:val="Compact"/>
+              <w:jc w:val="right"/>
+            </w:pPr>
+            <w:r>
+              <w:t xml:space="preserve">0.02</w:t>
+            </w:r>
+          </w:p>
+        </w:tc>
+        <w:tc>
+          <w:tcPr/>
+          <w:p>
+            <w:pPr>
+              <w:pStyle w:val="Compact"/>
+              <w:jc w:val="left"/>
+            </w:pPr>
+            <w:r>
+              <w:t xml:space="preserve">(0, 0.07)</w:t>
+            </w:r>
+          </w:p>
+        </w:tc>
+      </w:tr>
+      <w:tr>
+        <w:tc>
+          <w:tcPr/>
+          <w:p>
+            <w:pPr>
+              <w:pStyle w:val="Compact"/>
+              <w:jc w:val="left"/>
+            </w:pPr>
+            <w:r>
+              <w:t xml:space="preserve">sd(LS)</w:t>
+            </w:r>
+          </w:p>
+        </w:tc>
+        <w:tc>
+          <w:tcPr/>
+          <w:p>
+            <w:pPr>
+              <w:pStyle w:val="Compact"/>
+              <w:jc w:val="left"/>
+            </w:pPr>
+            <w:r>
+              <w:t xml:space="preserve">mother_byear</w:t>
+            </w:r>
+          </w:p>
+        </w:tc>
+        <w:tc>
+          <w:tcPr/>
+          <w:p>
+            <w:pPr>
+              <w:pStyle w:val="Compact"/>
+              <w:jc w:val="right"/>
+            </w:pPr>
+            <w:r>
+              <w:t xml:space="preserve">0.07</w:t>
+            </w:r>
+          </w:p>
+        </w:tc>
+        <w:tc>
+          <w:tcPr/>
+          <w:p>
+            <w:pPr>
+              <w:pStyle w:val="Compact"/>
+              <w:jc w:val="left"/>
+            </w:pPr>
+            <w:r>
+              <w:t xml:space="preserve">(0, 0.17)</w:t>
+            </w:r>
+          </w:p>
+        </w:tc>
+      </w:tr>
+    </w:tbl>
+    <w:p/>
     <w:p>
       <w:pPr>
-        <w:pStyle w:val="BodyText"/>
+        <w:pStyle w:val="TableCaption"/>
       </w:pPr>
       <w:r>
-        <w:t xml:space="preserve"> </w:t>
+        <w:t xml:space="preserve">Table 3. Food Model Results</w:t>
       </w:r>
     </w:p>
+    <w:tbl>
+      <w:tblPr>
+        <w:tblStyle w:val="Table"/>
+        <w:tblW w:type="auto" w:w="0"/>
+        <w:tblLook w:firstRow="1" w:lastRow="0" w:firstColumn="0" w:lastColumn="0" w:noHBand="0" w:noVBand="0" w:val="0020"/>
+        <w:tblCaption w:val="Table 3. Food Model Results"/>
+      </w:tblPr>
+      <w:tblGrid>
+        <w:gridCol w:w="1980"/>
+        <w:gridCol w:w="1980"/>
+        <w:gridCol w:w="1980"/>
+        <w:gridCol w:w="1980"/>
+      </w:tblGrid>
+      <w:tr>
+        <w:trPr>
+          <w:tblHeader w:val="on"/>
+        </w:trPr>
+        <w:tc>
+          <w:tcPr/>
+          <w:p>
+            <w:pPr>
+              <w:pStyle w:val="Compact"/>
+              <w:jc w:val="left"/>
+            </w:pPr>
+            <w:r>
+              <w:t xml:space="preserve">Response</w:t>
+            </w:r>
+          </w:p>
+        </w:tc>
+        <w:tc>
+          <w:tcPr/>
+          <w:p>
+            <w:pPr>
+              <w:pStyle w:val="Compact"/>
+              <w:jc w:val="left"/>
+            </w:pPr>
+            <w:r>
+              <w:t xml:space="preserve">Effect</w:t>
+            </w:r>
+          </w:p>
+        </w:tc>
+        <w:tc>
+          <w:tcPr/>
+          <w:p>
+            <w:pPr>
+              <w:pStyle w:val="Compact"/>
+              <w:jc w:val="right"/>
+            </w:pPr>
+            <w:r>
+              <w:t xml:space="preserve">Estimate</w:t>
+            </w:r>
+          </w:p>
+        </w:tc>
+        <w:tc>
+          <w:tcPr/>
+          <w:p>
+            <w:pPr>
+              <w:pStyle w:val="Compact"/>
+              <w:jc w:val="left"/>
+            </w:pPr>
+            <w:r>
+              <w:t xml:space="preserve">CI</w:t>
+            </w:r>
+          </w:p>
+        </w:tc>
+      </w:tr>
+      <w:tr>
+        <w:tc>
+          <w:tcPr/>
+          <w:p>
+            <w:pPr>
+              <w:pStyle w:val="Compact"/>
+              <w:jc w:val="left"/>
+            </w:pPr>
+            <w:r>
+              <w:t xml:space="preserve">GR</w:t>
+            </w:r>
+          </w:p>
+        </w:tc>
+        <w:tc>
+          <w:tcPr/>
+          <w:p>
+            <w:pPr>
+              <w:pStyle w:val="Compact"/>
+              <w:jc w:val="left"/>
+            </w:pPr>
+            <w:r>
+              <w:t xml:space="preserve">Intercept</w:t>
+            </w:r>
+          </w:p>
+        </w:tc>
+        <w:tc>
+          <w:tcPr/>
+          <w:p>
+            <w:pPr>
+              <w:pStyle w:val="Compact"/>
+              <w:jc w:val="right"/>
+            </w:pPr>
+            <w:r>
+              <w:t xml:space="preserve">0.06</w:t>
+            </w:r>
+          </w:p>
+        </w:tc>
+        <w:tc>
+          <w:tcPr/>
+          <w:p>
+            <w:pPr>
+              <w:pStyle w:val="Compact"/>
+              <w:jc w:val="left"/>
+            </w:pPr>
+            <w:r>
+              <w:t xml:space="preserve">(-0.09, 0.21)</w:t>
+            </w:r>
+          </w:p>
+        </w:tc>
+      </w:tr>
+      <w:tr>
+        <w:tc>
+          <w:tcPr/>
+          <w:p>
+            <w:pPr>
+              <w:pStyle w:val="Compact"/>
+              <w:jc w:val="left"/>
+            </w:pPr>
+            <w:r>
+              <w:t xml:space="preserve">GR</w:t>
+            </w:r>
+          </w:p>
+        </w:tc>
+        <w:tc>
+          <w:tcPr/>
+          <w:p>
+            <w:pPr>
+              <w:pStyle w:val="Compact"/>
+              <w:jc w:val="left"/>
+            </w:pPr>
+            <w:r>
+              <w:t xml:space="preserve">treatment_indNoBucket</w:t>
+            </w:r>
+          </w:p>
+        </w:tc>
+        <w:tc>
+          <w:tcPr/>
+          <w:p>
+            <w:pPr>
+              <w:pStyle w:val="Compact"/>
+              <w:jc w:val="right"/>
+            </w:pPr>
+            <w:r>
+              <w:t xml:space="preserve">-0.12</w:t>
+            </w:r>
+          </w:p>
+        </w:tc>
+        <w:tc>
+          <w:tcPr/>
+          <w:p>
+            <w:pPr>
+              <w:pStyle w:val="Compact"/>
+              <w:jc w:val="left"/>
+            </w:pPr>
+            <w:r>
+              <w:t xml:space="preserve">(-0.3, 0.05)</w:t>
+            </w:r>
+          </w:p>
+        </w:tc>
+      </w:tr>
+      <w:tr>
+        <w:tc>
+          <w:tcPr/>
+          <w:p>
+            <w:pPr>
+              <w:pStyle w:val="Compact"/>
+              <w:jc w:val="left"/>
+            </w:pPr>
+            <w:r>
+              <w:t xml:space="preserve">GR</w:t>
+            </w:r>
+          </w:p>
+        </w:tc>
+        <w:tc>
+          <w:tcPr/>
+          <w:p>
+            <w:pPr>
+              <w:pStyle w:val="Compact"/>
+              <w:jc w:val="left"/>
+            </w:pPr>
+            <w:r>
+              <w:t xml:space="preserve">treatment_indBucket</w:t>
+            </w:r>
+          </w:p>
+        </w:tc>
+        <w:tc>
+          <w:tcPr/>
+          <w:p>
+            <w:pPr>
+              <w:pStyle w:val="Compact"/>
+              <w:jc w:val="right"/>
+            </w:pPr>
+            <w:r>
+              <w:t xml:space="preserve">0.11</w:t>
+            </w:r>
+          </w:p>
+        </w:tc>
+        <w:tc>
+          <w:tcPr/>
+          <w:p>
+            <w:pPr>
+              <w:pStyle w:val="Compact"/>
+              <w:jc w:val="left"/>
+            </w:pPr>
+            <w:r>
+              <w:t xml:space="preserve">(-0.03, 0.26)</w:t>
+            </w:r>
+          </w:p>
+        </w:tc>
+      </w:tr>
+      <w:tr>
+        <w:tc>
+          <w:tcPr/>
+          <w:p>
+            <w:pPr>
+              <w:pStyle w:val="Compact"/>
+              <w:jc w:val="left"/>
+            </w:pPr>
+            <w:r>
+              <w:t xml:space="preserve">GR</w:t>
+            </w:r>
+          </w:p>
+        </w:tc>
+        <w:tc>
+          <w:tcPr/>
+          <w:p>
+            <w:pPr>
+              <w:pStyle w:val="Compact"/>
+              <w:jc w:val="left"/>
+            </w:pPr>
+            <w:r>
+              <w:t xml:space="preserve">density_std</w:t>
+            </w:r>
+          </w:p>
+        </w:tc>
+        <w:tc>
+          <w:tcPr/>
+          <w:p>
+            <w:pPr>
+              <w:pStyle w:val="Compact"/>
+              <w:jc w:val="right"/>
+            </w:pPr>
+            <w:r>
+              <w:t xml:space="preserve">-0.05</w:t>
+            </w:r>
+          </w:p>
+        </w:tc>
+        <w:tc>
+          <w:tcPr/>
+          <w:p>
+            <w:pPr>
+              <w:pStyle w:val="Compact"/>
+              <w:jc w:val="left"/>
+            </w:pPr>
+            <w:r>
+              <w:t xml:space="preserve">(-0.15, 0.05)</w:t>
+            </w:r>
+          </w:p>
+        </w:tc>
+      </w:tr>
+      <w:tr>
+        <w:tc>
+          <w:tcPr/>
+          <w:p>
+            <w:pPr>
+              <w:pStyle w:val="Compact"/>
+              <w:jc w:val="left"/>
+            </w:pPr>
+            <w:r>
+              <w:t xml:space="preserve">GR</w:t>
+            </w:r>
+          </w:p>
+        </w:tc>
+        <w:tc>
+          <w:tcPr/>
+          <w:p>
+            <w:pPr>
+              <w:pStyle w:val="Compact"/>
+              <w:jc w:val="left"/>
+            </w:pPr>
+            <w:r>
+              <w:t xml:space="preserve">cones_std</w:t>
+            </w:r>
+          </w:p>
+        </w:tc>
+        <w:tc>
+          <w:tcPr/>
+          <w:p>
+            <w:pPr>
+              <w:pStyle w:val="Compact"/>
+              <w:jc w:val="right"/>
+            </w:pPr>
+            <w:r>
+              <w:t xml:space="preserve">0.03</w:t>
+            </w:r>
+          </w:p>
+        </w:tc>
+        <w:tc>
+          <w:tcPr/>
+          <w:p>
+            <w:pPr>
+              <w:pStyle w:val="Compact"/>
+              <w:jc w:val="left"/>
+            </w:pPr>
+            <w:r>
+              <w:t xml:space="preserve">(-0.04, 0.1)</w:t>
+            </w:r>
+          </w:p>
+        </w:tc>
+      </w:tr>
+      <w:tr>
+        <w:tc>
+          <w:tcPr/>
+          <w:p>
+            <w:pPr>
+              <w:pStyle w:val="Compact"/>
+              <w:jc w:val="left"/>
+            </w:pPr>
+            <w:r>
+              <w:t xml:space="preserve">GR</w:t>
+            </w:r>
+          </w:p>
+        </w:tc>
+        <w:tc>
+          <w:tcPr/>
+          <w:p>
+            <w:pPr>
+              <w:pStyle w:val="Compact"/>
+              <w:jc w:val="left"/>
+            </w:pPr>
+            <w:r>
+              <w:t xml:space="preserve">mother_age_std</w:t>
+            </w:r>
+          </w:p>
+        </w:tc>
+        <w:tc>
+          <w:tcPr/>
+          <w:p>
+            <w:pPr>
+              <w:pStyle w:val="Compact"/>
+              <w:jc w:val="right"/>
+            </w:pPr>
+            <w:r>
+              <w:t xml:space="preserve">-0.02</w:t>
+            </w:r>
+          </w:p>
+        </w:tc>
+        <w:tc>
+          <w:tcPr/>
+          <w:p>
+            <w:pPr>
+              <w:pStyle w:val="Compact"/>
+              <w:jc w:val="left"/>
+            </w:pPr>
+            <w:r>
+              <w:t xml:space="preserve">(-0.08, 0.04)</w:t>
+            </w:r>
+          </w:p>
+        </w:tc>
+      </w:tr>
+      <w:tr>
+        <w:tc>
+          <w:tcPr/>
+          <w:p>
+            <w:pPr>
+              <w:pStyle w:val="Compact"/>
+              <w:jc w:val="left"/>
+            </w:pPr>
+            <w:r>
+              <w:t xml:space="preserve">GR</w:t>
+            </w:r>
+          </w:p>
+        </w:tc>
+        <w:tc>
+          <w:tcPr/>
+          <w:p>
+            <w:pPr>
+              <w:pStyle w:val="Compact"/>
+              <w:jc w:val="left"/>
+            </w:pPr>
+            <w:r>
+              <w:t xml:space="preserve">bjulian_std</w:t>
+            </w:r>
+          </w:p>
+        </w:tc>
+        <w:tc>
+          <w:tcPr/>
+          <w:p>
+            <w:pPr>
+              <w:pStyle w:val="Compact"/>
+              <w:jc w:val="right"/>
+            </w:pPr>
+            <w:r>
+              <w:t xml:space="preserve">-0.17</w:t>
+            </w:r>
+          </w:p>
+        </w:tc>
+        <w:tc>
+          <w:tcPr/>
+          <w:p>
+            <w:pPr>
+              <w:pStyle w:val="Compact"/>
+              <w:jc w:val="left"/>
+            </w:pPr>
+            <w:r>
+              <w:t xml:space="preserve">(-0.23, -0.11)</w:t>
+            </w:r>
+          </w:p>
+        </w:tc>
+      </w:tr>
+      <w:tr>
+        <w:tc>
+          <w:tcPr/>
+          <w:p>
+            <w:pPr>
+              <w:pStyle w:val="Compact"/>
+              <w:jc w:val="left"/>
+            </w:pPr>
+            <w:r>
+              <w:t xml:space="preserve">GR</w:t>
+            </w:r>
+          </w:p>
+        </w:tc>
+        <w:tc>
+          <w:tcPr/>
+          <w:p>
+            <w:pPr>
+              <w:pStyle w:val="Compact"/>
+              <w:jc w:val="left"/>
+            </w:pPr>
+            <w:r>
+              <w:t xml:space="preserve">mastyes</w:t>
+            </w:r>
+          </w:p>
+        </w:tc>
+        <w:tc>
+          <w:tcPr/>
+          <w:p>
+            <w:pPr>
+              <w:pStyle w:val="Compact"/>
+              <w:jc w:val="right"/>
+            </w:pPr>
+            <w:r>
+              <w:t xml:space="preserve">0.01</w:t>
+            </w:r>
+          </w:p>
+        </w:tc>
+        <w:tc>
+          <w:tcPr/>
+          <w:p>
+            <w:pPr>
+              <w:pStyle w:val="Compact"/>
+              <w:jc w:val="left"/>
+            </w:pPr>
+            <w:r>
+              <w:t xml:space="preserve">(-0.15, 0.17)</w:t>
+            </w:r>
+          </w:p>
+        </w:tc>
+      </w:tr>
+      <w:tr>
+        <w:tc>
+          <w:tcPr/>
+          <w:p>
+            <w:pPr>
+              <w:pStyle w:val="Compact"/>
+              <w:jc w:val="left"/>
+            </w:pPr>
+            <w:r>
+              <w:t xml:space="preserve">GR</w:t>
+            </w:r>
+          </w:p>
+        </w:tc>
+        <w:tc>
+          <w:tcPr/>
+          <w:p>
+            <w:pPr>
+              <w:pStyle w:val="Compact"/>
+              <w:jc w:val="left"/>
+            </w:pPr>
+            <w:r>
+              <w:t xml:space="preserve">sexratio</w:t>
+            </w:r>
+          </w:p>
+        </w:tc>
+        <w:tc>
+          <w:tcPr/>
+          <w:p>
+            <w:pPr>
+              <w:pStyle w:val="Compact"/>
+              <w:jc w:val="right"/>
+            </w:pPr>
+            <w:r>
+              <w:t xml:space="preserve">-0.19</w:t>
+            </w:r>
+          </w:p>
+        </w:tc>
+        <w:tc>
+          <w:tcPr/>
+          <w:p>
+            <w:pPr>
+              <w:pStyle w:val="Compact"/>
+              <w:jc w:val="left"/>
+            </w:pPr>
+            <w:r>
+              <w:t xml:space="preserve">(-0.39, -0.01)</w:t>
+            </w:r>
+          </w:p>
+        </w:tc>
+      </w:tr>
+      <w:tr>
+        <w:tc>
+          <w:tcPr/>
+          <w:p>
+            <w:pPr>
+              <w:pStyle w:val="Compact"/>
+              <w:jc w:val="left"/>
+            </w:pPr>
+            <w:r>
+              <w:t xml:space="preserve">GR</w:t>
+            </w:r>
+          </w:p>
+        </w:tc>
+        <w:tc>
+          <w:tcPr/>
+          <w:p>
+            <w:pPr>
+              <w:pStyle w:val="Compact"/>
+              <w:jc w:val="left"/>
+            </w:pPr>
+            <w:r>
+              <w:t xml:space="preserve">treatment_indNoBucket:density_std</w:t>
+            </w:r>
+          </w:p>
+        </w:tc>
+        <w:tc>
+          <w:tcPr/>
+          <w:p>
+            <w:pPr>
+              <w:pStyle w:val="Compact"/>
+              <w:jc w:val="right"/>
+            </w:pPr>
+            <w:r>
+              <w:t xml:space="preserve">0.12</w:t>
+            </w:r>
+          </w:p>
+        </w:tc>
+        <w:tc>
+          <w:tcPr/>
+          <w:p>
+            <w:pPr>
+              <w:pStyle w:val="Compact"/>
+              <w:jc w:val="left"/>
+            </w:pPr>
+            <w:r>
+              <w:t xml:space="preserve">(-0.03, 0.27)</w:t>
+            </w:r>
+          </w:p>
+        </w:tc>
+      </w:tr>
+      <w:tr>
+        <w:tc>
+          <w:tcPr/>
+          <w:p>
+            <w:pPr>
+              <w:pStyle w:val="Compact"/>
+              <w:jc w:val="left"/>
+            </w:pPr>
+            <w:r>
+              <w:t xml:space="preserve">GR</w:t>
+            </w:r>
+          </w:p>
+        </w:tc>
+        <w:tc>
+          <w:tcPr/>
+          <w:p>
+            <w:pPr>
+              <w:pStyle w:val="Compact"/>
+              <w:jc w:val="left"/>
+            </w:pPr>
+            <w:r>
+              <w:t xml:space="preserve">treatment_indBucket:density_std</w:t>
+            </w:r>
+          </w:p>
+        </w:tc>
+        <w:tc>
+          <w:tcPr/>
+          <w:p>
+            <w:pPr>
+              <w:pStyle w:val="Compact"/>
+              <w:jc w:val="right"/>
+            </w:pPr>
+            <w:r>
+              <w:t xml:space="preserve">0.02</w:t>
+            </w:r>
+          </w:p>
+        </w:tc>
+        <w:tc>
+          <w:tcPr/>
+          <w:p>
+            <w:pPr>
+              <w:pStyle w:val="Compact"/>
+              <w:jc w:val="left"/>
+            </w:pPr>
+            <w:r>
+              <w:t xml:space="preserve">(-0.13, 0.16)</w:t>
+            </w:r>
+          </w:p>
+        </w:tc>
+      </w:tr>
+      <w:tr>
+        <w:tc>
+          <w:tcPr/>
+          <w:p>
+            <w:pPr>
+              <w:pStyle w:val="Compact"/>
+              <w:jc w:val="left"/>
+            </w:pPr>
+            <w:r>
+              <w:t xml:space="preserve">LS</w:t>
+            </w:r>
+          </w:p>
+        </w:tc>
+        <w:tc>
+          <w:tcPr/>
+          <w:p>
+            <w:pPr>
+              <w:pStyle w:val="Compact"/>
+              <w:jc w:val="left"/>
+            </w:pPr>
+            <w:r>
+              <w:t xml:space="preserve">Intercept</w:t>
+            </w:r>
+          </w:p>
+        </w:tc>
+        <w:tc>
+          <w:tcPr/>
+          <w:p>
+            <w:pPr>
+              <w:pStyle w:val="Compact"/>
+              <w:jc w:val="right"/>
+            </w:pPr>
+            <w:r>
+              <w:t xml:space="preserve">-0.08</w:t>
+            </w:r>
+          </w:p>
+        </w:tc>
+        <w:tc>
+          <w:tcPr/>
+          <w:p>
+            <w:pPr>
+              <w:pStyle w:val="Compact"/>
+              <w:jc w:val="left"/>
+            </w:pPr>
+            <w:r>
+              <w:t xml:space="preserve">(-0.23, 0.06)</w:t>
+            </w:r>
+          </w:p>
+        </w:tc>
+      </w:tr>
+      <w:tr>
+        <w:tc>
+          <w:tcPr/>
+          <w:p>
+            <w:pPr>
+              <w:pStyle w:val="Compact"/>
+              <w:jc w:val="left"/>
+            </w:pPr>
+            <w:r>
+              <w:t xml:space="preserve">LS</w:t>
+            </w:r>
+          </w:p>
+        </w:tc>
+        <w:tc>
+          <w:tcPr/>
+          <w:p>
+            <w:pPr>
+              <w:pStyle w:val="Compact"/>
+              <w:jc w:val="left"/>
+            </w:pPr>
+            <w:r>
+              <w:t xml:space="preserve">treatment_indNoBucket</w:t>
+            </w:r>
+          </w:p>
+        </w:tc>
+        <w:tc>
+          <w:tcPr/>
+          <w:p>
+            <w:pPr>
+              <w:pStyle w:val="Compact"/>
+              <w:jc w:val="right"/>
+            </w:pPr>
+            <w:r>
+              <w:t xml:space="preserve">0.06</w:t>
+            </w:r>
+          </w:p>
+        </w:tc>
+        <w:tc>
+          <w:tcPr/>
+          <w:p>
+            <w:pPr>
+              <w:pStyle w:val="Compact"/>
+              <w:jc w:val="left"/>
+            </w:pPr>
+            <w:r>
+              <w:t xml:space="preserve">(-0.11, 0.24)</w:t>
+            </w:r>
+          </w:p>
+        </w:tc>
+      </w:tr>
+      <w:tr>
+        <w:tc>
+          <w:tcPr/>
+          <w:p>
+            <w:pPr>
+              <w:pStyle w:val="Compact"/>
+              <w:jc w:val="left"/>
+            </w:pPr>
+            <w:r>
+              <w:t xml:space="preserve">LS</w:t>
+            </w:r>
+          </w:p>
+        </w:tc>
+        <w:tc>
+          <w:tcPr/>
+          <w:p>
+            <w:pPr>
+              <w:pStyle w:val="Compact"/>
+              <w:jc w:val="left"/>
+            </w:pPr>
+            <w:r>
+              <w:t xml:space="preserve">treatment_indBucket</w:t>
+            </w:r>
+          </w:p>
+        </w:tc>
+        <w:tc>
+          <w:tcPr/>
+          <w:p>
+            <w:pPr>
+              <w:pStyle w:val="Compact"/>
+              <w:jc w:val="right"/>
+            </w:pPr>
+            <w:r>
+              <w:t xml:space="preserve">0.05</w:t>
+            </w:r>
+          </w:p>
+        </w:tc>
+        <w:tc>
+          <w:tcPr/>
+          <w:p>
+            <w:pPr>
+              <w:pStyle w:val="Compact"/>
+              <w:jc w:val="left"/>
+            </w:pPr>
+            <w:r>
+              <w:t xml:space="preserve">(-0.09, 0.19)</w:t>
+            </w:r>
+          </w:p>
+        </w:tc>
+      </w:tr>
+      <w:tr>
+        <w:tc>
+          <w:tcPr/>
+          <w:p>
+            <w:pPr>
+              <w:pStyle w:val="Compact"/>
+              <w:jc w:val="left"/>
+            </w:pPr>
+            <w:r>
+              <w:t xml:space="preserve">LS</w:t>
+            </w:r>
+          </w:p>
+        </w:tc>
+        <w:tc>
+          <w:tcPr/>
+          <w:p>
+            <w:pPr>
+              <w:pStyle w:val="Compact"/>
+              <w:jc w:val="left"/>
+            </w:pPr>
+            <w:r>
+              <w:t xml:space="preserve">density_std</w:t>
+            </w:r>
+          </w:p>
+        </w:tc>
+        <w:tc>
+          <w:tcPr/>
+          <w:p>
+            <w:pPr>
+              <w:pStyle w:val="Compact"/>
+              <w:jc w:val="right"/>
+            </w:pPr>
+            <w:r>
+              <w:t xml:space="preserve">-0.05</w:t>
+            </w:r>
+          </w:p>
+        </w:tc>
+        <w:tc>
+          <w:tcPr/>
+          <w:p>
+            <w:pPr>
+              <w:pStyle w:val="Compact"/>
+              <w:jc w:val="left"/>
+            </w:pPr>
+            <w:r>
+              <w:t xml:space="preserve">(-0.15, 0.05)</w:t>
+            </w:r>
+          </w:p>
+        </w:tc>
+      </w:tr>
+      <w:tr>
+        <w:tc>
+          <w:tcPr/>
+          <w:p>
+            <w:pPr>
+              <w:pStyle w:val="Compact"/>
+              <w:jc w:val="left"/>
+            </w:pPr>
+            <w:r>
+              <w:t xml:space="preserve">LS</w:t>
+            </w:r>
+          </w:p>
+        </w:tc>
+        <w:tc>
+          <w:tcPr/>
+          <w:p>
+            <w:pPr>
+              <w:pStyle w:val="Compact"/>
+              <w:jc w:val="left"/>
+            </w:pPr>
+            <w:r>
+              <w:t xml:space="preserve">cones_std</w:t>
+            </w:r>
+          </w:p>
+        </w:tc>
+        <w:tc>
+          <w:tcPr/>
+          <w:p>
+            <w:pPr>
+              <w:pStyle w:val="Compact"/>
+              <w:jc w:val="right"/>
+            </w:pPr>
+            <w:r>
+              <w:t xml:space="preserve">0.03</w:t>
+            </w:r>
+          </w:p>
+        </w:tc>
+        <w:tc>
+          <w:tcPr/>
+          <w:p>
+            <w:pPr>
+              <w:pStyle w:val="Compact"/>
+              <w:jc w:val="left"/>
+            </w:pPr>
+            <w:r>
+              <w:t xml:space="preserve">(-0.04, 0.1)</w:t>
+            </w:r>
+          </w:p>
+        </w:tc>
+      </w:tr>
+      <w:tr>
+        <w:tc>
+          <w:tcPr/>
+          <w:p>
+            <w:pPr>
+              <w:pStyle w:val="Compact"/>
+              <w:jc w:val="left"/>
+            </w:pPr>
+            <w:r>
+              <w:t xml:space="preserve">LS</w:t>
+            </w:r>
+          </w:p>
+        </w:tc>
+        <w:tc>
+          <w:tcPr/>
+          <w:p>
+            <w:pPr>
+              <w:pStyle w:val="Compact"/>
+              <w:jc w:val="left"/>
+            </w:pPr>
+            <w:r>
+              <w:t xml:space="preserve">mother_age_std</w:t>
+            </w:r>
+          </w:p>
+        </w:tc>
+        <w:tc>
+          <w:tcPr/>
+          <w:p>
+            <w:pPr>
+              <w:pStyle w:val="Compact"/>
+              <w:jc w:val="right"/>
+            </w:pPr>
+            <w:r>
+              <w:t xml:space="preserve">0.07</w:t>
+            </w:r>
+          </w:p>
+        </w:tc>
+        <w:tc>
+          <w:tcPr/>
+          <w:p>
+            <w:pPr>
+              <w:pStyle w:val="Compact"/>
+              <w:jc w:val="left"/>
+            </w:pPr>
+            <w:r>
+              <w:t xml:space="preserve">(0.01, 0.13)</w:t>
+            </w:r>
+          </w:p>
+        </w:tc>
+      </w:tr>
+      <w:tr>
+        <w:tc>
+          <w:tcPr/>
+          <w:p>
+            <w:pPr>
+              <w:pStyle w:val="Compact"/>
+              <w:jc w:val="left"/>
+            </w:pPr>
+            <w:r>
+              <w:t xml:space="preserve">LS</w:t>
+            </w:r>
+          </w:p>
+        </w:tc>
+        <w:tc>
+          <w:tcPr/>
+          <w:p>
+            <w:pPr>
+              <w:pStyle w:val="Compact"/>
+              <w:jc w:val="left"/>
+            </w:pPr>
+            <w:r>
+              <w:t xml:space="preserve">bjulian_std</w:t>
+            </w:r>
+          </w:p>
+        </w:tc>
+        <w:tc>
+          <w:tcPr/>
+          <w:p>
+            <w:pPr>
+              <w:pStyle w:val="Compact"/>
+              <w:jc w:val="right"/>
+            </w:pPr>
+            <w:r>
+              <w:t xml:space="preserve">-0.10</w:t>
+            </w:r>
+          </w:p>
+        </w:tc>
+        <w:tc>
+          <w:tcPr/>
+          <w:p>
+            <w:pPr>
+              <w:pStyle w:val="Compact"/>
+              <w:jc w:val="left"/>
+            </w:pPr>
+            <w:r>
+              <w:t xml:space="preserve">(-0.16, -0.04)</w:t>
+            </w:r>
+          </w:p>
+        </w:tc>
+      </w:tr>
+      <w:tr>
+        <w:tc>
+          <w:tcPr/>
+          <w:p>
+            <w:pPr>
+              <w:pStyle w:val="Compact"/>
+              <w:jc w:val="left"/>
+            </w:pPr>
+            <w:r>
+              <w:t xml:space="preserve">LS</w:t>
+            </w:r>
+          </w:p>
+        </w:tc>
+        <w:tc>
+          <w:tcPr/>
+          <w:p>
+            <w:pPr>
+              <w:pStyle w:val="Compact"/>
+              <w:jc w:val="left"/>
+            </w:pPr>
+            <w:r>
+              <w:t xml:space="preserve">mastyes</w:t>
+            </w:r>
+          </w:p>
+        </w:tc>
+        <w:tc>
+          <w:tcPr/>
+          <w:p>
+            <w:pPr>
+              <w:pStyle w:val="Compact"/>
+              <w:jc w:val="right"/>
+            </w:pPr>
+            <w:r>
+              <w:t xml:space="preserve">-0.03</w:t>
+            </w:r>
+          </w:p>
+        </w:tc>
+        <w:tc>
+          <w:tcPr/>
+          <w:p>
+            <w:pPr>
+              <w:pStyle w:val="Compact"/>
+              <w:jc w:val="left"/>
+            </w:pPr>
+            <w:r>
+              <w:t xml:space="preserve">(-0.19, 0.13)</w:t>
+            </w:r>
+          </w:p>
+        </w:tc>
+      </w:tr>
+      <w:tr>
+        <w:tc>
+          <w:tcPr/>
+          <w:p>
+            <w:pPr>
+              <w:pStyle w:val="Compact"/>
+              <w:jc w:val="left"/>
+            </w:pPr>
+            <w:r>
+              <w:t xml:space="preserve">LS</w:t>
+            </w:r>
+          </w:p>
+        </w:tc>
+        <w:tc>
+          <w:tcPr/>
+          <w:p>
+            <w:pPr>
+              <w:pStyle w:val="Compact"/>
+              <w:jc w:val="left"/>
+            </w:pPr>
+            <w:r>
+              <w:t xml:space="preserve">sexratio</w:t>
+            </w:r>
+          </w:p>
+        </w:tc>
+        <w:tc>
+          <w:tcPr/>
+          <w:p>
+            <w:pPr>
+              <w:pStyle w:val="Compact"/>
+              <w:jc w:val="right"/>
+            </w:pPr>
+            <w:r>
+              <w:t xml:space="preserve">0.16</w:t>
+            </w:r>
+          </w:p>
+        </w:tc>
+        <w:tc>
+          <w:tcPr/>
+          <w:p>
+            <w:pPr>
+              <w:pStyle w:val="Compact"/>
+              <w:jc w:val="left"/>
+            </w:pPr>
+            <w:r>
+              <w:t xml:space="preserve">(-0.03, 0.35)</w:t>
+            </w:r>
+          </w:p>
+        </w:tc>
+      </w:tr>
+      <w:tr>
+        <w:tc>
+          <w:tcPr/>
+          <w:p>
+            <w:pPr>
+              <w:pStyle w:val="Compact"/>
+              <w:jc w:val="left"/>
+            </w:pPr>
+            <w:r>
+              <w:t xml:space="preserve">LS</w:t>
+            </w:r>
+          </w:p>
+        </w:tc>
+        <w:tc>
+          <w:tcPr/>
+          <w:p>
+            <w:pPr>
+              <w:pStyle w:val="Compact"/>
+              <w:jc w:val="left"/>
+            </w:pPr>
+            <w:r>
+              <w:t xml:space="preserve">treatment_indNoBucket:density_std</w:t>
+            </w:r>
+          </w:p>
+        </w:tc>
+        <w:tc>
+          <w:tcPr/>
+          <w:p>
+            <w:pPr>
+              <w:pStyle w:val="Compact"/>
+              <w:jc w:val="right"/>
+            </w:pPr>
+            <w:r>
+              <w:t xml:space="preserve">-0.06</w:t>
+            </w:r>
+          </w:p>
+        </w:tc>
+        <w:tc>
+          <w:tcPr/>
+          <w:p>
+            <w:pPr>
+              <w:pStyle w:val="Compact"/>
+              <w:jc w:val="left"/>
+            </w:pPr>
+            <w:r>
+              <w:t xml:space="preserve">(-0.22, 0.09)</w:t>
+            </w:r>
+          </w:p>
+        </w:tc>
+      </w:tr>
+      <w:tr>
+        <w:tc>
+          <w:tcPr/>
+          <w:p>
+            <w:pPr>
+              <w:pStyle w:val="Compact"/>
+              <w:jc w:val="left"/>
+            </w:pPr>
+            <w:r>
+              <w:t xml:space="preserve">LS</w:t>
+            </w:r>
+          </w:p>
+        </w:tc>
+        <w:tc>
+          <w:tcPr/>
+          <w:p>
+            <w:pPr>
+              <w:pStyle w:val="Compact"/>
+              <w:jc w:val="left"/>
+            </w:pPr>
+            <w:r>
+              <w:t xml:space="preserve">treatment_indBucket:density_std</w:t>
+            </w:r>
+          </w:p>
+        </w:tc>
+        <w:tc>
+          <w:tcPr/>
+          <w:p>
+            <w:pPr>
+              <w:pStyle w:val="Compact"/>
+              <w:jc w:val="right"/>
+            </w:pPr>
+            <w:r>
+              <w:t xml:space="preserve">-0.08</w:t>
+            </w:r>
+          </w:p>
+        </w:tc>
+        <w:tc>
+          <w:tcPr/>
+          <w:p>
+            <w:pPr>
+              <w:pStyle w:val="Compact"/>
+              <w:jc w:val="left"/>
+            </w:pPr>
+            <w:r>
+              <w:t xml:space="preserve">(-0.23, 0.06)</w:t>
+            </w:r>
+          </w:p>
+        </w:tc>
+      </w:tr>
+      <w:tr>
+        <w:tc>
+          <w:tcPr/>
+          <w:p>
+            <w:pPr>
+              <w:pStyle w:val="Compact"/>
+              <w:jc w:val="left"/>
+            </w:pPr>
+            <w:r>
+              <w:t xml:space="preserve">rescor</w:t>
+            </w:r>
+          </w:p>
+        </w:tc>
+        <w:tc>
+          <w:tcPr/>
+          <w:p>
+            <w:pPr>
+              <w:pStyle w:val="Compact"/>
+              <w:jc w:val="left"/>
+            </w:pPr>
+            <w:r>
+              <w:t xml:space="preserve">NA</w:t>
+            </w:r>
+          </w:p>
+        </w:tc>
+        <w:tc>
+          <w:tcPr/>
+          <w:p>
+            <w:pPr>
+              <w:pStyle w:val="Compact"/>
+              <w:jc w:val="right"/>
+            </w:pPr>
+            <w:r>
+              <w:t xml:space="preserve">-0.30</w:t>
+            </w:r>
+          </w:p>
+        </w:tc>
+        <w:tc>
+          <w:tcPr/>
+          <w:p>
+            <w:pPr>
+              <w:pStyle w:val="Compact"/>
+              <w:jc w:val="left"/>
+            </w:pPr>
+            <w:r>
+              <w:t xml:space="preserve">(-0.36, -0.25)</w:t>
+            </w:r>
+          </w:p>
+        </w:tc>
+      </w:tr>
+      <w:tr>
+        <w:tc>
+          <w:tcPr/>
+          <w:p>
+            <w:pPr>
+              <w:pStyle w:val="Compact"/>
+              <w:jc w:val="left"/>
+            </w:pPr>
+            <w:r>
+              <w:t xml:space="preserve">sd(GR)</w:t>
+            </w:r>
+          </w:p>
+        </w:tc>
+        <w:tc>
+          <w:tcPr/>
+          <w:p>
+            <w:pPr>
+              <w:pStyle w:val="Compact"/>
+              <w:jc w:val="left"/>
+            </w:pPr>
+            <w:r>
+              <w:t xml:space="preserve">gridyear</w:t>
+            </w:r>
+          </w:p>
+        </w:tc>
+        <w:tc>
+          <w:tcPr/>
+          <w:p>
+            <w:pPr>
+              <w:pStyle w:val="Compact"/>
+              <w:jc w:val="right"/>
+            </w:pPr>
+            <w:r>
+              <w:t xml:space="preserve">0.03</w:t>
+            </w:r>
+          </w:p>
+        </w:tc>
+        <w:tc>
+          <w:tcPr/>
+          <w:p>
+            <w:pPr>
+              <w:pStyle w:val="Compact"/>
+              <w:jc w:val="left"/>
+            </w:pPr>
+            <w:r>
+              <w:t xml:space="preserve">(0, 0.07)</w:t>
+            </w:r>
+          </w:p>
+        </w:tc>
+      </w:tr>
+      <w:tr>
+        <w:tc>
+          <w:tcPr/>
+          <w:p>
+            <w:pPr>
+              <w:pStyle w:val="Compact"/>
+              <w:jc w:val="left"/>
+            </w:pPr>
+            <w:r>
+              <w:t xml:space="preserve">sd(GR)</w:t>
+            </w:r>
+          </w:p>
+        </w:tc>
+        <w:tc>
+          <w:tcPr/>
+          <w:p>
+            <w:pPr>
+              <w:pStyle w:val="Compact"/>
+              <w:jc w:val="left"/>
+            </w:pPr>
+            <w:r>
+              <w:t xml:space="preserve">mother_byear</w:t>
+            </w:r>
+          </w:p>
+        </w:tc>
+        <w:tc>
+          <w:tcPr/>
+          <w:p>
+            <w:pPr>
+              <w:pStyle w:val="Compact"/>
+              <w:jc w:val="right"/>
+            </w:pPr>
+            <w:r>
+              <w:t xml:space="preserve">0.10</w:t>
+            </w:r>
+          </w:p>
+        </w:tc>
+        <w:tc>
+          <w:tcPr/>
+          <w:p>
+            <w:pPr>
+              <w:pStyle w:val="Compact"/>
+              <w:jc w:val="left"/>
+            </w:pPr>
+            <w:r>
+              <w:t xml:space="preserve">(0.01, 0.22)</w:t>
+            </w:r>
+          </w:p>
+        </w:tc>
+      </w:tr>
+      <w:tr>
+        <w:tc>
+          <w:tcPr/>
+          <w:p>
+            <w:pPr>
+              <w:pStyle w:val="Compact"/>
+              <w:jc w:val="left"/>
+            </w:pPr>
+            <w:r>
+              <w:t xml:space="preserve">sd(LS)</w:t>
+            </w:r>
+          </w:p>
+        </w:tc>
+        <w:tc>
+          <w:tcPr/>
+          <w:p>
+            <w:pPr>
+              <w:pStyle w:val="Compact"/>
+              <w:jc w:val="left"/>
+            </w:pPr>
+            <w:r>
+              <w:t xml:space="preserve">gridyear</w:t>
+            </w:r>
+          </w:p>
+        </w:tc>
+        <w:tc>
+          <w:tcPr/>
+          <w:p>
+            <w:pPr>
+              <w:pStyle w:val="Compact"/>
+              <w:jc w:val="right"/>
+            </w:pPr>
+            <w:r>
+              <w:t xml:space="preserve">0.03</w:t>
+            </w:r>
+          </w:p>
+        </w:tc>
+        <w:tc>
+          <w:tcPr/>
+          <w:p>
+            <w:pPr>
+              <w:pStyle w:val="Compact"/>
+              <w:jc w:val="left"/>
+            </w:pPr>
+            <w:r>
+              <w:t xml:space="preserve">(0, 0.08)</w:t>
+            </w:r>
+          </w:p>
+        </w:tc>
+      </w:tr>
+      <w:tr>
+        <w:tc>
+          <w:tcPr/>
+          <w:p>
+            <w:pPr>
+              <w:pStyle w:val="Compact"/>
+              <w:jc w:val="left"/>
+            </w:pPr>
+            <w:r>
+              <w:t xml:space="preserve">sd(LS)</w:t>
+            </w:r>
+          </w:p>
+        </w:tc>
+        <w:tc>
+          <w:tcPr/>
+          <w:p>
+            <w:pPr>
+              <w:pStyle w:val="Compact"/>
+              <w:jc w:val="left"/>
+            </w:pPr>
+            <w:r>
+              <w:t xml:space="preserve">mother_byear</w:t>
+            </w:r>
+          </w:p>
+        </w:tc>
+        <w:tc>
+          <w:tcPr/>
+          <w:p>
+            <w:pPr>
+              <w:pStyle w:val="Compact"/>
+              <w:jc w:val="right"/>
+            </w:pPr>
+            <w:r>
+              <w:t xml:space="preserve">0.07</w:t>
+            </w:r>
+          </w:p>
+        </w:tc>
+        <w:tc>
+          <w:tcPr/>
+          <w:p>
+            <w:pPr>
+              <w:pStyle w:val="Compact"/>
+              <w:jc w:val="left"/>
+            </w:pPr>
+            <w:r>
+              <w:t xml:space="preserve">(0, 0.18)</w:t>
+            </w:r>
+          </w:p>
+        </w:tc>
+      </w:tr>
+    </w:tbl>
+    <w:p/>
     <w:p>
       <w:pPr>
-        <w:pStyle w:val="BodyText"/>
+        <w:pStyle w:val="TableCaption"/>
       </w:pPr>
       <w:r>
-        <w:t xml:space="preserve">growthrate_std</w:t>
+        <w:t xml:space="preserve">Table 3. Cache Model Results</w:t>
       </w:r>
     </w:p>
+    <w:tbl>
+      <w:tblPr>
+        <w:tblStyle w:val="Table"/>
+        <w:tblW w:type="auto" w:w="0"/>
+        <w:tblLook w:firstRow="1" w:lastRow="0" w:firstColumn="0" w:lastColumn="0" w:noHBand="0" w:noVBand="0" w:val="0020"/>
+        <w:tblCaption w:val="Table 3. Cache Model Results"/>
+      </w:tblPr>
+      <w:tblGrid>
+        <w:gridCol w:w="1980"/>
+        <w:gridCol w:w="1980"/>
+        <w:gridCol w:w="1980"/>
+        <w:gridCol w:w="1980"/>
+      </w:tblGrid>
+      <w:tr>
+        <w:trPr>
+          <w:tblHeader w:val="on"/>
+        </w:trPr>
+        <w:tc>
+          <w:tcPr/>
+          <w:p>
+            <w:pPr>
+              <w:pStyle w:val="Compact"/>
+              <w:jc w:val="left"/>
+            </w:pPr>
+            <w:r>
+              <w:t xml:space="preserve">Response</w:t>
+            </w:r>
+          </w:p>
+        </w:tc>
+        <w:tc>
+          <w:tcPr/>
+          <w:p>
+            <w:pPr>
+              <w:pStyle w:val="Compact"/>
+              <w:jc w:val="left"/>
+            </w:pPr>
+            <w:r>
+              <w:t xml:space="preserve">Effect</w:t>
+            </w:r>
+          </w:p>
+        </w:tc>
+        <w:tc>
+          <w:tcPr/>
+          <w:p>
+            <w:pPr>
+              <w:pStyle w:val="Compact"/>
+              <w:jc w:val="right"/>
+            </w:pPr>
+            <w:r>
+              <w:t xml:space="preserve">Estimate</w:t>
+            </w:r>
+          </w:p>
+        </w:tc>
+        <w:tc>
+          <w:tcPr/>
+          <w:p>
+            <w:pPr>
+              <w:pStyle w:val="Compact"/>
+              <w:jc w:val="left"/>
+            </w:pPr>
+            <w:r>
+              <w:t xml:space="preserve">CI</w:t>
+            </w:r>
+          </w:p>
+        </w:tc>
+      </w:tr>
+      <w:tr>
+        <w:tc>
+          <w:tcPr/>
+          <w:p>
+            <w:pPr>
+              <w:pStyle w:val="Compact"/>
+              <w:jc w:val="left"/>
+            </w:pPr>
+            <w:r>
+              <w:t xml:space="preserve">GR</w:t>
+            </w:r>
+          </w:p>
+        </w:tc>
+        <w:tc>
+          <w:tcPr/>
+          <w:p>
+            <w:pPr>
+              <w:pStyle w:val="Compact"/>
+              <w:jc w:val="left"/>
+            </w:pPr>
+            <w:r>
+              <w:t xml:space="preserve">Intercept</w:t>
+            </w:r>
+          </w:p>
+        </w:tc>
+        <w:tc>
+          <w:tcPr/>
+          <w:p>
+            <w:pPr>
+              <w:pStyle w:val="Compact"/>
+              <w:jc w:val="right"/>
+            </w:pPr>
+            <w:r>
+              <w:t xml:space="preserve">0.14</w:t>
+            </w:r>
+          </w:p>
+        </w:tc>
+        <w:tc>
+          <w:tcPr/>
+          <w:p>
+            <w:pPr>
+              <w:pStyle w:val="Compact"/>
+              <w:jc w:val="left"/>
+            </w:pPr>
+            <w:r>
+              <w:t xml:space="preserve">(-0.11, 0.39)</w:t>
+            </w:r>
+          </w:p>
+        </w:tc>
+      </w:tr>
+      <w:tr>
+        <w:tc>
+          <w:tcPr/>
+          <w:p>
+            <w:pPr>
+              <w:pStyle w:val="Compact"/>
+              <w:jc w:val="left"/>
+            </w:pPr>
+            <w:r>
+              <w:t xml:space="preserve">GR</w:t>
+            </w:r>
+          </w:p>
+        </w:tc>
+        <w:tc>
+          <w:tcPr/>
+          <w:p>
+            <w:pPr>
+              <w:pStyle w:val="Compact"/>
+              <w:jc w:val="left"/>
+            </w:pPr>
+            <w:r>
+              <w:t xml:space="preserve">cache_catmedium</w:t>
+            </w:r>
+          </w:p>
+        </w:tc>
+        <w:tc>
+          <w:tcPr/>
+          <w:p>
+            <w:pPr>
+              <w:pStyle w:val="Compact"/>
+              <w:jc w:val="right"/>
+            </w:pPr>
+            <w:r>
+              <w:t xml:space="preserve">0.02</w:t>
+            </w:r>
+          </w:p>
+        </w:tc>
+        <w:tc>
+          <w:tcPr/>
+          <w:p>
+            <w:pPr>
+              <w:pStyle w:val="Compact"/>
+              <w:jc w:val="left"/>
+            </w:pPr>
+            <w:r>
+              <w:t xml:space="preserve">(-0.2, 0.25)</w:t>
+            </w:r>
+          </w:p>
+        </w:tc>
+      </w:tr>
+      <w:tr>
+        <w:tc>
+          <w:tcPr/>
+          <w:p>
+            <w:pPr>
+              <w:pStyle w:val="Compact"/>
+              <w:jc w:val="left"/>
+            </w:pPr>
+            <w:r>
+              <w:t xml:space="preserve">GR</w:t>
+            </w:r>
+          </w:p>
+        </w:tc>
+        <w:tc>
+          <w:tcPr/>
+          <w:p>
+            <w:pPr>
+              <w:pStyle w:val="Compact"/>
+              <w:jc w:val="left"/>
+            </w:pPr>
+            <w:r>
+              <w:t xml:space="preserve">cache_catlarge</w:t>
+            </w:r>
+          </w:p>
+        </w:tc>
+        <w:tc>
+          <w:tcPr/>
+          <w:p>
+            <w:pPr>
+              <w:pStyle w:val="Compact"/>
+              <w:jc w:val="right"/>
+            </w:pPr>
+            <w:r>
+              <w:t xml:space="preserve">0.00</w:t>
+            </w:r>
+          </w:p>
+        </w:tc>
+        <w:tc>
+          <w:tcPr/>
+          <w:p>
+            <w:pPr>
+              <w:pStyle w:val="Compact"/>
+              <w:jc w:val="left"/>
+            </w:pPr>
+            <w:r>
+              <w:t xml:space="preserve">(-0.26, 0.27)</w:t>
+            </w:r>
+          </w:p>
+        </w:tc>
+      </w:tr>
+      <w:tr>
+        <w:tc>
+          <w:tcPr/>
+          <w:p>
+            <w:pPr>
+              <w:pStyle w:val="Compact"/>
+              <w:jc w:val="left"/>
+            </w:pPr>
+            <w:r>
+              <w:t xml:space="preserve">GR</w:t>
+            </w:r>
+          </w:p>
+        </w:tc>
+        <w:tc>
+          <w:tcPr/>
+          <w:p>
+            <w:pPr>
+              <w:pStyle w:val="Compact"/>
+              <w:jc w:val="left"/>
+            </w:pPr>
+            <w:r>
+              <w:t xml:space="preserve">density_std</w:t>
+            </w:r>
+          </w:p>
+        </w:tc>
+        <w:tc>
+          <w:tcPr/>
+          <w:p>
+            <w:pPr>
+              <w:pStyle w:val="Compact"/>
+              <w:jc w:val="right"/>
+            </w:pPr>
+            <w:r>
+              <w:t xml:space="preserve">-0.18</w:t>
+            </w:r>
+          </w:p>
+        </w:tc>
+        <w:tc>
+          <w:tcPr/>
+          <w:p>
+            <w:pPr>
+              <w:pStyle w:val="Compact"/>
+              <w:jc w:val="left"/>
+            </w:pPr>
+            <w:r>
+              <w:t xml:space="preserve">(-0.43, 0.07)</w:t>
+            </w:r>
+          </w:p>
+        </w:tc>
+      </w:tr>
+      <w:tr>
+        <w:tc>
+          <w:tcPr/>
+          <w:p>
+            <w:pPr>
+              <w:pStyle w:val="Compact"/>
+              <w:jc w:val="left"/>
+            </w:pPr>
+            <w:r>
+              <w:t xml:space="preserve">GR</w:t>
+            </w:r>
+          </w:p>
+        </w:tc>
+        <w:tc>
+          <w:tcPr/>
+          <w:p>
+            <w:pPr>
+              <w:pStyle w:val="Compact"/>
+              <w:jc w:val="left"/>
+            </w:pPr>
+            <w:r>
+              <w:t xml:space="preserve">cones_std</w:t>
+            </w:r>
+          </w:p>
+        </w:tc>
+        <w:tc>
+          <w:tcPr/>
+          <w:p>
+            <w:pPr>
+              <w:pStyle w:val="Compact"/>
+              <w:jc w:val="right"/>
+            </w:pPr>
+            <w:r>
+              <w:t xml:space="preserve">0.00</w:t>
+            </w:r>
+          </w:p>
+        </w:tc>
+        <w:tc>
+          <w:tcPr/>
+          <w:p>
+            <w:pPr>
+              <w:pStyle w:val="Compact"/>
+              <w:jc w:val="left"/>
+            </w:pPr>
+            <w:r>
+              <w:t xml:space="preserve">(-0.09, 0.09)</w:t>
+            </w:r>
+          </w:p>
+        </w:tc>
+      </w:tr>
+      <w:tr>
+        <w:tc>
+          <w:tcPr/>
+          <w:p>
+            <w:pPr>
+              <w:pStyle w:val="Compact"/>
+              <w:jc w:val="left"/>
+            </w:pPr>
+            <w:r>
+              <w:t xml:space="preserve">GR</w:t>
+            </w:r>
+          </w:p>
+        </w:tc>
+        <w:tc>
+          <w:tcPr/>
+          <w:p>
+            <w:pPr>
+              <w:pStyle w:val="Compact"/>
+              <w:jc w:val="left"/>
+            </w:pPr>
+            <w:r>
+              <w:t xml:space="preserve">mother_age_std</w:t>
+            </w:r>
+          </w:p>
+        </w:tc>
+        <w:tc>
+          <w:tcPr/>
+          <w:p>
+            <w:pPr>
+              <w:pStyle w:val="Compact"/>
+              <w:jc w:val="right"/>
+            </w:pPr>
+            <w:r>
+              <w:t xml:space="preserve">-0.05</w:t>
+            </w:r>
+          </w:p>
+        </w:tc>
+        <w:tc>
+          <w:tcPr/>
+          <w:p>
+            <w:pPr>
+              <w:pStyle w:val="Compact"/>
+              <w:jc w:val="left"/>
+            </w:pPr>
+            <w:r>
+              <w:t xml:space="preserve">(-0.16, 0.06)</w:t>
+            </w:r>
+          </w:p>
+        </w:tc>
+      </w:tr>
+      <w:tr>
+        <w:tc>
+          <w:tcPr/>
+          <w:p>
+            <w:pPr>
+              <w:pStyle w:val="Compact"/>
+              <w:jc w:val="left"/>
+            </w:pPr>
+            <w:r>
+              <w:t xml:space="preserve">GR</w:t>
+            </w:r>
+          </w:p>
+        </w:tc>
+        <w:tc>
+          <w:tcPr/>
+          <w:p>
+            <w:pPr>
+              <w:pStyle w:val="Compact"/>
+              <w:jc w:val="left"/>
+            </w:pPr>
+            <w:r>
+              <w:t xml:space="preserve">bjulian_std</w:t>
+            </w:r>
+          </w:p>
+        </w:tc>
+        <w:tc>
+          <w:tcPr/>
+          <w:p>
+            <w:pPr>
+              <w:pStyle w:val="Compact"/>
+              <w:jc w:val="right"/>
+            </w:pPr>
+            <w:r>
+              <w:t xml:space="preserve">-0.16</w:t>
+            </w:r>
+          </w:p>
+        </w:tc>
+        <w:tc>
+          <w:tcPr/>
+          <w:p>
+            <w:pPr>
+              <w:pStyle w:val="Compact"/>
+              <w:jc w:val="left"/>
+            </w:pPr>
+            <w:r>
+              <w:t xml:space="preserve">(-0.26, -0.06)</w:t>
+            </w:r>
+          </w:p>
+        </w:tc>
+      </w:tr>
+      <w:tr>
+        <w:tc>
+          <w:tcPr/>
+          <w:p>
+            <w:pPr>
+              <w:pStyle w:val="Compact"/>
+              <w:jc w:val="left"/>
+            </w:pPr>
+            <w:r>
+              <w:t xml:space="preserve">GR</w:t>
+            </w:r>
+          </w:p>
+        </w:tc>
+        <w:tc>
+          <w:tcPr/>
+          <w:p>
+            <w:pPr>
+              <w:pStyle w:val="Compact"/>
+              <w:jc w:val="left"/>
+            </w:pPr>
+            <w:r>
+              <w:t xml:space="preserve">mastyes</w:t>
+            </w:r>
+          </w:p>
+        </w:tc>
+        <w:tc>
+          <w:tcPr/>
+          <w:p>
+            <w:pPr>
+              <w:pStyle w:val="Compact"/>
+              <w:jc w:val="right"/>
+            </w:pPr>
+            <w:r>
+              <w:t xml:space="preserve">-0.03</w:t>
+            </w:r>
+          </w:p>
+        </w:tc>
+        <w:tc>
+          <w:tcPr/>
+          <w:p>
+            <w:pPr>
+              <w:pStyle w:val="Compact"/>
+              <w:jc w:val="left"/>
+            </w:pPr>
+            <w:r>
+              <w:t xml:space="preserve">(-0.36, 0.29)</w:t>
+            </w:r>
+          </w:p>
+        </w:tc>
+      </w:tr>
+      <w:tr>
+        <w:tc>
+          <w:tcPr/>
+          <w:p>
+            <w:pPr>
+              <w:pStyle w:val="Compact"/>
+              <w:jc w:val="left"/>
+            </w:pPr>
+            <w:r>
+              <w:t xml:space="preserve">GR</w:t>
+            </w:r>
+          </w:p>
+        </w:tc>
+        <w:tc>
+          <w:tcPr/>
+          <w:p>
+            <w:pPr>
+              <w:pStyle w:val="Compact"/>
+              <w:jc w:val="left"/>
+            </w:pPr>
+            <w:r>
+              <w:t xml:space="preserve">sexratio</w:t>
+            </w:r>
+          </w:p>
+        </w:tc>
+        <w:tc>
+          <w:tcPr/>
+          <w:p>
+            <w:pPr>
+              <w:pStyle w:val="Compact"/>
+              <w:jc w:val="right"/>
+            </w:pPr>
+            <w:r>
+              <w:t xml:space="preserve">-0.28</w:t>
+            </w:r>
+          </w:p>
+        </w:tc>
+        <w:tc>
+          <w:tcPr/>
+          <w:p>
+            <w:pPr>
+              <w:pStyle w:val="Compact"/>
+              <w:jc w:val="left"/>
+            </w:pPr>
+            <w:r>
+              <w:t xml:space="preserve">(-0.57, 0.01)</w:t>
+            </w:r>
+          </w:p>
+        </w:tc>
+      </w:tr>
+      <w:tr>
+        <w:tc>
+          <w:tcPr/>
+          <w:p>
+            <w:pPr>
+              <w:pStyle w:val="Compact"/>
+              <w:jc w:val="left"/>
+            </w:pPr>
+            <w:r>
+              <w:t xml:space="preserve">GR</w:t>
+            </w:r>
+          </w:p>
+        </w:tc>
+        <w:tc>
+          <w:tcPr/>
+          <w:p>
+            <w:pPr>
+              <w:pStyle w:val="Compact"/>
+              <w:jc w:val="left"/>
+            </w:pPr>
+            <w:r>
+              <w:t xml:space="preserve">cache_catmedium:density_std</w:t>
+            </w:r>
+          </w:p>
+        </w:tc>
+        <w:tc>
+          <w:tcPr/>
+          <w:p>
+            <w:pPr>
+              <w:pStyle w:val="Compact"/>
+              <w:jc w:val="right"/>
+            </w:pPr>
+            <w:r>
+              <w:t xml:space="preserve">0.16</w:t>
+            </w:r>
+          </w:p>
+        </w:tc>
+        <w:tc>
+          <w:tcPr/>
+          <w:p>
+            <w:pPr>
+              <w:pStyle w:val="Compact"/>
+              <w:jc w:val="left"/>
+            </w:pPr>
+            <w:r>
+              <w:t xml:space="preserve">(-0.12, 0.44)</w:t>
+            </w:r>
+          </w:p>
+        </w:tc>
+      </w:tr>
+      <w:tr>
+        <w:tc>
+          <w:tcPr/>
+          <w:p>
+            <w:pPr>
+              <w:pStyle w:val="Compact"/>
+              <w:jc w:val="left"/>
+            </w:pPr>
+            <w:r>
+              <w:t xml:space="preserve">GR</w:t>
+            </w:r>
+          </w:p>
+        </w:tc>
+        <w:tc>
+          <w:tcPr/>
+          <w:p>
+            <w:pPr>
+              <w:pStyle w:val="Compact"/>
+              <w:jc w:val="left"/>
+            </w:pPr>
+            <w:r>
+              <w:t xml:space="preserve">cache_catlarge:density_std</w:t>
+            </w:r>
+          </w:p>
+        </w:tc>
+        <w:tc>
+          <w:tcPr/>
+          <w:p>
+            <w:pPr>
+              <w:pStyle w:val="Compact"/>
+              <w:jc w:val="right"/>
+            </w:pPr>
+            <w:r>
+              <w:t xml:space="preserve">0.22</w:t>
+            </w:r>
+          </w:p>
+        </w:tc>
+        <w:tc>
+          <w:tcPr/>
+          <w:p>
+            <w:pPr>
+              <w:pStyle w:val="Compact"/>
+              <w:jc w:val="left"/>
+            </w:pPr>
+            <w:r>
+              <w:t xml:space="preserve">(-0.08, 0.53)</w:t>
+            </w:r>
+          </w:p>
+        </w:tc>
+      </w:tr>
+      <w:tr>
+        <w:tc>
+          <w:tcPr/>
+          <w:p>
+            <w:pPr>
+              <w:pStyle w:val="Compact"/>
+              <w:jc w:val="left"/>
+            </w:pPr>
+            <w:r>
+              <w:t xml:space="preserve">LS</w:t>
+            </w:r>
+          </w:p>
+        </w:tc>
+        <w:tc>
+          <w:tcPr/>
+          <w:p>
+            <w:pPr>
+              <w:pStyle w:val="Compact"/>
+              <w:jc w:val="left"/>
+            </w:pPr>
+            <w:r>
+              <w:t xml:space="preserve">Intercept</w:t>
+            </w:r>
+          </w:p>
+        </w:tc>
+        <w:tc>
+          <w:tcPr/>
+          <w:p>
+            <w:pPr>
+              <w:pStyle w:val="Compact"/>
+              <w:jc w:val="right"/>
+            </w:pPr>
+            <w:r>
+              <w:t xml:space="preserve">-0.16</w:t>
+            </w:r>
+          </w:p>
+        </w:tc>
+        <w:tc>
+          <w:tcPr/>
+          <w:p>
+            <w:pPr>
+              <w:pStyle w:val="Compact"/>
+              <w:jc w:val="left"/>
+            </w:pPr>
+            <w:r>
+              <w:t xml:space="preserve">(-0.42, 0.1)</w:t>
+            </w:r>
+          </w:p>
+        </w:tc>
+      </w:tr>
+      <w:tr>
+        <w:tc>
+          <w:tcPr/>
+          <w:p>
+            <w:pPr>
+              <w:pStyle w:val="Compact"/>
+              <w:jc w:val="left"/>
+            </w:pPr>
+            <w:r>
+              <w:t xml:space="preserve">LS</w:t>
+            </w:r>
+          </w:p>
+        </w:tc>
+        <w:tc>
+          <w:tcPr/>
+          <w:p>
+            <w:pPr>
+              <w:pStyle w:val="Compact"/>
+              <w:jc w:val="left"/>
+            </w:pPr>
+            <w:r>
+              <w:t xml:space="preserve">cache_catmedium</w:t>
+            </w:r>
+          </w:p>
+        </w:tc>
+        <w:tc>
+          <w:tcPr/>
+          <w:p>
+            <w:pPr>
+              <w:pStyle w:val="Compact"/>
+              <w:jc w:val="right"/>
+            </w:pPr>
+            <w:r>
+              <w:t xml:space="preserve">0.00</w:t>
+            </w:r>
+          </w:p>
+        </w:tc>
+        <w:tc>
+          <w:tcPr/>
+          <w:p>
+            <w:pPr>
+              <w:pStyle w:val="Compact"/>
+              <w:jc w:val="left"/>
+            </w:pPr>
+            <w:r>
+              <w:t xml:space="preserve">(-0.23, 0.23)</w:t>
+            </w:r>
+          </w:p>
+        </w:tc>
+      </w:tr>
+      <w:tr>
+        <w:tc>
+          <w:tcPr/>
+          <w:p>
+            <w:pPr>
+              <w:pStyle w:val="Compact"/>
+              <w:jc w:val="left"/>
+            </w:pPr>
+            <w:r>
+              <w:t xml:space="preserve">LS</w:t>
+            </w:r>
+          </w:p>
+        </w:tc>
+        <w:tc>
+          <w:tcPr/>
+          <w:p>
+            <w:pPr>
+              <w:pStyle w:val="Compact"/>
+              <w:jc w:val="left"/>
+            </w:pPr>
+            <w:r>
+              <w:t xml:space="preserve">cache_catlarge</w:t>
+            </w:r>
+          </w:p>
+        </w:tc>
+        <w:tc>
+          <w:tcPr/>
+          <w:p>
+            <w:pPr>
+              <w:pStyle w:val="Compact"/>
+              <w:jc w:val="right"/>
+            </w:pPr>
+            <w:r>
+              <w:t xml:space="preserve">0.01</w:t>
+            </w:r>
+          </w:p>
+        </w:tc>
+        <w:tc>
+          <w:tcPr/>
+          <w:p>
+            <w:pPr>
+              <w:pStyle w:val="Compact"/>
+              <w:jc w:val="left"/>
+            </w:pPr>
+            <w:r>
+              <w:t xml:space="preserve">(-0.26, 0.28)</w:t>
+            </w:r>
+          </w:p>
+        </w:tc>
+      </w:tr>
+      <w:tr>
+        <w:tc>
+          <w:tcPr/>
+          <w:p>
+            <w:pPr>
+              <w:pStyle w:val="Compact"/>
+              <w:jc w:val="left"/>
+            </w:pPr>
+            <w:r>
+              <w:t xml:space="preserve">LS</w:t>
+            </w:r>
+          </w:p>
+        </w:tc>
+        <w:tc>
+          <w:tcPr/>
+          <w:p>
+            <w:pPr>
+              <w:pStyle w:val="Compact"/>
+              <w:jc w:val="left"/>
+            </w:pPr>
+            <w:r>
+              <w:t xml:space="preserve">density_std</w:t>
+            </w:r>
+          </w:p>
+        </w:tc>
+        <w:tc>
+          <w:tcPr/>
+          <w:p>
+            <w:pPr>
+              <w:pStyle w:val="Compact"/>
+              <w:jc w:val="right"/>
+            </w:pPr>
+            <w:r>
+              <w:t xml:space="preserve">0.13</w:t>
+            </w:r>
+          </w:p>
+        </w:tc>
+        <w:tc>
+          <w:tcPr/>
+          <w:p>
+            <w:pPr>
+              <w:pStyle w:val="Compact"/>
+              <w:jc w:val="left"/>
+            </w:pPr>
+            <w:r>
+              <w:t xml:space="preserve">(-0.13, 0.38)</w:t>
+            </w:r>
+          </w:p>
+        </w:tc>
+      </w:tr>
+      <w:tr>
+        <w:tc>
+          <w:tcPr/>
+          <w:p>
+            <w:pPr>
+              <w:pStyle w:val="Compact"/>
+              <w:jc w:val="left"/>
+            </w:pPr>
+            <w:r>
+              <w:t xml:space="preserve">LS</w:t>
+            </w:r>
+          </w:p>
+        </w:tc>
+        <w:tc>
+          <w:tcPr/>
+          <w:p>
+            <w:pPr>
+              <w:pStyle w:val="Compact"/>
+              <w:jc w:val="left"/>
+            </w:pPr>
+            <w:r>
+              <w:t xml:space="preserve">cones_std</w:t>
+            </w:r>
+          </w:p>
+        </w:tc>
+        <w:tc>
+          <w:tcPr/>
+          <w:p>
+            <w:pPr>
+              <w:pStyle w:val="Compact"/>
+              <w:jc w:val="right"/>
+            </w:pPr>
+            <w:r>
+              <w:t xml:space="preserve">-0.03</w:t>
+            </w:r>
+          </w:p>
+        </w:tc>
+        <w:tc>
+          <w:tcPr/>
+          <w:p>
+            <w:pPr>
+              <w:pStyle w:val="Compact"/>
+              <w:jc w:val="left"/>
+            </w:pPr>
+            <w:r>
+              <w:t xml:space="preserve">(-0.12, 0.06)</w:t>
+            </w:r>
+          </w:p>
+        </w:tc>
+      </w:tr>
+      <w:tr>
+        <w:tc>
+          <w:tcPr/>
+          <w:p>
+            <w:pPr>
+              <w:pStyle w:val="Compact"/>
+              <w:jc w:val="left"/>
+            </w:pPr>
+            <w:r>
+              <w:t xml:space="preserve">LS</w:t>
+            </w:r>
+          </w:p>
+        </w:tc>
+        <w:tc>
+          <w:tcPr/>
+          <w:p>
+            <w:pPr>
+              <w:pStyle w:val="Compact"/>
+              <w:jc w:val="left"/>
+            </w:pPr>
+            <w:r>
+              <w:t xml:space="preserve">mother_age_std</w:t>
+            </w:r>
+          </w:p>
+        </w:tc>
+        <w:tc>
+          <w:tcPr/>
+          <w:p>
+            <w:pPr>
+              <w:pStyle w:val="Compact"/>
+              <w:jc w:val="right"/>
+            </w:pPr>
+            <w:r>
+              <w:t xml:space="preserve">-0.03</w:t>
+            </w:r>
+          </w:p>
+        </w:tc>
+        <w:tc>
+          <w:tcPr/>
+          <w:p>
+            <w:pPr>
+              <w:pStyle w:val="Compact"/>
+              <w:jc w:val="left"/>
+            </w:pPr>
+            <w:r>
+              <w:t xml:space="preserve">(-0.14, 0.08)</w:t>
+            </w:r>
+          </w:p>
+        </w:tc>
+      </w:tr>
+      <w:tr>
+        <w:tc>
+          <w:tcPr/>
+          <w:p>
+            <w:pPr>
+              <w:pStyle w:val="Compact"/>
+              <w:jc w:val="left"/>
+            </w:pPr>
+            <w:r>
+              <w:t xml:space="preserve">LS</w:t>
+            </w:r>
+          </w:p>
+        </w:tc>
+        <w:tc>
+          <w:tcPr/>
+          <w:p>
+            <w:pPr>
+              <w:pStyle w:val="Compact"/>
+              <w:jc w:val="left"/>
+            </w:pPr>
+            <w:r>
+              <w:t xml:space="preserve">bjulian_std</w:t>
+            </w:r>
+          </w:p>
+        </w:tc>
+        <w:tc>
+          <w:tcPr/>
+          <w:p>
+            <w:pPr>
+              <w:pStyle w:val="Compact"/>
+              <w:jc w:val="right"/>
+            </w:pPr>
+            <w:r>
+              <w:t xml:space="preserve">-0.09</w:t>
+            </w:r>
+          </w:p>
+        </w:tc>
+        <w:tc>
+          <w:tcPr/>
+          <w:p>
+            <w:pPr>
+              <w:pStyle w:val="Compact"/>
+              <w:jc w:val="left"/>
+            </w:pPr>
+            <w:r>
+              <w:t xml:space="preserve">(-0.19, 0)</w:t>
+            </w:r>
+          </w:p>
+        </w:tc>
+      </w:tr>
+      <w:tr>
+        <w:tc>
+          <w:tcPr/>
+          <w:p>
+            <w:pPr>
+              <w:pStyle w:val="Compact"/>
+              <w:jc w:val="left"/>
+            </w:pPr>
+            <w:r>
+              <w:t xml:space="preserve">LS</w:t>
+            </w:r>
+          </w:p>
+        </w:tc>
+        <w:tc>
+          <w:tcPr/>
+          <w:p>
+            <w:pPr>
+              <w:pStyle w:val="Compact"/>
+              <w:jc w:val="left"/>
+            </w:pPr>
+            <w:r>
+              <w:t xml:space="preserve">mastyes</w:t>
+            </w:r>
+          </w:p>
+        </w:tc>
+        <w:tc>
+          <w:tcPr/>
+          <w:p>
+            <w:pPr>
+              <w:pStyle w:val="Compact"/>
+              <w:jc w:val="right"/>
+            </w:pPr>
+            <w:r>
+              <w:t xml:space="preserve">0.02</w:t>
+            </w:r>
+          </w:p>
+        </w:tc>
+        <w:tc>
+          <w:tcPr/>
+          <w:p>
+            <w:pPr>
+              <w:pStyle w:val="Compact"/>
+              <w:jc w:val="left"/>
+            </w:pPr>
+            <w:r>
+              <w:t xml:space="preserve">(-0.31, 0.35)</w:t>
+            </w:r>
+          </w:p>
+        </w:tc>
+      </w:tr>
+      <w:tr>
+        <w:tc>
+          <w:tcPr/>
+          <w:p>
+            <w:pPr>
+              <w:pStyle w:val="Compact"/>
+              <w:jc w:val="left"/>
+            </w:pPr>
+            <w:r>
+              <w:t xml:space="preserve">LS</w:t>
+            </w:r>
+          </w:p>
+        </w:tc>
+        <w:tc>
+          <w:tcPr/>
+          <w:p>
+            <w:pPr>
+              <w:pStyle w:val="Compact"/>
+              <w:jc w:val="left"/>
+            </w:pPr>
+            <w:r>
+              <w:t xml:space="preserve">sexratio</w:t>
+            </w:r>
+          </w:p>
+        </w:tc>
+        <w:tc>
+          <w:tcPr/>
+          <w:p>
+            <w:pPr>
+              <w:pStyle w:val="Compact"/>
+              <w:jc w:val="right"/>
+            </w:pPr>
+            <w:r>
+              <w:t xml:space="preserve">0.23</w:t>
+            </w:r>
+          </w:p>
+        </w:tc>
+        <w:tc>
+          <w:tcPr/>
+          <w:p>
+            <w:pPr>
+              <w:pStyle w:val="Compact"/>
+              <w:jc w:val="left"/>
+            </w:pPr>
+            <w:r>
+              <w:t xml:space="preserve">(-0.06, 0.53)</w:t>
+            </w:r>
+          </w:p>
+        </w:tc>
+      </w:tr>
+      <w:tr>
+        <w:tc>
+          <w:tcPr/>
+          <w:p>
+            <w:pPr>
+              <w:pStyle w:val="Compact"/>
+              <w:jc w:val="left"/>
+            </w:pPr>
+            <w:r>
+              <w:t xml:space="preserve">LS</w:t>
+            </w:r>
+          </w:p>
+        </w:tc>
+        <w:tc>
+          <w:tcPr/>
+          <w:p>
+            <w:pPr>
+              <w:pStyle w:val="Compact"/>
+              <w:jc w:val="left"/>
+            </w:pPr>
+            <w:r>
+              <w:t xml:space="preserve">cache_catmedium:density_std</w:t>
+            </w:r>
+          </w:p>
+        </w:tc>
+        <w:tc>
+          <w:tcPr/>
+          <w:p>
+            <w:pPr>
+              <w:pStyle w:val="Compact"/>
+              <w:jc w:val="right"/>
+            </w:pPr>
+            <w:r>
+              <w:t xml:space="preserve">-0.05</w:t>
+            </w:r>
+          </w:p>
+        </w:tc>
+        <w:tc>
+          <w:tcPr/>
+          <w:p>
+            <w:pPr>
+              <w:pStyle w:val="Compact"/>
+              <w:jc w:val="left"/>
+            </w:pPr>
+            <w:r>
+              <w:t xml:space="preserve">(-0.33, 0.24)</w:t>
+            </w:r>
+          </w:p>
+        </w:tc>
+      </w:tr>
+      <w:tr>
+        <w:tc>
+          <w:tcPr/>
+          <w:p>
+            <w:pPr>
+              <w:pStyle w:val="Compact"/>
+              <w:jc w:val="left"/>
+            </w:pPr>
+            <w:r>
+              <w:t xml:space="preserve">LS</w:t>
+            </w:r>
+          </w:p>
+        </w:tc>
+        <w:tc>
+          <w:tcPr/>
+          <w:p>
+            <w:pPr>
+              <w:pStyle w:val="Compact"/>
+              <w:jc w:val="left"/>
+            </w:pPr>
+            <w:r>
+              <w:t xml:space="preserve">cache_catlarge:density_std</w:t>
+            </w:r>
+          </w:p>
+        </w:tc>
+        <w:tc>
+          <w:tcPr/>
+          <w:p>
+            <w:pPr>
+              <w:pStyle w:val="Compact"/>
+              <w:jc w:val="right"/>
+            </w:pPr>
+            <w:r>
+              <w:t xml:space="preserve">-0.15</w:t>
+            </w:r>
+          </w:p>
+        </w:tc>
+        <w:tc>
+          <w:tcPr/>
+          <w:p>
+            <w:pPr>
+              <w:pStyle w:val="Compact"/>
+              <w:jc w:val="left"/>
+            </w:pPr>
+            <w:r>
+              <w:t xml:space="preserve">(-0.46, 0.15)</w:t>
+            </w:r>
+          </w:p>
+        </w:tc>
+      </w:tr>
+      <w:tr>
+        <w:tc>
+          <w:tcPr/>
+          <w:p>
+            <w:pPr>
+              <w:pStyle w:val="Compact"/>
+              <w:jc w:val="left"/>
+            </w:pPr>
+            <w:r>
+              <w:t xml:space="preserve">rescor</w:t>
+            </w:r>
+          </w:p>
+        </w:tc>
+        <w:tc>
+          <w:tcPr/>
+          <w:p>
+            <w:pPr>
+              <w:pStyle w:val="Compact"/>
+              <w:jc w:val="left"/>
+            </w:pPr>
+            <w:r>
+              <w:t xml:space="preserve">NA</w:t>
+            </w:r>
+          </w:p>
+        </w:tc>
+        <w:tc>
+          <w:tcPr/>
+          <w:p>
+            <w:pPr>
+              <w:pStyle w:val="Compact"/>
+              <w:jc w:val="right"/>
+            </w:pPr>
+            <w:r>
+              <w:t xml:space="preserve">-0.36</w:t>
+            </w:r>
+          </w:p>
+        </w:tc>
+        <w:tc>
+          <w:tcPr/>
+          <w:p>
+            <w:pPr>
+              <w:pStyle w:val="Compact"/>
+              <w:jc w:val="left"/>
+            </w:pPr>
+            <w:r>
+              <w:t xml:space="preserve">(-0.44, -0.27)</w:t>
+            </w:r>
+          </w:p>
+        </w:tc>
+      </w:tr>
+      <w:tr>
+        <w:tc>
+          <w:tcPr/>
+          <w:p>
+            <w:pPr>
+              <w:pStyle w:val="Compact"/>
+              <w:jc w:val="left"/>
+            </w:pPr>
+            <w:r>
+              <w:t xml:space="preserve">sd(GR)</w:t>
+            </w:r>
+          </w:p>
+        </w:tc>
+        <w:tc>
+          <w:tcPr/>
+          <w:p>
+            <w:pPr>
+              <w:pStyle w:val="Compact"/>
+              <w:jc w:val="left"/>
+            </w:pPr>
+            <w:r>
+              <w:t xml:space="preserve">gridyear</w:t>
+            </w:r>
+          </w:p>
+        </w:tc>
+        <w:tc>
+          <w:tcPr/>
+          <w:p>
+            <w:pPr>
+              <w:pStyle w:val="Compact"/>
+              <w:jc w:val="right"/>
+            </w:pPr>
+            <w:r>
+              <w:t xml:space="preserve">0.05</w:t>
+            </w:r>
+          </w:p>
+        </w:tc>
+        <w:tc>
+          <w:tcPr/>
+          <w:p>
+            <w:pPr>
+              <w:pStyle w:val="Compact"/>
+              <w:jc w:val="left"/>
+            </w:pPr>
+            <w:r>
+              <w:t xml:space="preserve">(0, 0.15)</w:t>
+            </w:r>
+          </w:p>
+        </w:tc>
+      </w:tr>
+      <w:tr>
+        <w:tc>
+          <w:tcPr/>
+          <w:p>
+            <w:pPr>
+              <w:pStyle w:val="Compact"/>
+              <w:jc w:val="left"/>
+            </w:pPr>
+            <w:r>
+              <w:t xml:space="preserve">sd(GR)</w:t>
+            </w:r>
+          </w:p>
+        </w:tc>
+        <w:tc>
+          <w:tcPr/>
+          <w:p>
+            <w:pPr>
+              <w:pStyle w:val="Compact"/>
+              <w:jc w:val="left"/>
+            </w:pPr>
+            <w:r>
+              <w:t xml:space="preserve">mother_byear</w:t>
+            </w:r>
+          </w:p>
+        </w:tc>
+        <w:tc>
+          <w:tcPr/>
+          <w:p>
+            <w:pPr>
+              <w:pStyle w:val="Compact"/>
+              <w:jc w:val="right"/>
+            </w:pPr>
+            <w:r>
+              <w:t xml:space="preserve">0.08</w:t>
+            </w:r>
+          </w:p>
+        </w:tc>
+        <w:tc>
+          <w:tcPr/>
+          <w:p>
+            <w:pPr>
+              <w:pStyle w:val="Compact"/>
+              <w:jc w:val="left"/>
+            </w:pPr>
+            <w:r>
+              <w:t xml:space="preserve">(0, 0.24)</w:t>
+            </w:r>
+          </w:p>
+        </w:tc>
+      </w:tr>
+      <w:tr>
+        <w:tc>
+          <w:tcPr/>
+          <w:p>
+            <w:pPr>
+              <w:pStyle w:val="Compact"/>
+              <w:jc w:val="left"/>
+            </w:pPr>
+            <w:r>
+              <w:t xml:space="preserve">sd(LS)</w:t>
+            </w:r>
+          </w:p>
+        </w:tc>
+        <w:tc>
+          <w:tcPr/>
+          <w:p>
+            <w:pPr>
+              <w:pStyle w:val="Compact"/>
+              <w:jc w:val="left"/>
+            </w:pPr>
+            <w:r>
+              <w:t xml:space="preserve">gridyear</w:t>
+            </w:r>
+          </w:p>
+        </w:tc>
+        <w:tc>
+          <w:tcPr/>
+          <w:p>
+            <w:pPr>
+              <w:pStyle w:val="Compact"/>
+              <w:jc w:val="right"/>
+            </w:pPr>
+            <w:r>
+              <w:t xml:space="preserve">0.05</w:t>
+            </w:r>
+          </w:p>
+        </w:tc>
+        <w:tc>
+          <w:tcPr/>
+          <w:p>
+            <w:pPr>
+              <w:pStyle w:val="Compact"/>
+              <w:jc w:val="left"/>
+            </w:pPr>
+            <w:r>
+              <w:t xml:space="preserve">(0, 0.13)</w:t>
+            </w:r>
+          </w:p>
+        </w:tc>
+      </w:tr>
+      <w:tr>
+        <w:tc>
+          <w:tcPr/>
+          <w:p>
+            <w:pPr>
+              <w:pStyle w:val="Compact"/>
+              <w:jc w:val="left"/>
+            </w:pPr>
+            <w:r>
+              <w:t xml:space="preserve">sd(LS)</w:t>
+            </w:r>
+          </w:p>
+        </w:tc>
+        <w:tc>
+          <w:tcPr/>
+          <w:p>
+            <w:pPr>
+              <w:pStyle w:val="Compact"/>
+              <w:jc w:val="left"/>
+            </w:pPr>
+            <w:r>
+              <w:t xml:space="preserve">mother_byear</w:t>
+            </w:r>
+          </w:p>
+        </w:tc>
+        <w:tc>
+          <w:tcPr/>
+          <w:p>
+            <w:pPr>
+              <w:pStyle w:val="Compact"/>
+              <w:jc w:val="right"/>
+            </w:pPr>
+            <w:r>
+              <w:t xml:space="preserve">0.15</w:t>
+            </w:r>
+          </w:p>
+        </w:tc>
+        <w:tc>
+          <w:tcPr/>
+          <w:p>
+            <w:pPr>
+              <w:pStyle w:val="Compact"/>
+              <w:jc w:val="left"/>
+            </w:pPr>
+            <w:r>
+              <w:t xml:space="preserve">(0.01, 0.34)</w:t>
+            </w:r>
+          </w:p>
+        </w:tc>
+      </w:tr>
+    </w:tbl>
+    <w:p/>
     <w:p>
       <w:pPr>
-        <w:pStyle w:val="BodyText"/>
+        <w:pStyle w:val="TableCaption"/>
       </w:pPr>
       <w:r>
-        <w:t xml:space="preserve">littersize_std</w:t>
+        <w:t xml:space="preserve">Table 4. Rattle Model Results</w:t>
       </w:r>
     </w:p>
+    <w:tbl>
+      <w:tblPr>
+        <w:tblStyle w:val="Table"/>
+        <w:tblW w:type="auto" w:w="0"/>
+        <w:tblLook w:firstRow="1" w:lastRow="0" w:firstColumn="0" w:lastColumn="0" w:noHBand="0" w:noVBand="0" w:val="0020"/>
+        <w:tblCaption w:val="Table 4. Rattle Model Results"/>
+      </w:tblPr>
+      <w:tblGrid>
+        <w:gridCol w:w="1980"/>
+        <w:gridCol w:w="1980"/>
+        <w:gridCol w:w="1980"/>
+        <w:gridCol w:w="1980"/>
+      </w:tblGrid>
+      <w:tr>
+        <w:trPr>
+          <w:tblHeader w:val="on"/>
+        </w:trPr>
+        <w:tc>
+          <w:tcPr/>
+          <w:p>
+            <w:pPr>
+              <w:pStyle w:val="Compact"/>
+              <w:jc w:val="left"/>
+            </w:pPr>
+            <w:r>
+              <w:t xml:space="preserve">Response</w:t>
+            </w:r>
+          </w:p>
+        </w:tc>
+        <w:tc>
+          <w:tcPr/>
+          <w:p>
+            <w:pPr>
+              <w:pStyle w:val="Compact"/>
+              <w:jc w:val="left"/>
+            </w:pPr>
+            <w:r>
+              <w:t xml:space="preserve">Effect</w:t>
+            </w:r>
+          </w:p>
+        </w:tc>
+        <w:tc>
+          <w:tcPr/>
+          <w:p>
+            <w:pPr>
+              <w:pStyle w:val="Compact"/>
+              <w:jc w:val="right"/>
+            </w:pPr>
+            <w:r>
+              <w:t xml:space="preserve">Estimate</w:t>
+            </w:r>
+          </w:p>
+        </w:tc>
+        <w:tc>
+          <w:tcPr/>
+          <w:p>
+            <w:pPr>
+              <w:pStyle w:val="Compact"/>
+              <w:jc w:val="left"/>
+            </w:pPr>
+            <w:r>
+              <w:t xml:space="preserve">CI</w:t>
+            </w:r>
+          </w:p>
+        </w:tc>
+      </w:tr>
+      <w:tr>
+        <w:tc>
+          <w:tcPr/>
+          <w:p>
+            <w:pPr>
+              <w:pStyle w:val="Compact"/>
+              <w:jc w:val="left"/>
+            </w:pPr>
+            <w:r>
+              <w:t xml:space="preserve">GR</w:t>
+            </w:r>
+          </w:p>
+        </w:tc>
+        <w:tc>
+          <w:tcPr/>
+          <w:p>
+            <w:pPr>
+              <w:pStyle w:val="Compact"/>
+              <w:jc w:val="left"/>
+            </w:pPr>
+            <w:r>
+              <w:t xml:space="preserve">Intercept</w:t>
+            </w:r>
+          </w:p>
+        </w:tc>
+        <w:tc>
+          <w:tcPr/>
+          <w:p>
+            <w:pPr>
+              <w:pStyle w:val="Compact"/>
+              <w:jc w:val="right"/>
+            </w:pPr>
+            <w:r>
+              <w:t xml:space="preserve">0.00</w:t>
+            </w:r>
+          </w:p>
+        </w:tc>
+        <w:tc>
+          <w:tcPr/>
+          <w:p>
+            <w:pPr>
+              <w:pStyle w:val="Compact"/>
+              <w:jc w:val="left"/>
+            </w:pPr>
+            <w:r>
+              <w:t xml:space="preserve">(-0.35, 0.35)</w:t>
+            </w:r>
+          </w:p>
+        </w:tc>
+      </w:tr>
+      <w:tr>
+        <w:tc>
+          <w:tcPr/>
+          <w:p>
+            <w:pPr>
+              <w:pStyle w:val="Compact"/>
+              <w:jc w:val="left"/>
+            </w:pPr>
+            <w:r>
+              <w:t xml:space="preserve">GR</w:t>
+            </w:r>
+          </w:p>
+        </w:tc>
+        <w:tc>
+          <w:tcPr/>
+          <w:p>
+            <w:pPr>
+              <w:pStyle w:val="Compact"/>
+              <w:jc w:val="left"/>
+            </w:pPr>
+            <w:r>
+              <w:t xml:space="preserve">treatment_grRattle</w:t>
+            </w:r>
+          </w:p>
+        </w:tc>
+        <w:tc>
+          <w:tcPr/>
+          <w:p>
+            <w:pPr>
+              <w:pStyle w:val="Compact"/>
+              <w:jc w:val="right"/>
+            </w:pPr>
+            <w:r>
+              <w:t xml:space="preserve">-0.09</w:t>
+            </w:r>
+          </w:p>
+        </w:tc>
+        <w:tc>
+          <w:tcPr/>
+          <w:p>
+            <w:pPr>
+              <w:pStyle w:val="Compact"/>
+              <w:jc w:val="left"/>
+            </w:pPr>
+            <w:r>
+              <w:t xml:space="preserve">(-0.48, 0.3)</w:t>
+            </w:r>
+          </w:p>
+        </w:tc>
+      </w:tr>
+      <w:tr>
+        <w:tc>
+          <w:tcPr/>
+          <w:p>
+            <w:pPr>
+              <w:pStyle w:val="Compact"/>
+              <w:jc w:val="left"/>
+            </w:pPr>
+            <w:r>
+              <w:t xml:space="preserve">GR</w:t>
+            </w:r>
+          </w:p>
+        </w:tc>
+        <w:tc>
+          <w:tcPr/>
+          <w:p>
+            <w:pPr>
+              <w:pStyle w:val="Compact"/>
+              <w:jc w:val="left"/>
+            </w:pPr>
+            <w:r>
+              <w:t xml:space="preserve">density_std</w:t>
+            </w:r>
+          </w:p>
+        </w:tc>
+        <w:tc>
+          <w:tcPr/>
+          <w:p>
+            <w:pPr>
+              <w:pStyle w:val="Compact"/>
+              <w:jc w:val="right"/>
+            </w:pPr>
+            <w:r>
+              <w:t xml:space="preserve">0.02</w:t>
+            </w:r>
+          </w:p>
+        </w:tc>
+        <w:tc>
+          <w:tcPr/>
+          <w:p>
+            <w:pPr>
+              <w:pStyle w:val="Compact"/>
+              <w:jc w:val="left"/>
+            </w:pPr>
+            <w:r>
+              <w:t xml:space="preserve">(-0.21, 0.26)</w:t>
+            </w:r>
+          </w:p>
+        </w:tc>
+      </w:tr>
+      <w:tr>
+        <w:tc>
+          <w:tcPr/>
+          <w:p>
+            <w:pPr>
+              <w:pStyle w:val="Compact"/>
+              <w:jc w:val="left"/>
+            </w:pPr>
+            <w:r>
+              <w:t xml:space="preserve">GR</w:t>
+            </w:r>
+          </w:p>
+        </w:tc>
+        <w:tc>
+          <w:tcPr/>
+          <w:p>
+            <w:pPr>
+              <w:pStyle w:val="Compact"/>
+              <w:jc w:val="left"/>
+            </w:pPr>
+            <w:r>
+              <w:t xml:space="preserve">cones_std</w:t>
+            </w:r>
+          </w:p>
+        </w:tc>
+        <w:tc>
+          <w:tcPr/>
+          <w:p>
+            <w:pPr>
+              <w:pStyle w:val="Compact"/>
+              <w:jc w:val="right"/>
+            </w:pPr>
+            <w:r>
+              <w:t xml:space="preserve">-0.02</w:t>
+            </w:r>
+          </w:p>
+        </w:tc>
+        <w:tc>
+          <w:tcPr/>
+          <w:p>
+            <w:pPr>
+              <w:pStyle w:val="Compact"/>
+              <w:jc w:val="left"/>
+            </w:pPr>
+            <w:r>
+              <w:t xml:space="preserve">(-0.19, 0.16)</w:t>
+            </w:r>
+          </w:p>
+        </w:tc>
+      </w:tr>
+      <w:tr>
+        <w:tc>
+          <w:tcPr/>
+          <w:p>
+            <w:pPr>
+              <w:pStyle w:val="Compact"/>
+              <w:jc w:val="left"/>
+            </w:pPr>
+            <w:r>
+              <w:t xml:space="preserve">GR</w:t>
+            </w:r>
+          </w:p>
+        </w:tc>
+        <w:tc>
+          <w:tcPr/>
+          <w:p>
+            <w:pPr>
+              <w:pStyle w:val="Compact"/>
+              <w:jc w:val="left"/>
+            </w:pPr>
+            <w:r>
+              <w:t xml:space="preserve">bjulian_std</w:t>
+            </w:r>
+          </w:p>
+        </w:tc>
+        <w:tc>
+          <w:tcPr/>
+          <w:p>
+            <w:pPr>
+              <w:pStyle w:val="Compact"/>
+              <w:jc w:val="right"/>
+            </w:pPr>
+            <w:r>
+              <w:t xml:space="preserve">0.04</w:t>
+            </w:r>
+          </w:p>
+        </w:tc>
+        <w:tc>
+          <w:tcPr/>
+          <w:p>
+            <w:pPr>
+              <w:pStyle w:val="Compact"/>
+              <w:jc w:val="left"/>
+            </w:pPr>
+            <w:r>
+              <w:t xml:space="preserve">(-0.1, 0.17)</w:t>
+            </w:r>
+          </w:p>
+        </w:tc>
+      </w:tr>
+      <w:tr>
+        <w:tc>
+          <w:tcPr/>
+          <w:p>
+            <w:pPr>
+              <w:pStyle w:val="Compact"/>
+              <w:jc w:val="left"/>
+            </w:pPr>
+            <w:r>
+              <w:t xml:space="preserve">GR</w:t>
+            </w:r>
+          </w:p>
+        </w:tc>
+        <w:tc>
+          <w:tcPr/>
+          <w:p>
+            <w:pPr>
+              <w:pStyle w:val="Compact"/>
+              <w:jc w:val="left"/>
+            </w:pPr>
+            <w:r>
+              <w:t xml:space="preserve">mastyes</w:t>
+            </w:r>
+          </w:p>
+        </w:tc>
+        <w:tc>
+          <w:tcPr/>
+          <w:p>
+            <w:pPr>
+              <w:pStyle w:val="Compact"/>
+              <w:jc w:val="right"/>
+            </w:pPr>
+            <w:r>
+              <w:t xml:space="preserve">-0.09</w:t>
+            </w:r>
+          </w:p>
+        </w:tc>
+        <w:tc>
+          <w:tcPr/>
+          <w:p>
+            <w:pPr>
+              <w:pStyle w:val="Compact"/>
+              <w:jc w:val="left"/>
+            </w:pPr>
+            <w:r>
+              <w:t xml:space="preserve">(-0.5, 0.31)</w:t>
+            </w:r>
+          </w:p>
+        </w:tc>
+      </w:tr>
+      <w:tr>
+        <w:tc>
+          <w:tcPr/>
+          <w:p>
+            <w:pPr>
+              <w:pStyle w:val="Compact"/>
+              <w:jc w:val="left"/>
+            </w:pPr>
+            <w:r>
+              <w:t xml:space="preserve">GR</w:t>
+            </w:r>
+          </w:p>
+        </w:tc>
+        <w:tc>
+          <w:tcPr/>
+          <w:p>
+            <w:pPr>
+              <w:pStyle w:val="Compact"/>
+              <w:jc w:val="left"/>
+            </w:pPr>
+            <w:r>
+              <w:t xml:space="preserve">sexratio</w:t>
+            </w:r>
+          </w:p>
+        </w:tc>
+        <w:tc>
+          <w:tcPr/>
+          <w:p>
+            <w:pPr>
+              <w:pStyle w:val="Compact"/>
+              <w:jc w:val="right"/>
+            </w:pPr>
+            <w:r>
+              <w:t xml:space="preserve">0.09</w:t>
+            </w:r>
+          </w:p>
+        </w:tc>
+        <w:tc>
+          <w:tcPr/>
+          <w:p>
+            <w:pPr>
+              <w:pStyle w:val="Compact"/>
+              <w:jc w:val="left"/>
+            </w:pPr>
+            <w:r>
+              <w:t xml:space="preserve">(-0.35, 0.52)</w:t>
+            </w:r>
+          </w:p>
+        </w:tc>
+      </w:tr>
+      <w:tr>
+        <w:tc>
+          <w:tcPr/>
+          <w:p>
+            <w:pPr>
+              <w:pStyle w:val="Compact"/>
+              <w:jc w:val="left"/>
+            </w:pPr>
+            <w:r>
+              <w:t xml:space="preserve">GR</w:t>
+            </w:r>
+          </w:p>
+        </w:tc>
+        <w:tc>
+          <w:tcPr/>
+          <w:p>
+            <w:pPr>
+              <w:pStyle w:val="Compact"/>
+              <w:jc w:val="left"/>
+            </w:pPr>
+            <w:r>
+              <w:t xml:space="preserve">treatment_grRattle:density_std</w:t>
+            </w:r>
+          </w:p>
+        </w:tc>
+        <w:tc>
+          <w:tcPr/>
+          <w:p>
+            <w:pPr>
+              <w:pStyle w:val="Compact"/>
+              <w:jc w:val="right"/>
+            </w:pPr>
+            <w:r>
+              <w:t xml:space="preserve">-0.07</w:t>
+            </w:r>
+          </w:p>
+        </w:tc>
+        <w:tc>
+          <w:tcPr/>
+          <w:p>
+            <w:pPr>
+              <w:pStyle w:val="Compact"/>
+              <w:jc w:val="left"/>
+            </w:pPr>
+            <w:r>
+              <w:t xml:space="preserve">(-0.53, 0.38)</w:t>
+            </w:r>
+          </w:p>
+        </w:tc>
+      </w:tr>
+      <w:tr>
+        <w:tc>
+          <w:tcPr/>
+          <w:p>
+            <w:pPr>
+              <w:pStyle w:val="Compact"/>
+              <w:jc w:val="left"/>
+            </w:pPr>
+            <w:r>
+              <w:t xml:space="preserve">LS</w:t>
+            </w:r>
+          </w:p>
+        </w:tc>
+        <w:tc>
+          <w:tcPr/>
+          <w:p>
+            <w:pPr>
+              <w:pStyle w:val="Compact"/>
+              <w:jc w:val="left"/>
+            </w:pPr>
+            <w:r>
+              <w:t xml:space="preserve">Intercept</w:t>
+            </w:r>
+          </w:p>
+        </w:tc>
+        <w:tc>
+          <w:tcPr/>
+          <w:p>
+            <w:pPr>
+              <w:pStyle w:val="Compact"/>
+              <w:jc w:val="right"/>
+            </w:pPr>
+            <w:r>
+              <w:t xml:space="preserve">0.14</w:t>
+            </w:r>
+          </w:p>
+        </w:tc>
+        <w:tc>
+          <w:tcPr/>
+          <w:p>
+            <w:pPr>
+              <w:pStyle w:val="Compact"/>
+              <w:jc w:val="left"/>
+            </w:pPr>
+            <w:r>
+              <w:t xml:space="preserve">(-0.2, 0.48)</w:t>
+            </w:r>
+          </w:p>
+        </w:tc>
+      </w:tr>
+      <w:tr>
+        <w:tc>
+          <w:tcPr/>
+          <w:p>
+            <w:pPr>
+              <w:pStyle w:val="Compact"/>
+              <w:jc w:val="left"/>
+            </w:pPr>
+            <w:r>
+              <w:t xml:space="preserve">LS</w:t>
+            </w:r>
+          </w:p>
+        </w:tc>
+        <w:tc>
+          <w:tcPr/>
+          <w:p>
+            <w:pPr>
+              <w:pStyle w:val="Compact"/>
+              <w:jc w:val="left"/>
+            </w:pPr>
+            <w:r>
+              <w:t xml:space="preserve">treatment_grRattle</w:t>
+            </w:r>
+          </w:p>
+        </w:tc>
+        <w:tc>
+          <w:tcPr/>
+          <w:p>
+            <w:pPr>
+              <w:pStyle w:val="Compact"/>
+              <w:jc w:val="right"/>
+            </w:pPr>
+            <w:r>
+              <w:t xml:space="preserve">-0.13</w:t>
+            </w:r>
+          </w:p>
+        </w:tc>
+        <w:tc>
+          <w:tcPr/>
+          <w:p>
+            <w:pPr>
+              <w:pStyle w:val="Compact"/>
+              <w:jc w:val="left"/>
+            </w:pPr>
+            <w:r>
+              <w:t xml:space="preserve">(-0.52, 0.25)</w:t>
+            </w:r>
+          </w:p>
+        </w:tc>
+      </w:tr>
+      <w:tr>
+        <w:tc>
+          <w:tcPr/>
+          <w:p>
+            <w:pPr>
+              <w:pStyle w:val="Compact"/>
+              <w:jc w:val="left"/>
+            </w:pPr>
+            <w:r>
+              <w:t xml:space="preserve">LS</w:t>
+            </w:r>
+          </w:p>
+        </w:tc>
+        <w:tc>
+          <w:tcPr/>
+          <w:p>
+            <w:pPr>
+              <w:pStyle w:val="Compact"/>
+              <w:jc w:val="left"/>
+            </w:pPr>
+            <w:r>
+              <w:t xml:space="preserve">density_std</w:t>
+            </w:r>
+          </w:p>
+        </w:tc>
+        <w:tc>
+          <w:tcPr/>
+          <w:p>
+            <w:pPr>
+              <w:pStyle w:val="Compact"/>
+              <w:jc w:val="right"/>
+            </w:pPr>
+            <w:r>
+              <w:t xml:space="preserve">-0.08</w:t>
+            </w:r>
+          </w:p>
+        </w:tc>
+        <w:tc>
+          <w:tcPr/>
+          <w:p>
+            <w:pPr>
+              <w:pStyle w:val="Compact"/>
+              <w:jc w:val="left"/>
+            </w:pPr>
+            <w:r>
+              <w:t xml:space="preserve">(-0.33, 0.16)</w:t>
+            </w:r>
+          </w:p>
+        </w:tc>
+      </w:tr>
+      <w:tr>
+        <w:tc>
+          <w:tcPr/>
+          <w:p>
+            <w:pPr>
+              <w:pStyle w:val="Compact"/>
+              <w:jc w:val="left"/>
+            </w:pPr>
+            <w:r>
+              <w:t xml:space="preserve">LS</w:t>
+            </w:r>
+          </w:p>
+        </w:tc>
+        <w:tc>
+          <w:tcPr/>
+          <w:p>
+            <w:pPr>
+              <w:pStyle w:val="Compact"/>
+              <w:jc w:val="left"/>
+            </w:pPr>
+            <w:r>
+              <w:t xml:space="preserve">cones_std</w:t>
+            </w:r>
+          </w:p>
+        </w:tc>
+        <w:tc>
+          <w:tcPr/>
+          <w:p>
+            <w:pPr>
+              <w:pStyle w:val="Compact"/>
+              <w:jc w:val="right"/>
+            </w:pPr>
+            <w:r>
+              <w:t xml:space="preserve">-0.02</w:t>
+            </w:r>
+          </w:p>
+        </w:tc>
+        <w:tc>
+          <w:tcPr/>
+          <w:p>
+            <w:pPr>
+              <w:pStyle w:val="Compact"/>
+              <w:jc w:val="left"/>
+            </w:pPr>
+            <w:r>
+              <w:t xml:space="preserve">(-0.18, 0.15)</w:t>
+            </w:r>
+          </w:p>
+        </w:tc>
+      </w:tr>
+      <w:tr>
+        <w:tc>
+          <w:tcPr/>
+          <w:p>
+            <w:pPr>
+              <w:pStyle w:val="Compact"/>
+              <w:jc w:val="left"/>
+            </w:pPr>
+            <w:r>
+              <w:t xml:space="preserve">LS</w:t>
+            </w:r>
+          </w:p>
+        </w:tc>
+        <w:tc>
+          <w:tcPr/>
+          <w:p>
+            <w:pPr>
+              <w:pStyle w:val="Compact"/>
+              <w:jc w:val="left"/>
+            </w:pPr>
+            <w:r>
+              <w:t xml:space="preserve">bjulian_std</w:t>
+            </w:r>
+          </w:p>
+        </w:tc>
+        <w:tc>
+          <w:tcPr/>
+          <w:p>
+            <w:pPr>
+              <w:pStyle w:val="Compact"/>
+              <w:jc w:val="right"/>
+            </w:pPr>
+            <w:r>
+              <w:t xml:space="preserve">-0.14</w:t>
+            </w:r>
+          </w:p>
+        </w:tc>
+        <w:tc>
+          <w:tcPr/>
+          <w:p>
+            <w:pPr>
+              <w:pStyle w:val="Compact"/>
+              <w:jc w:val="left"/>
+            </w:pPr>
+            <w:r>
+              <w:t xml:space="preserve">(-0.27, 0)</w:t>
+            </w:r>
+          </w:p>
+        </w:tc>
+      </w:tr>
+      <w:tr>
+        <w:tc>
+          <w:tcPr/>
+          <w:p>
+            <w:pPr>
+              <w:pStyle w:val="Compact"/>
+              <w:jc w:val="left"/>
+            </w:pPr>
+            <w:r>
+              <w:t xml:space="preserve">LS</w:t>
+            </w:r>
+          </w:p>
+        </w:tc>
+        <w:tc>
+          <w:tcPr/>
+          <w:p>
+            <w:pPr>
+              <w:pStyle w:val="Compact"/>
+              <w:jc w:val="left"/>
+            </w:pPr>
+            <w:r>
+              <w:t xml:space="preserve">mastyes</w:t>
+            </w:r>
+          </w:p>
+        </w:tc>
+        <w:tc>
+          <w:tcPr/>
+          <w:p>
+            <w:pPr>
+              <w:pStyle w:val="Compact"/>
+              <w:jc w:val="right"/>
+            </w:pPr>
+            <w:r>
+              <w:t xml:space="preserve">-0.13</w:t>
+            </w:r>
+          </w:p>
+        </w:tc>
+        <w:tc>
+          <w:tcPr/>
+          <w:p>
+            <w:pPr>
+              <w:pStyle w:val="Compact"/>
+              <w:jc w:val="left"/>
+            </w:pPr>
+            <w:r>
+              <w:t xml:space="preserve">(-0.53, 0.27)</w:t>
+            </w:r>
+          </w:p>
+        </w:tc>
+      </w:tr>
+      <w:tr>
+        <w:tc>
+          <w:tcPr/>
+          <w:p>
+            <w:pPr>
+              <w:pStyle w:val="Compact"/>
+              <w:jc w:val="left"/>
+            </w:pPr>
+            <w:r>
+              <w:t xml:space="preserve">LS</w:t>
+            </w:r>
+          </w:p>
+        </w:tc>
+        <w:tc>
+          <w:tcPr/>
+          <w:p>
+            <w:pPr>
+              <w:pStyle w:val="Compact"/>
+              <w:jc w:val="left"/>
+            </w:pPr>
+            <w:r>
+              <w:t xml:space="preserve">sexratio</w:t>
+            </w:r>
+          </w:p>
+        </w:tc>
+        <w:tc>
+          <w:tcPr/>
+          <w:p>
+            <w:pPr>
+              <w:pStyle w:val="Compact"/>
+              <w:jc w:val="right"/>
+            </w:pPr>
+            <w:r>
+              <w:t xml:space="preserve">-0.26</w:t>
+            </w:r>
+          </w:p>
+        </w:tc>
+        <w:tc>
+          <w:tcPr/>
+          <w:p>
+            <w:pPr>
+              <w:pStyle w:val="Compact"/>
+              <w:jc w:val="left"/>
+            </w:pPr>
+            <w:r>
+              <w:t xml:space="preserve">(-0.69, 0.17)</w:t>
+            </w:r>
+          </w:p>
+        </w:tc>
+      </w:tr>
+      <w:tr>
+        <w:tc>
+          <w:tcPr/>
+          <w:p>
+            <w:pPr>
+              <w:pStyle w:val="Compact"/>
+              <w:jc w:val="left"/>
+            </w:pPr>
+            <w:r>
+              <w:t xml:space="preserve">LS</w:t>
+            </w:r>
+          </w:p>
+        </w:tc>
+        <w:tc>
+          <w:tcPr/>
+          <w:p>
+            <w:pPr>
+              <w:pStyle w:val="Compact"/>
+              <w:jc w:val="left"/>
+            </w:pPr>
+            <w:r>
+              <w:t xml:space="preserve">treatment_grRattle:density_std</w:t>
+            </w:r>
+          </w:p>
+        </w:tc>
+        <w:tc>
+          <w:tcPr/>
+          <w:p>
+            <w:pPr>
+              <w:pStyle w:val="Compact"/>
+              <w:jc w:val="right"/>
+            </w:pPr>
+            <w:r>
+              <w:t xml:space="preserve">-0.31</w:t>
+            </w:r>
+          </w:p>
+        </w:tc>
+        <w:tc>
+          <w:tcPr/>
+          <w:p>
+            <w:pPr>
+              <w:pStyle w:val="Compact"/>
+              <w:jc w:val="left"/>
+            </w:pPr>
+            <w:r>
+              <w:t xml:space="preserve">(-0.76, 0.13)</w:t>
+            </w:r>
+          </w:p>
+        </w:tc>
+      </w:tr>
+      <w:tr>
+        <w:tc>
+          <w:tcPr/>
+          <w:p>
+            <w:pPr>
+              <w:pStyle w:val="Compact"/>
+              <w:jc w:val="left"/>
+            </w:pPr>
+            <w:r>
+              <w:t xml:space="preserve">rescor</w:t>
+            </w:r>
+          </w:p>
+        </w:tc>
+        <w:tc>
+          <w:tcPr/>
+          <w:p>
+            <w:pPr>
+              <w:pStyle w:val="Compact"/>
+              <w:jc w:val="left"/>
+            </w:pPr>
+            <w:r>
+              <w:t xml:space="preserve">NA</w:t>
+            </w:r>
+          </w:p>
+        </w:tc>
+        <w:tc>
+          <w:tcPr/>
+          <w:p>
+            <w:pPr>
+              <w:pStyle w:val="Compact"/>
+              <w:jc w:val="right"/>
+            </w:pPr>
+            <w:r>
+              <w:t xml:space="preserve">-0.31</w:t>
+            </w:r>
+          </w:p>
+        </w:tc>
+        <w:tc>
+          <w:tcPr/>
+          <w:p>
+            <w:pPr>
+              <w:pStyle w:val="Compact"/>
+              <w:jc w:val="left"/>
+            </w:pPr>
+            <w:r>
+              <w:t xml:space="preserve">(-0.42, -0.18)</w:t>
+            </w:r>
+          </w:p>
+        </w:tc>
+      </w:tr>
+      <w:tr>
+        <w:tc>
+          <w:tcPr/>
+          <w:p>
+            <w:pPr>
+              <w:pStyle w:val="Compact"/>
+              <w:jc w:val="left"/>
+            </w:pPr>
+            <w:r>
+              <w:t xml:space="preserve">sd(GR)</w:t>
+            </w:r>
+          </w:p>
+        </w:tc>
+        <w:tc>
+          <w:tcPr/>
+          <w:p>
+            <w:pPr>
+              <w:pStyle w:val="Compact"/>
+              <w:jc w:val="left"/>
+            </w:pPr>
+            <w:r>
+              <w:t xml:space="preserve">gridyear</w:t>
+            </w:r>
+          </w:p>
+        </w:tc>
+        <w:tc>
+          <w:tcPr/>
+          <w:p>
+            <w:pPr>
+              <w:pStyle w:val="Compact"/>
+              <w:jc w:val="right"/>
+            </w:pPr>
+            <w:r>
+              <w:t xml:space="preserve">0.07</w:t>
+            </w:r>
+          </w:p>
+        </w:tc>
+        <w:tc>
+          <w:tcPr/>
+          <w:p>
+            <w:pPr>
+              <w:pStyle w:val="Compact"/>
+              <w:jc w:val="left"/>
+            </w:pPr>
+            <w:r>
+              <w:t xml:space="preserve">(0, 0.22)</w:t>
+            </w:r>
+          </w:p>
+        </w:tc>
+      </w:tr>
+      <w:tr>
+        <w:tc>
+          <w:tcPr/>
+          <w:p>
+            <w:pPr>
+              <w:pStyle w:val="Compact"/>
+              <w:jc w:val="left"/>
+            </w:pPr>
+            <w:r>
+              <w:t xml:space="preserve">sd(GR)</w:t>
+            </w:r>
+          </w:p>
+        </w:tc>
+        <w:tc>
+          <w:tcPr/>
+          <w:p>
+            <w:pPr>
+              <w:pStyle w:val="Compact"/>
+              <w:jc w:val="left"/>
+            </w:pPr>
+            <w:r>
+              <w:t xml:space="preserve">mother_byear</w:t>
+            </w:r>
+          </w:p>
+        </w:tc>
+        <w:tc>
+          <w:tcPr/>
+          <w:p>
+            <w:pPr>
+              <w:pStyle w:val="Compact"/>
+              <w:jc w:val="right"/>
+            </w:pPr>
+            <w:r>
+              <w:t xml:space="preserve">0.14</w:t>
+            </w:r>
+          </w:p>
+        </w:tc>
+        <w:tc>
+          <w:tcPr/>
+          <w:p>
+            <w:pPr>
+              <w:pStyle w:val="Compact"/>
+              <w:jc w:val="left"/>
+            </w:pPr>
+            <w:r>
+              <w:t xml:space="preserve">(0.01, 0.4)</w:t>
+            </w:r>
+          </w:p>
+        </w:tc>
+      </w:tr>
+      <w:tr>
+        <w:tc>
+          <w:tcPr/>
+          <w:p>
+            <w:pPr>
+              <w:pStyle w:val="Compact"/>
+              <w:jc w:val="left"/>
+            </w:pPr>
+            <w:r>
+              <w:t xml:space="preserve">sd(LS)</w:t>
+            </w:r>
+          </w:p>
+        </w:tc>
+        <w:tc>
+          <w:tcPr/>
+          <w:p>
+            <w:pPr>
+              <w:pStyle w:val="Compact"/>
+              <w:jc w:val="left"/>
+            </w:pPr>
+            <w:r>
+              <w:t xml:space="preserve">gridyear</w:t>
+            </w:r>
+          </w:p>
+        </w:tc>
+        <w:tc>
+          <w:tcPr/>
+          <w:p>
+            <w:pPr>
+              <w:pStyle w:val="Compact"/>
+              <w:jc w:val="right"/>
+            </w:pPr>
+            <w:r>
+              <w:t xml:space="preserve">0.07</w:t>
+            </w:r>
+          </w:p>
+        </w:tc>
+        <w:tc>
+          <w:tcPr/>
+          <w:p>
+            <w:pPr>
+              <w:pStyle w:val="Compact"/>
+              <w:jc w:val="left"/>
+            </w:pPr>
+            <w:r>
+              <w:t xml:space="preserve">(0, 0.22)</w:t>
+            </w:r>
+          </w:p>
+        </w:tc>
+      </w:tr>
+      <w:tr>
+        <w:tc>
+          <w:tcPr/>
+          <w:p>
+            <w:pPr>
+              <w:pStyle w:val="Compact"/>
+              <w:jc w:val="left"/>
+            </w:pPr>
+            <w:r>
+              <w:t xml:space="preserve">sd(LS)</w:t>
+            </w:r>
+          </w:p>
+        </w:tc>
+        <w:tc>
+          <w:tcPr/>
+          <w:p>
+            <w:pPr>
+              <w:pStyle w:val="Compact"/>
+              <w:jc w:val="left"/>
+            </w:pPr>
+            <w:r>
+              <w:t xml:space="preserve">mother_byear</w:t>
+            </w:r>
+          </w:p>
+        </w:tc>
+        <w:tc>
+          <w:tcPr/>
+          <w:p>
+            <w:pPr>
+              <w:pStyle w:val="Compact"/>
+              <w:jc w:val="right"/>
+            </w:pPr>
+            <w:r>
+              <w:t xml:space="preserve">0.13</w:t>
+            </w:r>
+          </w:p>
+        </w:tc>
+        <w:tc>
+          <w:tcPr/>
+          <w:p>
+            <w:pPr>
+              <w:pStyle w:val="Compact"/>
+              <w:jc w:val="left"/>
+            </w:pPr>
+            <w:r>
+              <w:t xml:space="preserve">(0.01, 0.37)</w:t>
+            </w:r>
+          </w:p>
+        </w:tc>
+      </w:tr>
+    </w:tbl>
+    <w:p/>
     <w:p>
       <w:pPr>
-        <w:pStyle w:val="BodyText"/>
+        <w:pStyle w:val="TableCaption"/>
       </w:pPr>
       <w:r>
-        <w:t xml:space="preserve">Predictors</w:t>
+        <w:t xml:space="preserve">Table 5. Rattle Model Results with Chickadee test.</w:t>
       </w:r>
     </w:p>
-    <w:p>
-      <w:pPr>
-        <w:pStyle w:val="BodyText"/>
-      </w:pPr>
-      <w:r>
-        <w:t xml:space="preserve">Estimates</w:t>
-      </w:r>
-    </w:p>
-    <w:p>
-      <w:pPr>
-        <w:pStyle w:val="BodyText"/>
-      </w:pPr>
-      <w:r>
-        <w:t xml:space="preserve">CI (95%)</w:t>
-      </w:r>
-    </w:p>
-    <w:p>
-      <w:pPr>
-        <w:pStyle w:val="BodyText"/>
-      </w:pPr>
-      <w:r>
-        <w:t xml:space="preserve">Estimates</w:t>
-      </w:r>
-    </w:p>
-    <w:p>
-      <w:pPr>
-        <w:pStyle w:val="BodyText"/>
-      </w:pPr>
-      <w:r>
-        <w:t xml:space="preserve">CI (95%)</w:t>
-      </w:r>
-    </w:p>
-    <w:p>
-      <w:pPr>
-        <w:pStyle w:val="BodyText"/>
-      </w:pPr>
-      <w:r>
-        <w:t xml:space="preserve">Intercept</w:t>
-      </w:r>
-    </w:p>
-    <w:p>
-      <w:pPr>
-        <w:pStyle w:val="BodyText"/>
-      </w:pPr>
-      <w:r>
-        <w:t xml:space="preserve">0.08</w:t>
-      </w:r>
-    </w:p>
-    <w:p>
-      <w:pPr>
-        <w:pStyle w:val="BodyText"/>
-      </w:pPr>
-      <w:r>
-        <w:t xml:space="preserve">-0.03 – 0.19</w:t>
-      </w:r>
-    </w:p>
-    <w:p>
-      <w:pPr>
-        <w:pStyle w:val="BodyText"/>
-      </w:pPr>
-      <w:r>
-        <w:t xml:space="preserve">-0.06</w:t>
-      </w:r>
-    </w:p>
-    <w:p>
-      <w:pPr>
-        <w:pStyle w:val="BodyText"/>
-      </w:pPr>
-      <w:r>
-        <w:t xml:space="preserve">-0.17 – 0.05</w:t>
-      </w:r>
-    </w:p>
-    <w:p>
-      <w:pPr>
-        <w:pStyle w:val="BodyText"/>
-      </w:pPr>
-      <w:r>
-        <w:t xml:space="preserve">density std</w:t>
-      </w:r>
-    </w:p>
-    <w:p>
-      <w:pPr>
-        <w:pStyle w:val="BodyText"/>
-      </w:pPr>
-      <w:r>
-        <w:t xml:space="preserve">0.00</w:t>
-      </w:r>
-    </w:p>
-    <w:p>
-      <w:pPr>
-        <w:pStyle w:val="BodyText"/>
-      </w:pPr>
-      <w:r>
-        <w:t xml:space="preserve">-0.06 – 0.06</w:t>
-      </w:r>
-    </w:p>
-    <w:p>
-      <w:pPr>
-        <w:pStyle w:val="BodyText"/>
-      </w:pPr>
-      <w:r>
-        <w:t xml:space="preserve">-0.04</w:t>
-      </w:r>
-    </w:p>
-    <w:p>
-      <w:pPr>
-        <w:pStyle w:val="BodyText"/>
-      </w:pPr>
-      <w:r>
-        <w:t xml:space="preserve">-0.10 – 0.02</w:t>
-      </w:r>
-    </w:p>
-    <w:p>
-      <w:pPr>
-        <w:pStyle w:val="BodyText"/>
-      </w:pPr>
-      <w:r>
-        <w:t xml:space="preserve">cones std</w:t>
-      </w:r>
-    </w:p>
-    <w:p>
-      <w:pPr>
-        <w:pStyle w:val="BodyText"/>
-      </w:pPr>
-      <w:r>
-        <w:t xml:space="preserve">-0.00</w:t>
-      </w:r>
-    </w:p>
-    <w:p>
-      <w:pPr>
-        <w:pStyle w:val="BodyText"/>
-      </w:pPr>
-      <w:r>
-        <w:t xml:space="preserve">-0.06 – 0.05</w:t>
-      </w:r>
-    </w:p>
-    <w:p>
-      <w:pPr>
-        <w:pStyle w:val="BodyText"/>
-      </w:pPr>
-      <w:r>
-        <w:t xml:space="preserve">0.01</w:t>
-      </w:r>
-    </w:p>
-    <w:p>
-      <w:pPr>
-        <w:pStyle w:val="BodyText"/>
-      </w:pPr>
-      <w:r>
-        <w:t xml:space="preserve">-0.05 – 0.07</w:t>
-      </w:r>
-    </w:p>
-    <w:p>
-      <w:pPr>
-        <w:pStyle w:val="BodyText"/>
-      </w:pPr>
-      <w:r>
-        <w:t xml:space="preserve">mother age std</w:t>
-      </w:r>
-    </w:p>
-    <w:p>
-      <w:pPr>
-        <w:pStyle w:val="BodyText"/>
-      </w:pPr>
-      <w:r>
-        <w:t xml:space="preserve">-0.10</w:t>
-      </w:r>
-    </w:p>
-    <w:p>
-      <w:pPr>
-        <w:pStyle w:val="BodyText"/>
-      </w:pPr>
-      <w:r>
-        <w:t xml:space="preserve">-0.15 – -0.04</w:t>
-      </w:r>
-    </w:p>
-    <w:p>
-      <w:pPr>
-        <w:pStyle w:val="BodyText"/>
-      </w:pPr>
-      <w:r>
-        <w:t xml:space="preserve">0.03</w:t>
-      </w:r>
-    </w:p>
-    <w:p>
-      <w:pPr>
-        <w:pStyle w:val="BodyText"/>
-      </w:pPr>
-      <w:r>
-        <w:t xml:space="preserve">-0.03 – 0.09</w:t>
-      </w:r>
-    </w:p>
-    <w:p>
-      <w:pPr>
-        <w:pStyle w:val="BodyText"/>
-      </w:pPr>
-      <w:r>
-        <w:t xml:space="preserve">bjulian std</w:t>
-      </w:r>
-    </w:p>
-    <w:p>
-      <w:pPr>
-        <w:pStyle w:val="BodyText"/>
-      </w:pPr>
-      <w:r>
-        <w:t xml:space="preserve">-0.14</w:t>
-      </w:r>
-    </w:p>
-    <w:p>
-      <w:pPr>
-        <w:pStyle w:val="BodyText"/>
-      </w:pPr>
-      <w:r>
-        <w:t xml:space="preserve">-0.19 – -0.08</w:t>
-      </w:r>
-    </w:p>
-    <w:p>
-      <w:pPr>
-        <w:pStyle w:val="BodyText"/>
-      </w:pPr>
-      <w:r>
-        <w:t xml:space="preserve">-0.05</w:t>
-      </w:r>
-    </w:p>
-    <w:p>
-      <w:pPr>
-        <w:pStyle w:val="BodyText"/>
-      </w:pPr>
-      <w:r>
-        <w:t xml:space="preserve">-0.11 – 0.01</w:t>
-      </w:r>
-    </w:p>
-    <w:p>
-      <w:pPr>
-        <w:pStyle w:val="BodyText"/>
-      </w:pPr>
-      <w:r>
-        <w:t xml:space="preserve">mast: yes</w:t>
-      </w:r>
-    </w:p>
-    <w:p>
-      <w:pPr>
-        <w:pStyle w:val="BodyText"/>
-      </w:pPr>
-      <w:r>
-        <w:t xml:space="preserve">-0.03</w:t>
-      </w:r>
-    </w:p>
-    <w:p>
-      <w:pPr>
-        <w:pStyle w:val="BodyText"/>
-      </w:pPr>
-      <w:r>
-        <w:t xml:space="preserve">-0.20 – 0.14</w:t>
-      </w:r>
-    </w:p>
-    <w:p>
-      <w:pPr>
-        <w:pStyle w:val="BodyText"/>
-      </w:pPr>
-      <w:r>
-        <w:t xml:space="preserve">-0.00</w:t>
-      </w:r>
-    </w:p>
-    <w:p>
-      <w:pPr>
-        <w:pStyle w:val="BodyText"/>
-      </w:pPr>
-      <w:r>
-        <w:t xml:space="preserve">-0.18 – 0.17</w:t>
-      </w:r>
-    </w:p>
-    <w:p>
-      <w:pPr>
-        <w:pStyle w:val="BodyText"/>
-      </w:pPr>
-      <w:r>
-        <w:t xml:space="preserve">sexratio</w:t>
-      </w:r>
-    </w:p>
-    <w:p>
-      <w:pPr>
-        <w:pStyle w:val="BodyText"/>
-      </w:pPr>
-      <w:r>
-        <w:t xml:space="preserve">-0.15</w:t>
-      </w:r>
-    </w:p>
-    <w:p>
-      <w:pPr>
-        <w:pStyle w:val="BodyText"/>
-      </w:pPr>
-      <w:r>
-        <w:t xml:space="preserve">-0.32 – 0.02</w:t>
-      </w:r>
-    </w:p>
-    <w:p>
-      <w:pPr>
-        <w:pStyle w:val="BodyText"/>
-      </w:pPr>
-      <w:r>
-        <w:t xml:space="preserve">0.10</w:t>
-      </w:r>
-    </w:p>
-    <w:p>
-      <w:pPr>
-        <w:pStyle w:val="BodyText"/>
-      </w:pPr>
-      <w:r>
-        <w:t xml:space="preserve">-0.08 – 0.28</w:t>
-      </w:r>
-    </w:p>
-    <w:p>
-      <w:pPr>
-        <w:pStyle w:val="BodyText"/>
-      </w:pPr>
-      <w:r>
-        <w:t xml:space="preserve">N</w:t>
-      </w:r>
-      <w:r>
-        <w:t xml:space="preserve"> </w:t>
-      </w:r>
-      <w:r>
-        <w:t xml:space="preserve">gridyear</w:t>
-      </w:r>
-    </w:p>
-    <w:p>
-      <w:pPr>
-        <w:pStyle w:val="BodyText"/>
-      </w:pPr>
-      <w:r>
-        <w:t xml:space="preserve">73</w:t>
-      </w:r>
-    </w:p>
-    <w:p>
-      <w:pPr>
-        <w:pStyle w:val="BodyText"/>
-      </w:pPr>
-      <w:r>
-        <w:t xml:space="preserve">N</w:t>
-      </w:r>
-      <w:r>
-        <w:t xml:space="preserve"> </w:t>
-      </w:r>
-      <w:r>
-        <w:t xml:space="preserve">mother_byear</w:t>
-      </w:r>
-    </w:p>
-    <w:p>
-      <w:pPr>
-        <w:pStyle w:val="BodyText"/>
-      </w:pPr>
-      <w:r>
-        <w:t xml:space="preserve">39</w:t>
-      </w:r>
-    </w:p>
-    <w:p>
-      <w:pPr>
-        <w:pStyle w:val="BodyText"/>
-      </w:pPr>
-      <w:r>
-        <w:t xml:space="preserve">Observations</w:t>
-      </w:r>
-    </w:p>
-    <w:p>
-      <w:pPr>
-        <w:pStyle w:val="BodyText"/>
-      </w:pPr>
-      <w:r>
-        <w:t xml:space="preserve">1193</w:t>
-      </w:r>
-    </w:p>
-    <w:p>
-      <w:pPr>
-        <w:pStyle w:val="BodyText"/>
-      </w:pPr>
-      <w:r>
-        <w:t xml:space="preserve">Food Model</w:t>
-      </w:r>
-    </w:p>
-    <w:p>
-      <w:pPr>
-        <w:pStyle w:val="BodyText"/>
-      </w:pPr>
-      <w:r>
-        <w:t xml:space="preserve"> </w:t>
-      </w:r>
-    </w:p>
-    <w:p>
-      <w:pPr>
-        <w:pStyle w:val="BodyText"/>
-      </w:pPr>
-      <w:r>
-        <w:t xml:space="preserve">growthrate_std</w:t>
-      </w:r>
-    </w:p>
-    <w:p>
-      <w:pPr>
-        <w:pStyle w:val="BodyText"/>
-      </w:pPr>
-      <w:r>
-        <w:t xml:space="preserve">littersize_std</w:t>
-      </w:r>
-    </w:p>
-    <w:p>
-      <w:pPr>
-        <w:pStyle w:val="BodyText"/>
-      </w:pPr>
-      <w:r>
-        <w:t xml:space="preserve">Predictors</w:t>
-      </w:r>
-    </w:p>
-    <w:p>
-      <w:pPr>
-        <w:pStyle w:val="BodyText"/>
-      </w:pPr>
-      <w:r>
-        <w:t xml:space="preserve">Estimates</w:t>
-      </w:r>
-    </w:p>
-    <w:p>
-      <w:pPr>
-        <w:pStyle w:val="BodyText"/>
-      </w:pPr>
-      <w:r>
-        <w:t xml:space="preserve">CI (95%)</w:t>
-      </w:r>
-    </w:p>
-    <w:p>
-      <w:pPr>
-        <w:pStyle w:val="BodyText"/>
-      </w:pPr>
-      <w:r>
-        <w:t xml:space="preserve">Estimates</w:t>
-      </w:r>
-    </w:p>
-    <w:p>
-      <w:pPr>
-        <w:pStyle w:val="BodyText"/>
-      </w:pPr>
-      <w:r>
-        <w:t xml:space="preserve">CI (95%)</w:t>
-      </w:r>
-    </w:p>
-    <w:p>
-      <w:pPr>
-        <w:pStyle w:val="BodyText"/>
-      </w:pPr>
-      <w:r>
-        <w:t xml:space="preserve">Intercept</w:t>
-      </w:r>
-    </w:p>
-    <w:p>
-      <w:pPr>
-        <w:pStyle w:val="BodyText"/>
-      </w:pPr>
-      <w:r>
-        <w:t xml:space="preserve">0.06</w:t>
-      </w:r>
-    </w:p>
-    <w:p>
-      <w:pPr>
-        <w:pStyle w:val="BodyText"/>
-      </w:pPr>
-      <w:r>
-        <w:t xml:space="preserve">-0.09 – 0.21</w:t>
-      </w:r>
-    </w:p>
-    <w:p>
-      <w:pPr>
-        <w:pStyle w:val="BodyText"/>
-      </w:pPr>
-      <w:r>
-        <w:t xml:space="preserve">-0.08</w:t>
-      </w:r>
-    </w:p>
-    <w:p>
-      <w:pPr>
-        <w:pStyle w:val="BodyText"/>
-      </w:pPr>
-      <w:r>
-        <w:t xml:space="preserve">-0.23 – 0.06</w:t>
-      </w:r>
-    </w:p>
-    <w:p>
-      <w:pPr>
-        <w:pStyle w:val="BodyText"/>
-      </w:pPr>
-      <w:r>
-        <w:t xml:space="preserve">treatment_indNoBucket</w:t>
-      </w:r>
-    </w:p>
-    <w:p>
-      <w:pPr>
-        <w:pStyle w:val="BodyText"/>
-      </w:pPr>
-      <w:r>
-        <w:t xml:space="preserve">-0.13</w:t>
-      </w:r>
-    </w:p>
-    <w:p>
-      <w:pPr>
-        <w:pStyle w:val="BodyText"/>
-      </w:pPr>
-      <w:r>
-        <w:t xml:space="preserve">-0.30 – 0.05</w:t>
-      </w:r>
-    </w:p>
-    <w:p>
-      <w:pPr>
-        <w:pStyle w:val="BodyText"/>
-      </w:pPr>
-      <w:r>
-        <w:t xml:space="preserve">0.06</w:t>
-      </w:r>
-    </w:p>
-    <w:p>
-      <w:pPr>
-        <w:pStyle w:val="BodyText"/>
-      </w:pPr>
-      <w:r>
-        <w:t xml:space="preserve">-0.11 – 0.24</w:t>
-      </w:r>
-    </w:p>
-    <w:p>
-      <w:pPr>
-        <w:pStyle w:val="BodyText"/>
-      </w:pPr>
-      <w:r>
-        <w:t xml:space="preserve">treatment ind: Bucket</w:t>
-      </w:r>
-    </w:p>
-    <w:p>
-      <w:pPr>
-        <w:pStyle w:val="BodyText"/>
-      </w:pPr>
-      <w:r>
-        <w:t xml:space="preserve">0.11</w:t>
-      </w:r>
-    </w:p>
-    <w:p>
-      <w:pPr>
-        <w:pStyle w:val="BodyText"/>
-      </w:pPr>
-      <w:r>
-        <w:t xml:space="preserve">-0.03 – 0.26</w:t>
-      </w:r>
-    </w:p>
-    <w:p>
-      <w:pPr>
-        <w:pStyle w:val="BodyText"/>
-      </w:pPr>
-      <w:r>
-        <w:t xml:space="preserve">0.05</w:t>
-      </w:r>
-    </w:p>
-    <w:p>
-      <w:pPr>
-        <w:pStyle w:val="BodyText"/>
-      </w:pPr>
-      <w:r>
-        <w:t xml:space="preserve">-0.09 – 0.19</w:t>
-      </w:r>
-    </w:p>
-    <w:p>
-      <w:pPr>
-        <w:pStyle w:val="BodyText"/>
-      </w:pPr>
-      <w:r>
-        <w:t xml:space="preserve">density std</w:t>
-      </w:r>
-    </w:p>
-    <w:p>
-      <w:pPr>
-        <w:pStyle w:val="BodyText"/>
-      </w:pPr>
-      <w:r>
-        <w:t xml:space="preserve">-0.05</w:t>
-      </w:r>
-    </w:p>
-    <w:p>
-      <w:pPr>
-        <w:pStyle w:val="BodyText"/>
-      </w:pPr>
-      <w:r>
-        <w:t xml:space="preserve">-0.15 – 0.05</w:t>
-      </w:r>
-    </w:p>
-    <w:p>
-      <w:pPr>
-        <w:pStyle w:val="BodyText"/>
-      </w:pPr>
-      <w:r>
-        <w:t xml:space="preserve">-0.05</w:t>
-      </w:r>
-    </w:p>
-    <w:p>
-      <w:pPr>
-        <w:pStyle w:val="BodyText"/>
-      </w:pPr>
-      <w:r>
-        <w:t xml:space="preserve">-0.15 – 0.05</w:t>
-      </w:r>
-    </w:p>
-    <w:p>
-      <w:pPr>
-        <w:pStyle w:val="BodyText"/>
-      </w:pPr>
-      <w:r>
-        <w:t xml:space="preserve">cones std</w:t>
-      </w:r>
-    </w:p>
-    <w:p>
-      <w:pPr>
-        <w:pStyle w:val="BodyText"/>
-      </w:pPr>
-      <w:r>
-        <w:t xml:space="preserve">0.03</w:t>
-      </w:r>
-    </w:p>
-    <w:p>
-      <w:pPr>
-        <w:pStyle w:val="BodyText"/>
-      </w:pPr>
-      <w:r>
-        <w:t xml:space="preserve">-0.04 – 0.10</w:t>
-      </w:r>
-    </w:p>
-    <w:p>
-      <w:pPr>
-        <w:pStyle w:val="BodyText"/>
-      </w:pPr>
-      <w:r>
-        <w:t xml:space="preserve">0.03</w:t>
-      </w:r>
-    </w:p>
-    <w:p>
-      <w:pPr>
-        <w:pStyle w:val="BodyText"/>
-      </w:pPr>
-      <w:r>
-        <w:t xml:space="preserve">-0.04 – 0.10</w:t>
-      </w:r>
-    </w:p>
-    <w:p>
-      <w:pPr>
-        <w:pStyle w:val="BodyText"/>
-      </w:pPr>
-      <w:r>
-        <w:t xml:space="preserve">mother age std</w:t>
-      </w:r>
-    </w:p>
-    <w:p>
-      <w:pPr>
-        <w:pStyle w:val="BodyText"/>
-      </w:pPr>
-      <w:r>
-        <w:t xml:space="preserve">-0.02</w:t>
-      </w:r>
-    </w:p>
-    <w:p>
-      <w:pPr>
-        <w:pStyle w:val="BodyText"/>
-      </w:pPr>
-      <w:r>
-        <w:t xml:space="preserve">-0.08 – 0.04</w:t>
-      </w:r>
-    </w:p>
-    <w:p>
-      <w:pPr>
-        <w:pStyle w:val="BodyText"/>
-      </w:pPr>
-      <w:r>
-        <w:t xml:space="preserve">0.07</w:t>
-      </w:r>
-    </w:p>
-    <w:p>
-      <w:pPr>
-        <w:pStyle w:val="BodyText"/>
-      </w:pPr>
-      <w:r>
-        <w:t xml:space="preserve">0.01 – 0.13</w:t>
-      </w:r>
-    </w:p>
-    <w:p>
-      <w:pPr>
-        <w:pStyle w:val="BodyText"/>
-      </w:pPr>
-      <w:r>
-        <w:t xml:space="preserve">bjulian std</w:t>
-      </w:r>
-    </w:p>
-    <w:p>
-      <w:pPr>
-        <w:pStyle w:val="BodyText"/>
-      </w:pPr>
-      <w:r>
-        <w:t xml:space="preserve">-0.17</w:t>
-      </w:r>
-    </w:p>
-    <w:p>
-      <w:pPr>
-        <w:pStyle w:val="BodyText"/>
-      </w:pPr>
-      <w:r>
-        <w:t xml:space="preserve">-0.23 – -0.11</w:t>
-      </w:r>
-    </w:p>
-    <w:p>
-      <w:pPr>
-        <w:pStyle w:val="BodyText"/>
-      </w:pPr>
-      <w:r>
-        <w:t xml:space="preserve">-0.10</w:t>
-      </w:r>
-    </w:p>
-    <w:p>
-      <w:pPr>
-        <w:pStyle w:val="BodyText"/>
-      </w:pPr>
-      <w:r>
-        <w:t xml:space="preserve">-0.16 – -0.04</w:t>
-      </w:r>
-    </w:p>
-    <w:p>
-      <w:pPr>
-        <w:pStyle w:val="BodyText"/>
-      </w:pPr>
-      <w:r>
-        <w:t xml:space="preserve">mast: yes</w:t>
-      </w:r>
-    </w:p>
-    <w:p>
-      <w:pPr>
-        <w:pStyle w:val="BodyText"/>
-      </w:pPr>
-      <w:r>
-        <w:t xml:space="preserve">0.01</w:t>
-      </w:r>
-    </w:p>
-    <w:p>
-      <w:pPr>
-        <w:pStyle w:val="BodyText"/>
-      </w:pPr>
-      <w:r>
-        <w:t xml:space="preserve">-0.15 – 0.17</w:t>
-      </w:r>
-    </w:p>
-    <w:p>
-      <w:pPr>
-        <w:pStyle w:val="BodyText"/>
-      </w:pPr>
-      <w:r>
-        <w:t xml:space="preserve">-0.03</w:t>
-      </w:r>
-    </w:p>
-    <w:p>
-      <w:pPr>
-        <w:pStyle w:val="BodyText"/>
-      </w:pPr>
-      <w:r>
-        <w:t xml:space="preserve">-0.19 – 0.13</w:t>
-      </w:r>
-    </w:p>
-    <w:p>
-      <w:pPr>
-        <w:pStyle w:val="BodyText"/>
-      </w:pPr>
-      <w:r>
-        <w:t xml:space="preserve">sexratio</w:t>
-      </w:r>
-    </w:p>
-    <w:p>
-      <w:pPr>
-        <w:pStyle w:val="BodyText"/>
-      </w:pPr>
-      <w:r>
-        <w:t xml:space="preserve">-0.19</w:t>
-      </w:r>
-    </w:p>
-    <w:p>
-      <w:pPr>
-        <w:pStyle w:val="BodyText"/>
-      </w:pPr>
-      <w:r>
-        <w:t xml:space="preserve">-0.39 – -0.01</w:t>
-      </w:r>
-    </w:p>
-    <w:p>
-      <w:pPr>
-        <w:pStyle w:val="BodyText"/>
-      </w:pPr>
-      <w:r>
-        <w:t xml:space="preserve">0.16</w:t>
-      </w:r>
-    </w:p>
-    <w:p>
-      <w:pPr>
-        <w:pStyle w:val="BodyText"/>
-      </w:pPr>
-      <w:r>
-        <w:t xml:space="preserve">-0.03 – 0.35</w:t>
-      </w:r>
-    </w:p>
-    <w:p>
-      <w:pPr>
-        <w:pStyle w:val="BodyText"/>
-      </w:pPr>
-      <w:r>
-        <w:t xml:space="preserve">treatment_indNoBucket:density_std</w:t>
-      </w:r>
-    </w:p>
-    <w:p>
-      <w:pPr>
-        <w:pStyle w:val="BodyText"/>
-      </w:pPr>
-      <w:r>
-        <w:t xml:space="preserve">0.12</w:t>
-      </w:r>
-    </w:p>
-    <w:p>
-      <w:pPr>
-        <w:pStyle w:val="BodyText"/>
-      </w:pPr>
-      <w:r>
-        <w:t xml:space="preserve">-0.03 – 0.27</w:t>
-      </w:r>
-    </w:p>
-    <w:p>
-      <w:pPr>
-        <w:pStyle w:val="BodyText"/>
-      </w:pPr>
-      <w:r>
-        <w:t xml:space="preserve">-0.06</w:t>
-      </w:r>
-    </w:p>
-    <w:p>
-      <w:pPr>
-        <w:pStyle w:val="BodyText"/>
-      </w:pPr>
-      <w:r>
-        <w:t xml:space="preserve">-0.22 – 0.09</w:t>
-      </w:r>
-    </w:p>
-    <w:p>
-      <w:pPr>
-        <w:pStyle w:val="BodyText"/>
-      </w:pPr>
-      <w:r>
-        <w:t xml:space="preserve">treatment_indBucket:density_std</w:t>
-      </w:r>
-    </w:p>
-    <w:p>
-      <w:pPr>
-        <w:pStyle w:val="BodyText"/>
-      </w:pPr>
-      <w:r>
-        <w:t xml:space="preserve">0.02</w:t>
-      </w:r>
-    </w:p>
-    <w:p>
-      <w:pPr>
-        <w:pStyle w:val="BodyText"/>
-      </w:pPr>
-      <w:r>
-        <w:t xml:space="preserve">-0.13 – 0.16</w:t>
-      </w:r>
-    </w:p>
-    <w:p>
-      <w:pPr>
-        <w:pStyle w:val="BodyText"/>
-      </w:pPr>
-      <w:r>
-        <w:t xml:space="preserve">-0.08</w:t>
-      </w:r>
-    </w:p>
-    <w:p>
-      <w:pPr>
-        <w:pStyle w:val="BodyText"/>
-      </w:pPr>
-      <w:r>
-        <w:t xml:space="preserve">-0.23 – 0.06</w:t>
-      </w:r>
-    </w:p>
-    <w:p>
-      <w:pPr>
-        <w:pStyle w:val="BodyText"/>
-      </w:pPr>
-      <w:r>
-        <w:t xml:space="preserve">N</w:t>
-      </w:r>
-      <w:r>
-        <w:t xml:space="preserve"> </w:t>
-      </w:r>
-      <w:r>
-        <w:t xml:space="preserve">gridyear</w:t>
-      </w:r>
-    </w:p>
-    <w:p>
-      <w:pPr>
-        <w:pStyle w:val="BodyText"/>
-      </w:pPr>
-      <w:r>
-        <w:t xml:space="preserve">51</w:t>
-      </w:r>
-    </w:p>
-    <w:p>
-      <w:pPr>
-        <w:pStyle w:val="BodyText"/>
-      </w:pPr>
-      <w:r>
-        <w:t xml:space="preserve">N</w:t>
-      </w:r>
-      <w:r>
-        <w:t xml:space="preserve"> </w:t>
-      </w:r>
-      <w:r>
-        <w:t xml:space="preserve">mother_byear</w:t>
-      </w:r>
-    </w:p>
-    <w:p>
-      <w:pPr>
-        <w:pStyle w:val="BodyText"/>
-      </w:pPr>
-      <w:r>
-        <w:t xml:space="preserve">19</w:t>
-      </w:r>
-    </w:p>
-    <w:p>
-      <w:pPr>
-        <w:pStyle w:val="BodyText"/>
-      </w:pPr>
-      <w:r>
-        <w:t xml:space="preserve">Observations</w:t>
-      </w:r>
-    </w:p>
-    <w:p>
-      <w:pPr>
-        <w:pStyle w:val="BodyText"/>
-      </w:pPr>
-      <w:r>
-        <w:t xml:space="preserve">1178</w:t>
-      </w:r>
-    </w:p>
-    <w:p>
-      <w:pPr>
-        <w:pStyle w:val="BodyText"/>
-      </w:pPr>
-      <w:r>
-        <w:t xml:space="preserve">Cache Model</w:t>
-      </w:r>
-    </w:p>
-    <w:p>
-      <w:pPr>
-        <w:pStyle w:val="BodyText"/>
-      </w:pPr>
-      <w:r>
-        <w:t xml:space="preserve"> </w:t>
-      </w:r>
-    </w:p>
-    <w:p>
-      <w:pPr>
-        <w:pStyle w:val="BodyText"/>
-      </w:pPr>
-      <w:r>
-        <w:t xml:space="preserve">growthrate_std</w:t>
-      </w:r>
-    </w:p>
-    <w:p>
-      <w:pPr>
-        <w:pStyle w:val="BodyText"/>
-      </w:pPr>
-      <w:r>
-        <w:t xml:space="preserve">littersize_std</w:t>
-      </w:r>
-    </w:p>
-    <w:p>
-      <w:pPr>
-        <w:pStyle w:val="BodyText"/>
-      </w:pPr>
-      <w:r>
-        <w:t xml:space="preserve">Predictors</w:t>
-      </w:r>
-    </w:p>
-    <w:p>
-      <w:pPr>
-        <w:pStyle w:val="BodyText"/>
-      </w:pPr>
-      <w:r>
-        <w:t xml:space="preserve">Estimates</w:t>
-      </w:r>
-    </w:p>
-    <w:p>
-      <w:pPr>
-        <w:pStyle w:val="BodyText"/>
-      </w:pPr>
-      <w:r>
-        <w:t xml:space="preserve">CI (95%)</w:t>
-      </w:r>
-    </w:p>
-    <w:p>
-      <w:pPr>
-        <w:pStyle w:val="BodyText"/>
-      </w:pPr>
-      <w:r>
-        <w:t xml:space="preserve">Estimates</w:t>
-      </w:r>
-    </w:p>
-    <w:p>
-      <w:pPr>
-        <w:pStyle w:val="BodyText"/>
-      </w:pPr>
-      <w:r>
-        <w:t xml:space="preserve">CI (95%)</w:t>
-      </w:r>
-    </w:p>
-    <w:p>
-      <w:pPr>
-        <w:pStyle w:val="BodyText"/>
-      </w:pPr>
-      <w:r>
-        <w:t xml:space="preserve">Intercept</w:t>
-      </w:r>
-    </w:p>
-    <w:p>
-      <w:pPr>
-        <w:pStyle w:val="BodyText"/>
-      </w:pPr>
-      <w:r>
-        <w:t xml:space="preserve">0.14</w:t>
-      </w:r>
-    </w:p>
-    <w:p>
-      <w:pPr>
-        <w:pStyle w:val="BodyText"/>
-      </w:pPr>
-      <w:r>
-        <w:t xml:space="preserve">-0.11 – 0.39</w:t>
-      </w:r>
-    </w:p>
-    <w:p>
-      <w:pPr>
-        <w:pStyle w:val="BodyText"/>
-      </w:pPr>
-      <w:r>
-        <w:t xml:space="preserve">-0.17</w:t>
-      </w:r>
-    </w:p>
-    <w:p>
-      <w:pPr>
-        <w:pStyle w:val="BodyText"/>
-      </w:pPr>
-      <w:r>
-        <w:t xml:space="preserve">-0.42 – 0.10</w:t>
-      </w:r>
-    </w:p>
-    <w:p>
-      <w:pPr>
-        <w:pStyle w:val="BodyText"/>
-      </w:pPr>
-      <w:r>
-        <w:t xml:space="preserve">cache cat: medium</w:t>
-      </w:r>
-    </w:p>
-    <w:p>
-      <w:pPr>
-        <w:pStyle w:val="BodyText"/>
-      </w:pPr>
-      <w:r>
-        <w:t xml:space="preserve">0.03</w:t>
-      </w:r>
-    </w:p>
-    <w:p>
-      <w:pPr>
-        <w:pStyle w:val="BodyText"/>
-      </w:pPr>
-      <w:r>
-        <w:t xml:space="preserve">-0.20 – 0.25</w:t>
-      </w:r>
-    </w:p>
-    <w:p>
-      <w:pPr>
-        <w:pStyle w:val="BodyText"/>
-      </w:pPr>
-      <w:r>
-        <w:t xml:space="preserve">-0.00</w:t>
-      </w:r>
-    </w:p>
-    <w:p>
-      <w:pPr>
-        <w:pStyle w:val="BodyText"/>
-      </w:pPr>
-      <w:r>
-        <w:t xml:space="preserve">-0.23 – 0.23</w:t>
-      </w:r>
-    </w:p>
-    <w:p>
-      <w:pPr>
-        <w:pStyle w:val="BodyText"/>
-      </w:pPr>
-      <w:r>
-        <w:t xml:space="preserve">cache cat: large</w:t>
-      </w:r>
-    </w:p>
-    <w:p>
-      <w:pPr>
-        <w:pStyle w:val="BodyText"/>
-      </w:pPr>
-      <w:r>
-        <w:t xml:space="preserve">0.00</w:t>
-      </w:r>
-    </w:p>
-    <w:p>
-      <w:pPr>
-        <w:pStyle w:val="BodyText"/>
-      </w:pPr>
-      <w:r>
-        <w:t xml:space="preserve">-0.26 – 0.27</w:t>
-      </w:r>
-    </w:p>
-    <w:p>
-      <w:pPr>
-        <w:pStyle w:val="BodyText"/>
-      </w:pPr>
-      <w:r>
-        <w:t xml:space="preserve">0.01</w:t>
-      </w:r>
-    </w:p>
-    <w:p>
-      <w:pPr>
-        <w:pStyle w:val="BodyText"/>
-      </w:pPr>
-      <w:r>
-        <w:t xml:space="preserve">-0.26 – 0.28</w:t>
-      </w:r>
-    </w:p>
-    <w:p>
-      <w:pPr>
-        <w:pStyle w:val="BodyText"/>
-      </w:pPr>
-      <w:r>
-        <w:t xml:space="preserve">density std</w:t>
-      </w:r>
-    </w:p>
-    <w:p>
-      <w:pPr>
-        <w:pStyle w:val="BodyText"/>
-      </w:pPr>
-      <w:r>
-        <w:t xml:space="preserve">-0.18</w:t>
-      </w:r>
-    </w:p>
-    <w:p>
-      <w:pPr>
-        <w:pStyle w:val="BodyText"/>
-      </w:pPr>
-      <w:r>
-        <w:t xml:space="preserve">-0.43 – 0.07</w:t>
-      </w:r>
-    </w:p>
-    <w:p>
-      <w:pPr>
-        <w:pStyle w:val="BodyText"/>
-      </w:pPr>
-      <w:r>
-        <w:t xml:space="preserve">0.13</w:t>
-      </w:r>
-    </w:p>
-    <w:p>
-      <w:pPr>
-        <w:pStyle w:val="BodyText"/>
-      </w:pPr>
-      <w:r>
-        <w:t xml:space="preserve">-0.13 – 0.38</w:t>
-      </w:r>
-    </w:p>
-    <w:p>
-      <w:pPr>
-        <w:pStyle w:val="BodyText"/>
-      </w:pPr>
-      <w:r>
-        <w:t xml:space="preserve">cones std</w:t>
-      </w:r>
-    </w:p>
-    <w:p>
-      <w:pPr>
-        <w:pStyle w:val="BodyText"/>
-      </w:pPr>
-      <w:r>
-        <w:t xml:space="preserve">-0.00</w:t>
-      </w:r>
-    </w:p>
-    <w:p>
-      <w:pPr>
-        <w:pStyle w:val="BodyText"/>
-      </w:pPr>
-      <w:r>
-        <w:t xml:space="preserve">-0.09 – 0.09</w:t>
-      </w:r>
-    </w:p>
-    <w:p>
-      <w:pPr>
-        <w:pStyle w:val="BodyText"/>
-      </w:pPr>
-      <w:r>
-        <w:t xml:space="preserve">-0.04</w:t>
-      </w:r>
-    </w:p>
-    <w:p>
-      <w:pPr>
-        <w:pStyle w:val="BodyText"/>
-      </w:pPr>
-      <w:r>
-        <w:t xml:space="preserve">-0.12 – 0.06</w:t>
-      </w:r>
-    </w:p>
-    <w:p>
-      <w:pPr>
-        <w:pStyle w:val="BodyText"/>
-      </w:pPr>
-      <w:r>
-        <w:t xml:space="preserve">mother age std</w:t>
-      </w:r>
-    </w:p>
-    <w:p>
-      <w:pPr>
-        <w:pStyle w:val="BodyText"/>
-      </w:pPr>
-      <w:r>
-        <w:t xml:space="preserve">-0.05</w:t>
-      </w:r>
-    </w:p>
-    <w:p>
-      <w:pPr>
-        <w:pStyle w:val="BodyText"/>
-      </w:pPr>
-      <w:r>
-        <w:t xml:space="preserve">-0.16 – 0.06</w:t>
-      </w:r>
-    </w:p>
-    <w:p>
-      <w:pPr>
-        <w:pStyle w:val="BodyText"/>
-      </w:pPr>
-      <w:r>
-        <w:t xml:space="preserve">-0.03</w:t>
-      </w:r>
-    </w:p>
-    <w:p>
-      <w:pPr>
-        <w:pStyle w:val="BodyText"/>
-      </w:pPr>
-      <w:r>
-        <w:t xml:space="preserve">-0.14 – 0.08</w:t>
-      </w:r>
-    </w:p>
-    <w:p>
-      <w:pPr>
-        <w:pStyle w:val="BodyText"/>
-      </w:pPr>
-      <w:r>
-        <w:t xml:space="preserve">bjulian std</w:t>
-      </w:r>
-    </w:p>
-    <w:p>
-      <w:pPr>
-        <w:pStyle w:val="BodyText"/>
-      </w:pPr>
-      <w:r>
-        <w:t xml:space="preserve">-0.16</w:t>
-      </w:r>
-    </w:p>
-    <w:p>
-      <w:pPr>
-        <w:pStyle w:val="BodyText"/>
-      </w:pPr>
-      <w:r>
-        <w:t xml:space="preserve">-0.26 – -0.06</w:t>
-      </w:r>
-    </w:p>
-    <w:p>
-      <w:pPr>
-        <w:pStyle w:val="BodyText"/>
-      </w:pPr>
-      <w:r>
-        <w:t xml:space="preserve">-0.09</w:t>
-      </w:r>
-    </w:p>
-    <w:p>
-      <w:pPr>
-        <w:pStyle w:val="BodyText"/>
-      </w:pPr>
-      <w:r>
-        <w:t xml:space="preserve">-0.19 – 0.00</w:t>
-      </w:r>
-    </w:p>
-    <w:p>
-      <w:pPr>
-        <w:pStyle w:val="BodyText"/>
-      </w:pPr>
-      <w:r>
-        <w:t xml:space="preserve">mast: yes</w:t>
-      </w:r>
-    </w:p>
-    <w:p>
-      <w:pPr>
-        <w:pStyle w:val="BodyText"/>
-      </w:pPr>
-      <w:r>
-        <w:t xml:space="preserve">-0.03</w:t>
-      </w:r>
-    </w:p>
-    <w:p>
-      <w:pPr>
-        <w:pStyle w:val="BodyText"/>
-      </w:pPr>
-      <w:r>
-        <w:t xml:space="preserve">-0.36 – 0.29</w:t>
-      </w:r>
-    </w:p>
-    <w:p>
-      <w:pPr>
-        <w:pStyle w:val="BodyText"/>
-      </w:pPr>
-      <w:r>
-        <w:t xml:space="preserve">0.02</w:t>
-      </w:r>
-    </w:p>
-    <w:p>
-      <w:pPr>
-        <w:pStyle w:val="BodyText"/>
-      </w:pPr>
-      <w:r>
-        <w:t xml:space="preserve">-0.31 – 0.35</w:t>
-      </w:r>
-    </w:p>
-    <w:p>
-      <w:pPr>
-        <w:pStyle w:val="BodyText"/>
-      </w:pPr>
-      <w:r>
-        <w:t xml:space="preserve">sexratio</w:t>
-      </w:r>
-    </w:p>
-    <w:p>
-      <w:pPr>
-        <w:pStyle w:val="BodyText"/>
-      </w:pPr>
-      <w:r>
-        <w:t xml:space="preserve">-0.28</w:t>
-      </w:r>
-    </w:p>
-    <w:p>
-      <w:pPr>
-        <w:pStyle w:val="BodyText"/>
-      </w:pPr>
-      <w:r>
-        <w:t xml:space="preserve">-0.57 – 0.01</w:t>
-      </w:r>
-    </w:p>
-    <w:p>
-      <w:pPr>
-        <w:pStyle w:val="BodyText"/>
-      </w:pPr>
-      <w:r>
-        <w:t xml:space="preserve">0.23</w:t>
-      </w:r>
-    </w:p>
-    <w:p>
-      <w:pPr>
-        <w:pStyle w:val="BodyText"/>
-      </w:pPr>
-      <w:r>
-        <w:t xml:space="preserve">-0.06 – 0.53</w:t>
-      </w:r>
-    </w:p>
-    <w:p>
-      <w:pPr>
-        <w:pStyle w:val="BodyText"/>
-      </w:pPr>
-      <w:r>
-        <w:t xml:space="preserve">cache_catmedium:density_std</w:t>
-      </w:r>
-    </w:p>
-    <w:p>
-      <w:pPr>
-        <w:pStyle w:val="BodyText"/>
-      </w:pPr>
-      <w:r>
-        <w:t xml:space="preserve">0.16</w:t>
-      </w:r>
-    </w:p>
-    <w:p>
-      <w:pPr>
-        <w:pStyle w:val="BodyText"/>
-      </w:pPr>
-      <w:r>
-        <w:t xml:space="preserve">-0.12 – 0.44</w:t>
-      </w:r>
-    </w:p>
-    <w:p>
-      <w:pPr>
-        <w:pStyle w:val="BodyText"/>
-      </w:pPr>
-      <w:r>
-        <w:t xml:space="preserve">-0.05</w:t>
-      </w:r>
-    </w:p>
-    <w:p>
-      <w:pPr>
-        <w:pStyle w:val="BodyText"/>
-      </w:pPr>
-      <w:r>
-        <w:t xml:space="preserve">-0.33 – 0.24</w:t>
-      </w:r>
-    </w:p>
-    <w:p>
-      <w:pPr>
-        <w:pStyle w:val="BodyText"/>
-      </w:pPr>
-      <w:r>
-        <w:t xml:space="preserve">cache_catlarge:density_std</w:t>
-      </w:r>
-    </w:p>
-    <w:p>
-      <w:pPr>
-        <w:pStyle w:val="BodyText"/>
-      </w:pPr>
-      <w:r>
-        <w:t xml:space="preserve">0.22</w:t>
-      </w:r>
-    </w:p>
-    <w:p>
-      <w:pPr>
-        <w:pStyle w:val="BodyText"/>
-      </w:pPr>
-      <w:r>
-        <w:t xml:space="preserve">-0.08 – 0.53</w:t>
-      </w:r>
-    </w:p>
-    <w:p>
-      <w:pPr>
-        <w:pStyle w:val="BodyText"/>
-      </w:pPr>
-      <w:r>
-        <w:t xml:space="preserve">-0.15</w:t>
-      </w:r>
-    </w:p>
-    <w:p>
-      <w:pPr>
-        <w:pStyle w:val="BodyText"/>
-      </w:pPr>
-      <w:r>
-        <w:t xml:space="preserve">-0.46 – 0.15</w:t>
-      </w:r>
-    </w:p>
-    <w:p>
-      <w:pPr>
-        <w:pStyle w:val="BodyText"/>
-      </w:pPr>
-      <w:r>
-        <w:t xml:space="preserve">N</w:t>
-      </w:r>
-      <w:r>
-        <w:t xml:space="preserve"> </w:t>
-      </w:r>
-      <w:r>
-        <w:t xml:space="preserve">gridyear</w:t>
-      </w:r>
-    </w:p>
-    <w:p>
-      <w:pPr>
-        <w:pStyle w:val="BodyText"/>
-      </w:pPr>
-      <w:r>
-        <w:t xml:space="preserve">34</w:t>
-      </w:r>
-    </w:p>
-    <w:p>
-      <w:pPr>
-        <w:pStyle w:val="BodyText"/>
-      </w:pPr>
-      <w:r>
-        <w:t xml:space="preserve">N</w:t>
-      </w:r>
-      <w:r>
-        <w:t xml:space="preserve"> </w:t>
-      </w:r>
-      <w:r>
-        <w:t xml:space="preserve">mother_byear</w:t>
-      </w:r>
-    </w:p>
-    <w:p>
-      <w:pPr>
-        <w:pStyle w:val="BodyText"/>
-      </w:pPr>
-      <w:r>
-        <w:t xml:space="preserve">21</w:t>
-      </w:r>
-    </w:p>
-    <w:p>
-      <w:pPr>
-        <w:pStyle w:val="BodyText"/>
-      </w:pPr>
-      <w:r>
-        <w:t xml:space="preserve">Observations</w:t>
-      </w:r>
-    </w:p>
-    <w:p>
-      <w:pPr>
-        <w:pStyle w:val="BodyText"/>
-      </w:pPr>
-      <w:r>
-        <w:t xml:space="preserve">452</w:t>
-      </w:r>
-    </w:p>
-    <w:p>
-      <w:pPr>
-        <w:pStyle w:val="BodyText"/>
-      </w:pPr>
-      <w:r>
-        <w:t xml:space="preserve">Rattle Model</w:t>
-      </w:r>
-    </w:p>
-    <w:p>
-      <w:pPr>
-        <w:pStyle w:val="BodyText"/>
-      </w:pPr>
-      <w:r>
-        <w:t xml:space="preserve"> </w:t>
-      </w:r>
-    </w:p>
-    <w:p>
-      <w:pPr>
-        <w:pStyle w:val="BodyText"/>
-      </w:pPr>
-      <w:r>
-        <w:t xml:space="preserve">growthrate_std</w:t>
-      </w:r>
-    </w:p>
-    <w:p>
-      <w:pPr>
-        <w:pStyle w:val="BodyText"/>
-      </w:pPr>
-      <w:r>
-        <w:t xml:space="preserve">littersize_std</w:t>
-      </w:r>
-    </w:p>
-    <w:p>
-      <w:pPr>
-        <w:pStyle w:val="BodyText"/>
-      </w:pPr>
-      <w:r>
-        <w:t xml:space="preserve">Predictors</w:t>
-      </w:r>
-    </w:p>
-    <w:p>
-      <w:pPr>
-        <w:pStyle w:val="BodyText"/>
-      </w:pPr>
-      <w:r>
-        <w:t xml:space="preserve">Estimates</w:t>
-      </w:r>
-    </w:p>
-    <w:p>
-      <w:pPr>
-        <w:pStyle w:val="BodyText"/>
-      </w:pPr>
-      <w:r>
-        <w:t xml:space="preserve">CI (95%)</w:t>
-      </w:r>
-    </w:p>
-    <w:p>
-      <w:pPr>
-        <w:pStyle w:val="BodyText"/>
-      </w:pPr>
-      <w:r>
-        <w:t xml:space="preserve">Estimates</w:t>
-      </w:r>
-    </w:p>
-    <w:p>
-      <w:pPr>
-        <w:pStyle w:val="BodyText"/>
-      </w:pPr>
-      <w:r>
-        <w:t xml:space="preserve">CI (95%)</w:t>
-      </w:r>
-    </w:p>
-    <w:p>
-      <w:pPr>
-        <w:pStyle w:val="BodyText"/>
-      </w:pPr>
-      <w:r>
-        <w:t xml:space="preserve">Intercept</w:t>
-      </w:r>
-    </w:p>
-    <w:p>
-      <w:pPr>
-        <w:pStyle w:val="BodyText"/>
-      </w:pPr>
-      <w:r>
-        <w:t xml:space="preserve">-0.00</w:t>
-      </w:r>
-    </w:p>
-    <w:p>
-      <w:pPr>
-        <w:pStyle w:val="BodyText"/>
-      </w:pPr>
-      <w:r>
-        <w:t xml:space="preserve">-0.35 – 0.35</w:t>
-      </w:r>
-    </w:p>
-    <w:p>
-      <w:pPr>
-        <w:pStyle w:val="BodyText"/>
-      </w:pPr>
-      <w:r>
-        <w:t xml:space="preserve">0.14</w:t>
-      </w:r>
-    </w:p>
-    <w:p>
-      <w:pPr>
-        <w:pStyle w:val="BodyText"/>
-      </w:pPr>
-      <w:r>
-        <w:t xml:space="preserve">-0.20 – 0.48</w:t>
-      </w:r>
-    </w:p>
-    <w:p>
-      <w:pPr>
-        <w:pStyle w:val="BodyText"/>
-      </w:pPr>
-      <w:r>
-        <w:t xml:space="preserve">treatment gr: Rattle</w:t>
-      </w:r>
-    </w:p>
-    <w:p>
-      <w:pPr>
-        <w:pStyle w:val="BodyText"/>
-      </w:pPr>
-      <w:r>
-        <w:t xml:space="preserve">-0.09</w:t>
-      </w:r>
-    </w:p>
-    <w:p>
-      <w:pPr>
-        <w:pStyle w:val="BodyText"/>
-      </w:pPr>
-      <w:r>
-        <w:t xml:space="preserve">-0.48 – 0.30</w:t>
-      </w:r>
-    </w:p>
-    <w:p>
-      <w:pPr>
-        <w:pStyle w:val="BodyText"/>
-      </w:pPr>
-      <w:r>
-        <w:t xml:space="preserve">-0.13</w:t>
-      </w:r>
-    </w:p>
-    <w:p>
-      <w:pPr>
-        <w:pStyle w:val="BodyText"/>
-      </w:pPr>
-      <w:r>
-        <w:t xml:space="preserve">-0.52 – 0.25</w:t>
-      </w:r>
-    </w:p>
-    <w:p>
-      <w:pPr>
-        <w:pStyle w:val="BodyText"/>
-      </w:pPr>
-      <w:r>
-        <w:t xml:space="preserve">density std</w:t>
-      </w:r>
-    </w:p>
-    <w:p>
-      <w:pPr>
-        <w:pStyle w:val="BodyText"/>
-      </w:pPr>
-      <w:r>
-        <w:t xml:space="preserve">0.02</w:t>
-      </w:r>
-    </w:p>
-    <w:p>
-      <w:pPr>
-        <w:pStyle w:val="BodyText"/>
-      </w:pPr>
-      <w:r>
-        <w:t xml:space="preserve">-0.21 – 0.26</w:t>
-      </w:r>
-    </w:p>
-    <w:p>
-      <w:pPr>
-        <w:pStyle w:val="BodyText"/>
-      </w:pPr>
-      <w:r>
-        <w:t xml:space="preserve">-0.08</w:t>
-      </w:r>
-    </w:p>
-    <w:p>
-      <w:pPr>
-        <w:pStyle w:val="BodyText"/>
-      </w:pPr>
-      <w:r>
-        <w:t xml:space="preserve">-0.33 – 0.16</w:t>
-      </w:r>
-    </w:p>
-    <w:p>
-      <w:pPr>
-        <w:pStyle w:val="BodyText"/>
-      </w:pPr>
-      <w:r>
-        <w:t xml:space="preserve">cones std</w:t>
-      </w:r>
-    </w:p>
-    <w:p>
-      <w:pPr>
-        <w:pStyle w:val="BodyText"/>
-      </w:pPr>
-      <w:r>
-        <w:t xml:space="preserve">-0.02</w:t>
-      </w:r>
-    </w:p>
-    <w:p>
-      <w:pPr>
-        <w:pStyle w:val="BodyText"/>
-      </w:pPr>
-      <w:r>
-        <w:t xml:space="preserve">-0.19 – 0.16</w:t>
-      </w:r>
-    </w:p>
-    <w:p>
-      <w:pPr>
-        <w:pStyle w:val="BodyText"/>
-      </w:pPr>
-      <w:r>
-        <w:t xml:space="preserve">-0.02</w:t>
-      </w:r>
-    </w:p>
-    <w:p>
-      <w:pPr>
-        <w:pStyle w:val="BodyText"/>
-      </w:pPr>
-      <w:r>
-        <w:t xml:space="preserve">-0.18 – 0.15</w:t>
-      </w:r>
-    </w:p>
-    <w:p>
-      <w:pPr>
-        <w:pStyle w:val="BodyText"/>
-      </w:pPr>
-      <w:r>
-        <w:t xml:space="preserve">bjulian std</w:t>
-      </w:r>
-    </w:p>
-    <w:p>
-      <w:pPr>
-        <w:pStyle w:val="BodyText"/>
-      </w:pPr>
-      <w:r>
-        <w:t xml:space="preserve">0.04</w:t>
-      </w:r>
-    </w:p>
-    <w:p>
-      <w:pPr>
-        <w:pStyle w:val="BodyText"/>
-      </w:pPr>
-      <w:r>
-        <w:t xml:space="preserve">-0.10 – 0.17</w:t>
-      </w:r>
-    </w:p>
-    <w:p>
-      <w:pPr>
-        <w:pStyle w:val="BodyText"/>
-      </w:pPr>
-      <w:r>
-        <w:t xml:space="preserve">-0.14</w:t>
-      </w:r>
-    </w:p>
-    <w:p>
-      <w:pPr>
-        <w:pStyle w:val="BodyText"/>
-      </w:pPr>
-      <w:r>
-        <w:t xml:space="preserve">-0.27 – -0.00</w:t>
-      </w:r>
-    </w:p>
-    <w:p>
-      <w:pPr>
-        <w:pStyle w:val="BodyText"/>
-      </w:pPr>
-      <w:r>
-        <w:t xml:space="preserve">mast: yes</w:t>
-      </w:r>
-    </w:p>
-    <w:p>
-      <w:pPr>
-        <w:pStyle w:val="BodyText"/>
-      </w:pPr>
-      <w:r>
-        <w:t xml:space="preserve">-0.09</w:t>
-      </w:r>
-    </w:p>
-    <w:p>
-      <w:pPr>
-        <w:pStyle w:val="BodyText"/>
-      </w:pPr>
-      <w:r>
-        <w:t xml:space="preserve">-0.50 – 0.31</w:t>
-      </w:r>
-    </w:p>
-    <w:p>
-      <w:pPr>
-        <w:pStyle w:val="BodyText"/>
-      </w:pPr>
-      <w:r>
-        <w:t xml:space="preserve">-0.13</w:t>
-      </w:r>
-    </w:p>
-    <w:p>
-      <w:pPr>
-        <w:pStyle w:val="BodyText"/>
-      </w:pPr>
-      <w:r>
-        <w:t xml:space="preserve">-0.53 – 0.27</w:t>
-      </w:r>
-    </w:p>
-    <w:p>
-      <w:pPr>
-        <w:pStyle w:val="BodyText"/>
-      </w:pPr>
-      <w:r>
-        <w:t xml:space="preserve">sexratio</w:t>
-      </w:r>
-    </w:p>
-    <w:p>
-      <w:pPr>
-        <w:pStyle w:val="BodyText"/>
-      </w:pPr>
-      <w:r>
-        <w:t xml:space="preserve">0.08</w:t>
-      </w:r>
-    </w:p>
-    <w:p>
-      <w:pPr>
-        <w:pStyle w:val="BodyText"/>
-      </w:pPr>
-      <w:r>
-        <w:t xml:space="preserve">-0.35 – 0.52</w:t>
-      </w:r>
-    </w:p>
-    <w:p>
-      <w:pPr>
-        <w:pStyle w:val="BodyText"/>
-      </w:pPr>
-      <w:r>
-        <w:t xml:space="preserve">-0.26</w:t>
-      </w:r>
-    </w:p>
-    <w:p>
-      <w:pPr>
-        <w:pStyle w:val="BodyText"/>
-      </w:pPr>
-      <w:r>
-        <w:t xml:space="preserve">-0.69 – 0.17</w:t>
-      </w:r>
-    </w:p>
-    <w:p>
-      <w:pPr>
-        <w:pStyle w:val="BodyText"/>
-      </w:pPr>
-      <w:r>
-        <w:t xml:space="preserve">treatment_grRattle:density_std</w:t>
-      </w:r>
-    </w:p>
-    <w:p>
-      <w:pPr>
-        <w:pStyle w:val="BodyText"/>
-      </w:pPr>
-      <w:r>
-        <w:t xml:space="preserve">-0.07</w:t>
-      </w:r>
-    </w:p>
-    <w:p>
-      <w:pPr>
-        <w:pStyle w:val="BodyText"/>
-      </w:pPr>
-      <w:r>
-        <w:t xml:space="preserve">-0.53 – 0.38</w:t>
-      </w:r>
-    </w:p>
-    <w:p>
-      <w:pPr>
-        <w:pStyle w:val="BodyText"/>
-      </w:pPr>
-      <w:r>
-        <w:t xml:space="preserve">-0.31</w:t>
-      </w:r>
-    </w:p>
-    <w:p>
-      <w:pPr>
-        <w:pStyle w:val="BodyText"/>
-      </w:pPr>
-      <w:r>
-        <w:t xml:space="preserve">-0.76 – 0.13</w:t>
-      </w:r>
-    </w:p>
-    <w:p>
-      <w:pPr>
-        <w:pStyle w:val="BodyText"/>
-      </w:pPr>
-      <w:r>
-        <w:t xml:space="preserve">N</w:t>
-      </w:r>
-      <w:r>
-        <w:t xml:space="preserve"> </w:t>
-      </w:r>
-      <w:r>
-        <w:t xml:space="preserve">gridyear</w:t>
-      </w:r>
-    </w:p>
-    <w:p>
-      <w:pPr>
-        <w:pStyle w:val="BodyText"/>
-      </w:pPr>
-      <w:r>
-        <w:t xml:space="preserve">21</w:t>
-      </w:r>
-    </w:p>
-    <w:p>
-      <w:pPr>
-        <w:pStyle w:val="BodyText"/>
-      </w:pPr>
-      <w:r>
-        <w:t xml:space="preserve">N</w:t>
-      </w:r>
-      <w:r>
-        <w:t xml:space="preserve"> </w:t>
-      </w:r>
-      <w:r>
-        <w:t xml:space="preserve">mother_byear</w:t>
-      </w:r>
-    </w:p>
-    <w:p>
-      <w:pPr>
-        <w:pStyle w:val="BodyText"/>
-      </w:pPr>
-      <w:r>
-        <w:t xml:space="preserve">17</w:t>
-      </w:r>
-    </w:p>
-    <w:p>
-      <w:pPr>
-        <w:pStyle w:val="BodyText"/>
-      </w:pPr>
-      <w:r>
-        <w:t xml:space="preserve">Observations</w:t>
-      </w:r>
-    </w:p>
-    <w:p>
-      <w:pPr>
-        <w:pStyle w:val="BodyText"/>
-      </w:pPr>
-      <w:r>
-        <w:t xml:space="preserve">224</w:t>
-      </w:r>
-    </w:p>
+    <w:tbl>
+      <w:tblPr>
+        <w:tblStyle w:val="Table"/>
+        <w:tblW w:type="pct" w:w="5000"/>
+        <w:tblLayout w:type="fixed"/>
+        <w:tblLook w:firstRow="1" w:lastRow="0" w:firstColumn="0" w:lastColumn="0" w:noHBand="0" w:noVBand="0" w:val="0020"/>
+        <w:tblCaption w:val="Table 5. Rattle Model Results with Chickadee test."/>
+      </w:tblPr>
+      <w:tblGrid>
+        <w:gridCol w:w="1048"/>
+        <w:gridCol w:w="4076"/>
+        <w:gridCol w:w="1048"/>
+        <w:gridCol w:w="1747"/>
+      </w:tblGrid>
+      <w:tr>
+        <w:trPr>
+          <w:tblHeader w:val="on"/>
+        </w:trPr>
+        <w:tc>
+          <w:tcPr/>
+          <w:p>
+            <w:pPr>
+              <w:pStyle w:val="Compact"/>
+              <w:jc w:val="left"/>
+            </w:pPr>
+            <w:r>
+              <w:t xml:space="preserve">Response</w:t>
+            </w:r>
+          </w:p>
+        </w:tc>
+        <w:tc>
+          <w:tcPr/>
+          <w:p>
+            <w:pPr>
+              <w:pStyle w:val="Compact"/>
+              <w:jc w:val="left"/>
+            </w:pPr>
+            <w:r>
+              <w:t xml:space="preserve">Effect</w:t>
+            </w:r>
+          </w:p>
+        </w:tc>
+        <w:tc>
+          <w:tcPr/>
+          <w:p>
+            <w:pPr>
+              <w:pStyle w:val="Compact"/>
+              <w:jc w:val="right"/>
+            </w:pPr>
+            <w:r>
+              <w:t xml:space="preserve">Estimate</w:t>
+            </w:r>
+          </w:p>
+        </w:tc>
+        <w:tc>
+          <w:tcPr/>
+          <w:p>
+            <w:pPr>
+              <w:pStyle w:val="Compact"/>
+              <w:jc w:val="left"/>
+            </w:pPr>
+            <w:r>
+              <w:t xml:space="preserve">CI</w:t>
+            </w:r>
+          </w:p>
+        </w:tc>
+      </w:tr>
+      <w:tr>
+        <w:tc>
+          <w:tcPr/>
+          <w:p>
+            <w:pPr>
+              <w:pStyle w:val="Compact"/>
+              <w:jc w:val="left"/>
+            </w:pPr>
+            <w:r>
+              <w:t xml:space="preserve">GR</w:t>
+            </w:r>
+          </w:p>
+        </w:tc>
+        <w:tc>
+          <w:tcPr/>
+          <w:p>
+            <w:pPr>
+              <w:pStyle w:val="Compact"/>
+              <w:jc w:val="left"/>
+            </w:pPr>
+            <w:r>
+              <w:t xml:space="preserve">Intercept</w:t>
+            </w:r>
+          </w:p>
+        </w:tc>
+        <w:tc>
+          <w:tcPr/>
+          <w:p>
+            <w:pPr>
+              <w:pStyle w:val="Compact"/>
+              <w:jc w:val="right"/>
+            </w:pPr>
+            <w:r>
+              <w:t xml:space="preserve">0.00</w:t>
+            </w:r>
+          </w:p>
+        </w:tc>
+        <w:tc>
+          <w:tcPr/>
+          <w:p>
+            <w:pPr>
+              <w:pStyle w:val="Compact"/>
+              <w:jc w:val="left"/>
+            </w:pPr>
+            <w:r>
+              <w:t xml:space="preserve">(-0.34, 0.36)</w:t>
+            </w:r>
+          </w:p>
+        </w:tc>
+      </w:tr>
+      <w:tr>
+        <w:tc>
+          <w:tcPr/>
+          <w:p>
+            <w:pPr>
+              <w:pStyle w:val="Compact"/>
+              <w:jc w:val="left"/>
+            </w:pPr>
+            <w:r>
+              <w:t xml:space="preserve">GR</w:t>
+            </w:r>
+          </w:p>
+        </w:tc>
+        <w:tc>
+          <w:tcPr/>
+          <w:p>
+            <w:pPr>
+              <w:pStyle w:val="Compact"/>
+              <w:jc w:val="left"/>
+            </w:pPr>
+            <w:r>
+              <w:t xml:space="preserve">treatment_indChickadee</w:t>
+            </w:r>
+          </w:p>
+        </w:tc>
+        <w:tc>
+          <w:tcPr/>
+          <w:p>
+            <w:pPr>
+              <w:pStyle w:val="Compact"/>
+              <w:jc w:val="right"/>
+            </w:pPr>
+            <w:r>
+              <w:t xml:space="preserve">-0.09</w:t>
+            </w:r>
+          </w:p>
+        </w:tc>
+        <w:tc>
+          <w:tcPr/>
+          <w:p>
+            <w:pPr>
+              <w:pStyle w:val="Compact"/>
+              <w:jc w:val="left"/>
+            </w:pPr>
+            <w:r>
+              <w:t xml:space="preserve">(-0.94, 0.74)</w:t>
+            </w:r>
+          </w:p>
+        </w:tc>
+      </w:tr>
+      <w:tr>
+        <w:tc>
+          <w:tcPr/>
+          <w:p>
+            <w:pPr>
+              <w:pStyle w:val="Compact"/>
+              <w:jc w:val="left"/>
+            </w:pPr>
+            <w:r>
+              <w:t xml:space="preserve">GR</w:t>
+            </w:r>
+          </w:p>
+        </w:tc>
+        <w:tc>
+          <w:tcPr/>
+          <w:p>
+            <w:pPr>
+              <w:pStyle w:val="Compact"/>
+              <w:jc w:val="left"/>
+            </w:pPr>
+            <w:r>
+              <w:t xml:space="preserve">treatment_indRattle</w:t>
+            </w:r>
+          </w:p>
+        </w:tc>
+        <w:tc>
+          <w:tcPr/>
+          <w:p>
+            <w:pPr>
+              <w:pStyle w:val="Compact"/>
+              <w:jc w:val="right"/>
+            </w:pPr>
+            <w:r>
+              <w:t xml:space="preserve">-0.08</w:t>
+            </w:r>
+          </w:p>
+        </w:tc>
+        <w:tc>
+          <w:tcPr/>
+          <w:p>
+            <w:pPr>
+              <w:pStyle w:val="Compact"/>
+              <w:jc w:val="left"/>
+            </w:pPr>
+            <w:r>
+              <w:t xml:space="preserve">(-0.48, 0.31)</w:t>
+            </w:r>
+          </w:p>
+        </w:tc>
+      </w:tr>
+      <w:tr>
+        <w:tc>
+          <w:tcPr/>
+          <w:p>
+            <w:pPr>
+              <w:pStyle w:val="Compact"/>
+              <w:jc w:val="left"/>
+            </w:pPr>
+            <w:r>
+              <w:t xml:space="preserve">GR</w:t>
+            </w:r>
+          </w:p>
+        </w:tc>
+        <w:tc>
+          <w:tcPr/>
+          <w:p>
+            <w:pPr>
+              <w:pStyle w:val="Compact"/>
+              <w:jc w:val="left"/>
+            </w:pPr>
+            <w:r>
+              <w:t xml:space="preserve">density_std</w:t>
+            </w:r>
+          </w:p>
+        </w:tc>
+        <w:tc>
+          <w:tcPr/>
+          <w:p>
+            <w:pPr>
+              <w:pStyle w:val="Compact"/>
+              <w:jc w:val="right"/>
+            </w:pPr>
+            <w:r>
+              <w:t xml:space="preserve">0.05</w:t>
+            </w:r>
+          </w:p>
+        </w:tc>
+        <w:tc>
+          <w:tcPr/>
+          <w:p>
+            <w:pPr>
+              <w:pStyle w:val="Compact"/>
+              <w:jc w:val="left"/>
+            </w:pPr>
+            <w:r>
+              <w:t xml:space="preserve">(-0.2, 0.3)</w:t>
+            </w:r>
+          </w:p>
+        </w:tc>
+      </w:tr>
+      <w:tr>
+        <w:tc>
+          <w:tcPr/>
+          <w:p>
+            <w:pPr>
+              <w:pStyle w:val="Compact"/>
+              <w:jc w:val="left"/>
+            </w:pPr>
+            <w:r>
+              <w:t xml:space="preserve">GR</w:t>
+            </w:r>
+          </w:p>
+        </w:tc>
+        <w:tc>
+          <w:tcPr/>
+          <w:p>
+            <w:pPr>
+              <w:pStyle w:val="Compact"/>
+              <w:jc w:val="left"/>
+            </w:pPr>
+            <w:r>
+              <w:t xml:space="preserve">cones_std</w:t>
+            </w:r>
+          </w:p>
+        </w:tc>
+        <w:tc>
+          <w:tcPr/>
+          <w:p>
+            <w:pPr>
+              <w:pStyle w:val="Compact"/>
+              <w:jc w:val="right"/>
+            </w:pPr>
+            <w:r>
+              <w:t xml:space="preserve">-0.02</w:t>
+            </w:r>
+          </w:p>
+        </w:tc>
+        <w:tc>
+          <w:tcPr/>
+          <w:p>
+            <w:pPr>
+              <w:pStyle w:val="Compact"/>
+              <w:jc w:val="left"/>
+            </w:pPr>
+            <w:r>
+              <w:t xml:space="preserve">(-0.2, 0.16)</w:t>
+            </w:r>
+          </w:p>
+        </w:tc>
+      </w:tr>
+      <w:tr>
+        <w:tc>
+          <w:tcPr/>
+          <w:p>
+            <w:pPr>
+              <w:pStyle w:val="Compact"/>
+              <w:jc w:val="left"/>
+            </w:pPr>
+            <w:r>
+              <w:t xml:space="preserve">GR</w:t>
+            </w:r>
+          </w:p>
+        </w:tc>
+        <w:tc>
+          <w:tcPr/>
+          <w:p>
+            <w:pPr>
+              <w:pStyle w:val="Compact"/>
+              <w:jc w:val="left"/>
+            </w:pPr>
+            <w:r>
+              <w:t xml:space="preserve">bjulian_std</w:t>
+            </w:r>
+          </w:p>
+        </w:tc>
+        <w:tc>
+          <w:tcPr/>
+          <w:p>
+            <w:pPr>
+              <w:pStyle w:val="Compact"/>
+              <w:jc w:val="right"/>
+            </w:pPr>
+            <w:r>
+              <w:t xml:space="preserve">0.04</w:t>
+            </w:r>
+          </w:p>
+        </w:tc>
+        <w:tc>
+          <w:tcPr/>
+          <w:p>
+            <w:pPr>
+              <w:pStyle w:val="Compact"/>
+              <w:jc w:val="left"/>
+            </w:pPr>
+            <w:r>
+              <w:t xml:space="preserve">(-0.1, 0.18)</w:t>
+            </w:r>
+          </w:p>
+        </w:tc>
+      </w:tr>
+      <w:tr>
+        <w:tc>
+          <w:tcPr/>
+          <w:p>
+            <w:pPr>
+              <w:pStyle w:val="Compact"/>
+              <w:jc w:val="left"/>
+            </w:pPr>
+            <w:r>
+              <w:t xml:space="preserve">GR</w:t>
+            </w:r>
+          </w:p>
+        </w:tc>
+        <w:tc>
+          <w:tcPr/>
+          <w:p>
+            <w:pPr>
+              <w:pStyle w:val="Compact"/>
+              <w:jc w:val="left"/>
+            </w:pPr>
+            <w:r>
+              <w:t xml:space="preserve">mastyes</w:t>
+            </w:r>
+          </w:p>
+        </w:tc>
+        <w:tc>
+          <w:tcPr/>
+          <w:p>
+            <w:pPr>
+              <w:pStyle w:val="Compact"/>
+              <w:jc w:val="right"/>
+            </w:pPr>
+            <w:r>
+              <w:t xml:space="preserve">-0.11</w:t>
+            </w:r>
+          </w:p>
+        </w:tc>
+        <w:tc>
+          <w:tcPr/>
+          <w:p>
+            <w:pPr>
+              <w:pStyle w:val="Compact"/>
+              <w:jc w:val="left"/>
+            </w:pPr>
+            <w:r>
+              <w:t xml:space="preserve">(-0.54, 0.31)</w:t>
+            </w:r>
+          </w:p>
+        </w:tc>
+      </w:tr>
+      <w:tr>
+        <w:tc>
+          <w:tcPr/>
+          <w:p>
+            <w:pPr>
+              <w:pStyle w:val="Compact"/>
+              <w:jc w:val="left"/>
+            </w:pPr>
+            <w:r>
+              <w:t xml:space="preserve">GR</w:t>
+            </w:r>
+          </w:p>
+        </w:tc>
+        <w:tc>
+          <w:tcPr/>
+          <w:p>
+            <w:pPr>
+              <w:pStyle w:val="Compact"/>
+              <w:jc w:val="left"/>
+            </w:pPr>
+            <w:r>
+              <w:t xml:space="preserve">sexratio</w:t>
+            </w:r>
+          </w:p>
+        </w:tc>
+        <w:tc>
+          <w:tcPr/>
+          <w:p>
+            <w:pPr>
+              <w:pStyle w:val="Compact"/>
+              <w:jc w:val="right"/>
+            </w:pPr>
+            <w:r>
+              <w:t xml:space="preserve">0.08</w:t>
+            </w:r>
+          </w:p>
+        </w:tc>
+        <w:tc>
+          <w:tcPr/>
+          <w:p>
+            <w:pPr>
+              <w:pStyle w:val="Compact"/>
+              <w:jc w:val="left"/>
+            </w:pPr>
+            <w:r>
+              <w:t xml:space="preserve">(-0.35, 0.52)</w:t>
+            </w:r>
+          </w:p>
+        </w:tc>
+      </w:tr>
+      <w:tr>
+        <w:tc>
+          <w:tcPr/>
+          <w:p>
+            <w:pPr>
+              <w:pStyle w:val="Compact"/>
+              <w:jc w:val="left"/>
+            </w:pPr>
+            <w:r>
+              <w:t xml:space="preserve">GR</w:t>
+            </w:r>
+          </w:p>
+        </w:tc>
+        <w:tc>
+          <w:tcPr/>
+          <w:p>
+            <w:pPr>
+              <w:pStyle w:val="Compact"/>
+              <w:jc w:val="left"/>
+            </w:pPr>
+            <w:r>
+              <w:t xml:space="preserve">treatment_indChickadee:density_std</w:t>
+            </w:r>
+          </w:p>
+        </w:tc>
+        <w:tc>
+          <w:tcPr/>
+          <w:p>
+            <w:pPr>
+              <w:pStyle w:val="Compact"/>
+              <w:jc w:val="right"/>
+            </w:pPr>
+            <w:r>
+              <w:t xml:space="preserve">-0.27</w:t>
+            </w:r>
+          </w:p>
+        </w:tc>
+        <w:tc>
+          <w:tcPr/>
+          <w:p>
+            <w:pPr>
+              <w:pStyle w:val="Compact"/>
+              <w:jc w:val="left"/>
+            </w:pPr>
+            <w:r>
+              <w:t xml:space="preserve">(-1.14, 0.58)</w:t>
+            </w:r>
+          </w:p>
+        </w:tc>
+      </w:tr>
+      <w:tr>
+        <w:tc>
+          <w:tcPr/>
+          <w:p>
+            <w:pPr>
+              <w:pStyle w:val="Compact"/>
+              <w:jc w:val="left"/>
+            </w:pPr>
+            <w:r>
+              <w:t xml:space="preserve">GR</w:t>
+            </w:r>
+          </w:p>
+        </w:tc>
+        <w:tc>
+          <w:tcPr/>
+          <w:p>
+            <w:pPr>
+              <w:pStyle w:val="Compact"/>
+              <w:jc w:val="left"/>
+            </w:pPr>
+            <w:r>
+              <w:t xml:space="preserve">treatment_indRattle:density_std</w:t>
+            </w:r>
+          </w:p>
+        </w:tc>
+        <w:tc>
+          <w:tcPr/>
+          <w:p>
+            <w:pPr>
+              <w:pStyle w:val="Compact"/>
+              <w:jc w:val="right"/>
+            </w:pPr>
+            <w:r>
+              <w:t xml:space="preserve">-0.10</w:t>
+            </w:r>
+          </w:p>
+        </w:tc>
+        <w:tc>
+          <w:tcPr/>
+          <w:p>
+            <w:pPr>
+              <w:pStyle w:val="Compact"/>
+              <w:jc w:val="left"/>
+            </w:pPr>
+            <w:r>
+              <w:t xml:space="preserve">(-0.56, 0.36)</w:t>
+            </w:r>
+          </w:p>
+        </w:tc>
+      </w:tr>
+      <w:tr>
+        <w:tc>
+          <w:tcPr/>
+          <w:p>
+            <w:pPr>
+              <w:pStyle w:val="Compact"/>
+              <w:jc w:val="left"/>
+            </w:pPr>
+            <w:r>
+              <w:t xml:space="preserve">LS</w:t>
+            </w:r>
+          </w:p>
+        </w:tc>
+        <w:tc>
+          <w:tcPr/>
+          <w:p>
+            <w:pPr>
+              <w:pStyle w:val="Compact"/>
+              <w:jc w:val="left"/>
+            </w:pPr>
+            <w:r>
+              <w:t xml:space="preserve">Intercept</w:t>
+            </w:r>
+          </w:p>
+        </w:tc>
+        <w:tc>
+          <w:tcPr/>
+          <w:p>
+            <w:pPr>
+              <w:pStyle w:val="Compact"/>
+              <w:jc w:val="right"/>
+            </w:pPr>
+            <w:r>
+              <w:t xml:space="preserve">0.14</w:t>
+            </w:r>
+          </w:p>
+        </w:tc>
+        <w:tc>
+          <w:tcPr/>
+          <w:p>
+            <w:pPr>
+              <w:pStyle w:val="Compact"/>
+              <w:jc w:val="left"/>
+            </w:pPr>
+            <w:r>
+              <w:t xml:space="preserve">(-0.2, 0.49)</w:t>
+            </w:r>
+          </w:p>
+        </w:tc>
+      </w:tr>
+      <w:tr>
+        <w:tc>
+          <w:tcPr/>
+          <w:p>
+            <w:pPr>
+              <w:pStyle w:val="Compact"/>
+              <w:jc w:val="left"/>
+            </w:pPr>
+            <w:r>
+              <w:t xml:space="preserve">LS</w:t>
+            </w:r>
+          </w:p>
+        </w:tc>
+        <w:tc>
+          <w:tcPr/>
+          <w:p>
+            <w:pPr>
+              <w:pStyle w:val="Compact"/>
+              <w:jc w:val="left"/>
+            </w:pPr>
+            <w:r>
+              <w:t xml:space="preserve">treatment_indChickadee</w:t>
+            </w:r>
+          </w:p>
+        </w:tc>
+        <w:tc>
+          <w:tcPr/>
+          <w:p>
+            <w:pPr>
+              <w:pStyle w:val="Compact"/>
+              <w:jc w:val="right"/>
+            </w:pPr>
+            <w:r>
+              <w:t xml:space="preserve">-0.09</w:t>
+            </w:r>
+          </w:p>
+        </w:tc>
+        <w:tc>
+          <w:tcPr/>
+          <w:p>
+            <w:pPr>
+              <w:pStyle w:val="Compact"/>
+              <w:jc w:val="left"/>
+            </w:pPr>
+            <w:r>
+              <w:t xml:space="preserve">(-0.92, 0.74)</w:t>
+            </w:r>
+          </w:p>
+        </w:tc>
+      </w:tr>
+      <w:tr>
+        <w:tc>
+          <w:tcPr/>
+          <w:p>
+            <w:pPr>
+              <w:pStyle w:val="Compact"/>
+              <w:jc w:val="left"/>
+            </w:pPr>
+            <w:r>
+              <w:t xml:space="preserve">LS</w:t>
+            </w:r>
+          </w:p>
+        </w:tc>
+        <w:tc>
+          <w:tcPr/>
+          <w:p>
+            <w:pPr>
+              <w:pStyle w:val="Compact"/>
+              <w:jc w:val="left"/>
+            </w:pPr>
+            <w:r>
+              <w:t xml:space="preserve">treatment_indRattle</w:t>
+            </w:r>
+          </w:p>
+        </w:tc>
+        <w:tc>
+          <w:tcPr/>
+          <w:p>
+            <w:pPr>
+              <w:pStyle w:val="Compact"/>
+              <w:jc w:val="right"/>
+            </w:pPr>
+            <w:r>
+              <w:t xml:space="preserve">-0.14</w:t>
+            </w:r>
+          </w:p>
+        </w:tc>
+        <w:tc>
+          <w:tcPr/>
+          <w:p>
+            <w:pPr>
+              <w:pStyle w:val="Compact"/>
+              <w:jc w:val="left"/>
+            </w:pPr>
+            <w:r>
+              <w:t xml:space="preserve">(-0.54, 0.24)</w:t>
+            </w:r>
+          </w:p>
+        </w:tc>
+      </w:tr>
+      <w:tr>
+        <w:tc>
+          <w:tcPr/>
+          <w:p>
+            <w:pPr>
+              <w:pStyle w:val="Compact"/>
+              <w:jc w:val="left"/>
+            </w:pPr>
+            <w:r>
+              <w:t xml:space="preserve">LS</w:t>
+            </w:r>
+          </w:p>
+        </w:tc>
+        <w:tc>
+          <w:tcPr/>
+          <w:p>
+            <w:pPr>
+              <w:pStyle w:val="Compact"/>
+              <w:jc w:val="left"/>
+            </w:pPr>
+            <w:r>
+              <w:t xml:space="preserve">density_std</w:t>
+            </w:r>
+          </w:p>
+        </w:tc>
+        <w:tc>
+          <w:tcPr/>
+          <w:p>
+            <w:pPr>
+              <w:pStyle w:val="Compact"/>
+              <w:jc w:val="right"/>
+            </w:pPr>
+            <w:r>
+              <w:t xml:space="preserve">-0.08</w:t>
+            </w:r>
+          </w:p>
+        </w:tc>
+        <w:tc>
+          <w:tcPr/>
+          <w:p>
+            <w:pPr>
+              <w:pStyle w:val="Compact"/>
+              <w:jc w:val="left"/>
+            </w:pPr>
+            <w:r>
+              <w:t xml:space="preserve">(-0.33, 0.18)</w:t>
+            </w:r>
+          </w:p>
+        </w:tc>
+      </w:tr>
+      <w:tr>
+        <w:tc>
+          <w:tcPr/>
+          <w:p>
+            <w:pPr>
+              <w:pStyle w:val="Compact"/>
+              <w:jc w:val="left"/>
+            </w:pPr>
+            <w:r>
+              <w:t xml:space="preserve">LS</w:t>
+            </w:r>
+          </w:p>
+        </w:tc>
+        <w:tc>
+          <w:tcPr/>
+          <w:p>
+            <w:pPr>
+              <w:pStyle w:val="Compact"/>
+              <w:jc w:val="left"/>
+            </w:pPr>
+            <w:r>
+              <w:t xml:space="preserve">cones_std</w:t>
+            </w:r>
+          </w:p>
+        </w:tc>
+        <w:tc>
+          <w:tcPr/>
+          <w:p>
+            <w:pPr>
+              <w:pStyle w:val="Compact"/>
+              <w:jc w:val="right"/>
+            </w:pPr>
+            <w:r>
+              <w:t xml:space="preserve">-0.01</w:t>
+            </w:r>
+          </w:p>
+        </w:tc>
+        <w:tc>
+          <w:tcPr/>
+          <w:p>
+            <w:pPr>
+              <w:pStyle w:val="Compact"/>
+              <w:jc w:val="left"/>
+            </w:pPr>
+            <w:r>
+              <w:t xml:space="preserve">(-0.18, 0.16)</w:t>
+            </w:r>
+          </w:p>
+        </w:tc>
+      </w:tr>
+      <w:tr>
+        <w:tc>
+          <w:tcPr/>
+          <w:p>
+            <w:pPr>
+              <w:pStyle w:val="Compact"/>
+              <w:jc w:val="left"/>
+            </w:pPr>
+            <w:r>
+              <w:t xml:space="preserve">LS</w:t>
+            </w:r>
+          </w:p>
+        </w:tc>
+        <w:tc>
+          <w:tcPr/>
+          <w:p>
+            <w:pPr>
+              <w:pStyle w:val="Compact"/>
+              <w:jc w:val="left"/>
+            </w:pPr>
+            <w:r>
+              <w:t xml:space="preserve">bjulian_std</w:t>
+            </w:r>
+          </w:p>
+        </w:tc>
+        <w:tc>
+          <w:tcPr/>
+          <w:p>
+            <w:pPr>
+              <w:pStyle w:val="Compact"/>
+              <w:jc w:val="right"/>
+            </w:pPr>
+            <w:r>
+              <w:t xml:space="preserve">-0.14</w:t>
+            </w:r>
+          </w:p>
+        </w:tc>
+        <w:tc>
+          <w:tcPr/>
+          <w:p>
+            <w:pPr>
+              <w:pStyle w:val="Compact"/>
+              <w:jc w:val="left"/>
+            </w:pPr>
+            <w:r>
+              <w:t xml:space="preserve">(-0.27, 0)</w:t>
+            </w:r>
+          </w:p>
+        </w:tc>
+      </w:tr>
+      <w:tr>
+        <w:tc>
+          <w:tcPr/>
+          <w:p>
+            <w:pPr>
+              <w:pStyle w:val="Compact"/>
+              <w:jc w:val="left"/>
+            </w:pPr>
+            <w:r>
+              <w:t xml:space="preserve">LS</w:t>
+            </w:r>
+          </w:p>
+        </w:tc>
+        <w:tc>
+          <w:tcPr/>
+          <w:p>
+            <w:pPr>
+              <w:pStyle w:val="Compact"/>
+              <w:jc w:val="left"/>
+            </w:pPr>
+            <w:r>
+              <w:t xml:space="preserve">mastyes</w:t>
+            </w:r>
+          </w:p>
+        </w:tc>
+        <w:tc>
+          <w:tcPr/>
+          <w:p>
+            <w:pPr>
+              <w:pStyle w:val="Compact"/>
+              <w:jc w:val="right"/>
+            </w:pPr>
+            <w:r>
+              <w:t xml:space="preserve">-0.11</w:t>
+            </w:r>
+          </w:p>
+        </w:tc>
+        <w:tc>
+          <w:tcPr/>
+          <w:p>
+            <w:pPr>
+              <w:pStyle w:val="Compact"/>
+              <w:jc w:val="left"/>
+            </w:pPr>
+            <w:r>
+              <w:t xml:space="preserve">(-0.54, 0.3)</w:t>
+            </w:r>
+          </w:p>
+        </w:tc>
+      </w:tr>
+      <w:tr>
+        <w:tc>
+          <w:tcPr/>
+          <w:p>
+            <w:pPr>
+              <w:pStyle w:val="Compact"/>
+              <w:jc w:val="left"/>
+            </w:pPr>
+            <w:r>
+              <w:t xml:space="preserve">LS</w:t>
+            </w:r>
+          </w:p>
+        </w:tc>
+        <w:tc>
+          <w:tcPr/>
+          <w:p>
+            <w:pPr>
+              <w:pStyle w:val="Compact"/>
+              <w:jc w:val="left"/>
+            </w:pPr>
+            <w:r>
+              <w:t xml:space="preserve">sexratio</w:t>
+            </w:r>
+          </w:p>
+        </w:tc>
+        <w:tc>
+          <w:tcPr/>
+          <w:p>
+            <w:pPr>
+              <w:pStyle w:val="Compact"/>
+              <w:jc w:val="right"/>
+            </w:pPr>
+            <w:r>
+              <w:t xml:space="preserve">-0.26</w:t>
+            </w:r>
+          </w:p>
+        </w:tc>
+        <w:tc>
+          <w:tcPr/>
+          <w:p>
+            <w:pPr>
+              <w:pStyle w:val="Compact"/>
+              <w:jc w:val="left"/>
+            </w:pPr>
+            <w:r>
+              <w:t xml:space="preserve">(-0.68, 0.17)</w:t>
+            </w:r>
+          </w:p>
+        </w:tc>
+      </w:tr>
+      <w:tr>
+        <w:tc>
+          <w:tcPr/>
+          <w:p>
+            <w:pPr>
+              <w:pStyle w:val="Compact"/>
+              <w:jc w:val="left"/>
+            </w:pPr>
+            <w:r>
+              <w:t xml:space="preserve">LS</w:t>
+            </w:r>
+          </w:p>
+        </w:tc>
+        <w:tc>
+          <w:tcPr/>
+          <w:p>
+            <w:pPr>
+              <w:pStyle w:val="Compact"/>
+              <w:jc w:val="left"/>
+            </w:pPr>
+            <w:r>
+              <w:t xml:space="preserve">treatment_indChickadee:density_std</w:t>
+            </w:r>
+          </w:p>
+        </w:tc>
+        <w:tc>
+          <w:tcPr/>
+          <w:p>
+            <w:pPr>
+              <w:pStyle w:val="Compact"/>
+              <w:jc w:val="right"/>
+            </w:pPr>
+            <w:r>
+              <w:t xml:space="preserve">-0.07</w:t>
+            </w:r>
+          </w:p>
+        </w:tc>
+        <w:tc>
+          <w:tcPr/>
+          <w:p>
+            <w:pPr>
+              <w:pStyle w:val="Compact"/>
+              <w:jc w:val="left"/>
+            </w:pPr>
+            <w:r>
+              <w:t xml:space="preserve">(-0.89, 0.77)</w:t>
+            </w:r>
+          </w:p>
+        </w:tc>
+      </w:tr>
+      <w:tr>
+        <w:tc>
+          <w:tcPr/>
+          <w:p>
+            <w:pPr>
+              <w:pStyle w:val="Compact"/>
+              <w:jc w:val="left"/>
+            </w:pPr>
+            <w:r>
+              <w:t xml:space="preserve">LS</w:t>
+            </w:r>
+          </w:p>
+        </w:tc>
+        <w:tc>
+          <w:tcPr/>
+          <w:p>
+            <w:pPr>
+              <w:pStyle w:val="Compact"/>
+              <w:jc w:val="left"/>
+            </w:pPr>
+            <w:r>
+              <w:t xml:space="preserve">treatment_indRattle:density_std</w:t>
+            </w:r>
+          </w:p>
+        </w:tc>
+        <w:tc>
+          <w:tcPr/>
+          <w:p>
+            <w:pPr>
+              <w:pStyle w:val="Compact"/>
+              <w:jc w:val="right"/>
+            </w:pPr>
+            <w:r>
+              <w:t xml:space="preserve">-0.31</w:t>
+            </w:r>
+          </w:p>
+        </w:tc>
+        <w:tc>
+          <w:tcPr/>
+          <w:p>
+            <w:pPr>
+              <w:pStyle w:val="Compact"/>
+              <w:jc w:val="left"/>
+            </w:pPr>
+            <w:r>
+              <w:t xml:space="preserve">(-0.78, 0.13)</w:t>
+            </w:r>
+          </w:p>
+        </w:tc>
+      </w:tr>
+      <w:tr>
+        <w:tc>
+          <w:tcPr/>
+          <w:p>
+            <w:pPr>
+              <w:pStyle w:val="Compact"/>
+              <w:jc w:val="left"/>
+            </w:pPr>
+            <w:r>
+              <w:t xml:space="preserve">rescor</w:t>
+            </w:r>
+          </w:p>
+        </w:tc>
+        <w:tc>
+          <w:tcPr/>
+          <w:p>
+            <w:pPr>
+              <w:pStyle w:val="Compact"/>
+              <w:jc w:val="left"/>
+            </w:pPr>
+            <w:r>
+              <w:t xml:space="preserve">NA</w:t>
+            </w:r>
+          </w:p>
+        </w:tc>
+        <w:tc>
+          <w:tcPr/>
+          <w:p>
+            <w:pPr>
+              <w:pStyle w:val="Compact"/>
+              <w:jc w:val="right"/>
+            </w:pPr>
+            <w:r>
+              <w:t xml:space="preserve">-0.31</w:t>
+            </w:r>
+          </w:p>
+        </w:tc>
+        <w:tc>
+          <w:tcPr/>
+          <w:p>
+            <w:pPr>
+              <w:pStyle w:val="Compact"/>
+              <w:jc w:val="left"/>
+            </w:pPr>
+            <w:r>
+              <w:t xml:space="preserve">(-0.42, -0.18)</w:t>
+            </w:r>
+          </w:p>
+        </w:tc>
+      </w:tr>
+      <w:tr>
+        <w:tc>
+          <w:tcPr/>
+          <w:p>
+            <w:pPr>
+              <w:pStyle w:val="Compact"/>
+              <w:jc w:val="left"/>
+            </w:pPr>
+            <w:r>
+              <w:t xml:space="preserve">sd(GR)</w:t>
+            </w:r>
+          </w:p>
+        </w:tc>
+        <w:tc>
+          <w:tcPr/>
+          <w:p>
+            <w:pPr>
+              <w:pStyle w:val="Compact"/>
+              <w:jc w:val="left"/>
+            </w:pPr>
+            <w:r>
+              <w:t xml:space="preserve">gridyear</w:t>
+            </w:r>
+          </w:p>
+        </w:tc>
+        <w:tc>
+          <w:tcPr/>
+          <w:p>
+            <w:pPr>
+              <w:pStyle w:val="Compact"/>
+              <w:jc w:val="right"/>
+            </w:pPr>
+            <w:r>
+              <w:t xml:space="preserve">0.08</w:t>
+            </w:r>
+          </w:p>
+        </w:tc>
+        <w:tc>
+          <w:tcPr/>
+          <w:p>
+            <w:pPr>
+              <w:pStyle w:val="Compact"/>
+              <w:jc w:val="left"/>
+            </w:pPr>
+            <w:r>
+              <w:t xml:space="preserve">(0, 0.22)</w:t>
+            </w:r>
+          </w:p>
+        </w:tc>
+      </w:tr>
+      <w:tr>
+        <w:tc>
+          <w:tcPr/>
+          <w:p>
+            <w:pPr>
+              <w:pStyle w:val="Compact"/>
+              <w:jc w:val="left"/>
+            </w:pPr>
+            <w:r>
+              <w:t xml:space="preserve">sd(GR)</w:t>
+            </w:r>
+          </w:p>
+        </w:tc>
+        <w:tc>
+          <w:tcPr/>
+          <w:p>
+            <w:pPr>
+              <w:pStyle w:val="Compact"/>
+              <w:jc w:val="left"/>
+            </w:pPr>
+            <w:r>
+              <w:t xml:space="preserve">mother_byear</w:t>
+            </w:r>
+          </w:p>
+        </w:tc>
+        <w:tc>
+          <w:tcPr/>
+          <w:p>
+            <w:pPr>
+              <w:pStyle w:val="Compact"/>
+              <w:jc w:val="right"/>
+            </w:pPr>
+            <w:r>
+              <w:t xml:space="preserve">0.14</w:t>
+            </w:r>
+          </w:p>
+        </w:tc>
+        <w:tc>
+          <w:tcPr/>
+          <w:p>
+            <w:pPr>
+              <w:pStyle w:val="Compact"/>
+              <w:jc w:val="left"/>
+            </w:pPr>
+            <w:r>
+              <w:t xml:space="preserve">(0.01, 0.4)</w:t>
+            </w:r>
+          </w:p>
+        </w:tc>
+      </w:tr>
+      <w:tr>
+        <w:tc>
+          <w:tcPr/>
+          <w:p>
+            <w:pPr>
+              <w:pStyle w:val="Compact"/>
+              <w:jc w:val="left"/>
+            </w:pPr>
+            <w:r>
+              <w:t xml:space="preserve">sd(LS)</w:t>
+            </w:r>
+          </w:p>
+        </w:tc>
+        <w:tc>
+          <w:tcPr/>
+          <w:p>
+            <w:pPr>
+              <w:pStyle w:val="Compact"/>
+              <w:jc w:val="left"/>
+            </w:pPr>
+            <w:r>
+              <w:t xml:space="preserve">gridyear</w:t>
+            </w:r>
+          </w:p>
+        </w:tc>
+        <w:tc>
+          <w:tcPr/>
+          <w:p>
+            <w:pPr>
+              <w:pStyle w:val="Compact"/>
+              <w:jc w:val="right"/>
+            </w:pPr>
+            <w:r>
+              <w:t xml:space="preserve">0.08</w:t>
+            </w:r>
+          </w:p>
+        </w:tc>
+        <w:tc>
+          <w:tcPr/>
+          <w:p>
+            <w:pPr>
+              <w:pStyle w:val="Compact"/>
+              <w:jc w:val="left"/>
+            </w:pPr>
+            <w:r>
+              <w:t xml:space="preserve">(0, 0.23)</w:t>
+            </w:r>
+          </w:p>
+        </w:tc>
+      </w:tr>
+      <w:tr>
+        <w:tc>
+          <w:tcPr/>
+          <w:p>
+            <w:pPr>
+              <w:pStyle w:val="Compact"/>
+              <w:jc w:val="left"/>
+            </w:pPr>
+            <w:r>
+              <w:t xml:space="preserve">sd(LS)</w:t>
+            </w:r>
+          </w:p>
+        </w:tc>
+        <w:tc>
+          <w:tcPr/>
+          <w:p>
+            <w:pPr>
+              <w:pStyle w:val="Compact"/>
+              <w:jc w:val="left"/>
+            </w:pPr>
+            <w:r>
+              <w:t xml:space="preserve">mother_byear</w:t>
+            </w:r>
+          </w:p>
+        </w:tc>
+        <w:tc>
+          <w:tcPr/>
+          <w:p>
+            <w:pPr>
+              <w:pStyle w:val="Compact"/>
+              <w:jc w:val="right"/>
+            </w:pPr>
+            <w:r>
+              <w:t xml:space="preserve">0.14</w:t>
+            </w:r>
+          </w:p>
+        </w:tc>
+        <w:tc>
+          <w:tcPr/>
+          <w:p>
+            <w:pPr>
+              <w:pStyle w:val="Compact"/>
+              <w:jc w:val="left"/>
+            </w:pPr>
+            <w:r>
+              <w:t xml:space="preserve">(0.01, 0.38)</w:t>
+            </w:r>
+          </w:p>
+        </w:tc>
+      </w:tr>
+    </w:tbl>
     <w:p>
       <w:pPr>
         <w:pStyle w:val="BodyText"/>

--- a/Results.docx
+++ b/Results.docx
@@ -905,7 +905,7 @@
         <w:pStyle w:val="TableCaption"/>
       </w:pPr>
       <w:r>
-        <w:t xml:space="preserve">Table 2. Control Model Results.</w:t>
+        <w:t xml:space="preserve">Table 2. Results from a bivariate-response mixed model predicting red squirrel litter size and growth rate on control study areas. All continuous variables were transformed to a mean of zero and are expressed in units of standard deviations. Random effect variances are forced to be positive, so their associated 95% credible intervals (CI) do not necessarily indicate statistical significance from zero. Effects were interpreted to be significant based on CI.</w:t>
       </w:r>
     </w:p>
     <w:tbl>
@@ -913,13 +913,15 @@
         <w:tblStyle w:val="Table"/>
         <w:tblW w:type="auto" w:w="0"/>
         <w:tblLook w:firstRow="1" w:lastRow="0" w:firstColumn="0" w:lastColumn="0" w:noHBand="0" w:noVBand="0" w:val="0020"/>
-        <w:tblCaption w:val="Table 2. Control Model Results."/>
+        <w:tblCaption w:val="Table 2. Results from a bivariate-response mixed model predicting red squirrel litter size and growth rate on control study areas. All continuous variables were transformed to a mean of zero and are expressed in units of standard deviations. Random effect variances are forced to be positive, so their associated 95% credible intervals (CI) do not necessarily indicate statistical significance from zero. Effects were interpreted to be significant based on CI."/>
       </w:tblPr>
       <w:tblGrid>
-        <w:gridCol w:w="1980"/>
-        <w:gridCol w:w="1980"/>
-        <w:gridCol w:w="1980"/>
-        <w:gridCol w:w="1980"/>
+        <w:gridCol w:w="1320"/>
+        <w:gridCol w:w="1320"/>
+        <w:gridCol w:w="1320"/>
+        <w:gridCol w:w="1320"/>
+        <w:gridCol w:w="1320"/>
+        <w:gridCol w:w="1320"/>
       </w:tblGrid>
       <w:tr>
         <w:trPr>
@@ -933,6 +935,18 @@
               <w:jc w:val="left"/>
             </w:pPr>
             <w:r>
+              <w:t xml:space="preserve">Type</w:t>
+            </w:r>
+          </w:p>
+        </w:tc>
+        <w:tc>
+          <w:tcPr/>
+          <w:p>
+            <w:pPr>
+              <w:pStyle w:val="Compact"/>
+              <w:jc w:val="left"/>
+            </w:pPr>
+            <w:r>
               <w:t xml:space="preserve">Response</w:t>
             </w:r>
           </w:p>
@@ -973,8 +987,32 @@
             </w:r>
           </w:p>
         </w:tc>
-      </w:tr>
-      <w:tr>
+        <w:tc>
+          <w:tcPr/>
+          <w:p>
+            <w:pPr>
+              <w:pStyle w:val="Compact"/>
+              <w:jc w:val="left"/>
+            </w:pPr>
+            <w:r>
+              <w:t xml:space="preserve">Sig</w:t>
+            </w:r>
+          </w:p>
+        </w:tc>
+      </w:tr>
+      <w:tr>
+        <w:tc>
+          <w:tcPr/>
+          <w:p>
+            <w:pPr>
+              <w:pStyle w:val="Compact"/>
+              <w:jc w:val="left"/>
+            </w:pPr>
+            <w:r>
+              <w:t xml:space="preserve">Fixed</w:t>
+            </w:r>
+          </w:p>
+        </w:tc>
         <w:tc>
           <w:tcPr/>
           <w:p>
@@ -1023,8 +1061,32 @@
             </w:r>
           </w:p>
         </w:tc>
-      </w:tr>
-      <w:tr>
+        <w:tc>
+          <w:tcPr/>
+          <w:p>
+            <w:pPr>
+              <w:pStyle w:val="Compact"/>
+              <w:jc w:val="left"/>
+            </w:pPr>
+            <w:r>
+              <w:t xml:space="preserve">-</w:t>
+            </w:r>
+          </w:p>
+        </w:tc>
+      </w:tr>
+      <w:tr>
+        <w:tc>
+          <w:tcPr/>
+          <w:p>
+            <w:pPr>
+              <w:pStyle w:val="Compact"/>
+              <w:jc w:val="left"/>
+            </w:pPr>
+            <w:r>
+              <w:t xml:space="preserve">Fixed</w:t>
+            </w:r>
+          </w:p>
+        </w:tc>
         <w:tc>
           <w:tcPr/>
           <w:p>
@@ -1045,7 +1107,7 @@
               <w:jc w:val="left"/>
             </w:pPr>
             <w:r>
-              <w:t xml:space="preserve">density_std</w:t>
+              <w:t xml:space="preserve">density</w:t>
             </w:r>
           </w:p>
         </w:tc>
@@ -1073,8 +1135,32 @@
             </w:r>
           </w:p>
         </w:tc>
-      </w:tr>
-      <w:tr>
+        <w:tc>
+          <w:tcPr/>
+          <w:p>
+            <w:pPr>
+              <w:pStyle w:val="Compact"/>
+              <w:jc w:val="left"/>
+            </w:pPr>
+            <w:r>
+              <w:t xml:space="preserve">-</w:t>
+            </w:r>
+          </w:p>
+        </w:tc>
+      </w:tr>
+      <w:tr>
+        <w:tc>
+          <w:tcPr/>
+          <w:p>
+            <w:pPr>
+              <w:pStyle w:val="Compact"/>
+              <w:jc w:val="left"/>
+            </w:pPr>
+            <w:r>
+              <w:t xml:space="preserve">Fixed</w:t>
+            </w:r>
+          </w:p>
+        </w:tc>
         <w:tc>
           <w:tcPr/>
           <w:p>
@@ -1095,7 +1181,7 @@
               <w:jc w:val="left"/>
             </w:pPr>
             <w:r>
-              <w:t xml:space="preserve">cones_std</w:t>
+              <w:t xml:space="preserve">cones</w:t>
             </w:r>
           </w:p>
         </w:tc>
@@ -1123,8 +1209,32 @@
             </w:r>
           </w:p>
         </w:tc>
-      </w:tr>
-      <w:tr>
+        <w:tc>
+          <w:tcPr/>
+          <w:p>
+            <w:pPr>
+              <w:pStyle w:val="Compact"/>
+              <w:jc w:val="left"/>
+            </w:pPr>
+            <w:r>
+              <w:t xml:space="preserve">-</w:t>
+            </w:r>
+          </w:p>
+        </w:tc>
+      </w:tr>
+      <w:tr>
+        <w:tc>
+          <w:tcPr/>
+          <w:p>
+            <w:pPr>
+              <w:pStyle w:val="Compact"/>
+              <w:jc w:val="left"/>
+            </w:pPr>
+            <w:r>
+              <w:t xml:space="preserve">Fixed</w:t>
+            </w:r>
+          </w:p>
+        </w:tc>
         <w:tc>
           <w:tcPr/>
           <w:p>
@@ -1145,7 +1255,7 @@
               <w:jc w:val="left"/>
             </w:pPr>
             <w:r>
-              <w:t xml:space="preserve">mother_age_std</w:t>
+              <w:t xml:space="preserve">mother_age</w:t>
             </w:r>
           </w:p>
         </w:tc>
@@ -1173,8 +1283,32 @@
             </w:r>
           </w:p>
         </w:tc>
-      </w:tr>
-      <w:tr>
+        <w:tc>
+          <w:tcPr/>
+          <w:p>
+            <w:pPr>
+              <w:pStyle w:val="Compact"/>
+              <w:jc w:val="left"/>
+            </w:pPr>
+            <w:r>
+              <w:t xml:space="preserve">yes</w:t>
+            </w:r>
+          </w:p>
+        </w:tc>
+      </w:tr>
+      <w:tr>
+        <w:tc>
+          <w:tcPr/>
+          <w:p>
+            <w:pPr>
+              <w:pStyle w:val="Compact"/>
+              <w:jc w:val="left"/>
+            </w:pPr>
+            <w:r>
+              <w:t xml:space="preserve">Fixed</w:t>
+            </w:r>
+          </w:p>
+        </w:tc>
         <w:tc>
           <w:tcPr/>
           <w:p>
@@ -1195,7 +1329,7 @@
               <w:jc w:val="left"/>
             </w:pPr>
             <w:r>
-              <w:t xml:space="preserve">bjulian_std</w:t>
+              <w:t xml:space="preserve">bjulian</w:t>
             </w:r>
           </w:p>
         </w:tc>
@@ -1223,8 +1357,32 @@
             </w:r>
           </w:p>
         </w:tc>
-      </w:tr>
-      <w:tr>
+        <w:tc>
+          <w:tcPr/>
+          <w:p>
+            <w:pPr>
+              <w:pStyle w:val="Compact"/>
+              <w:jc w:val="left"/>
+            </w:pPr>
+            <w:r>
+              <w:t xml:space="preserve">yes</w:t>
+            </w:r>
+          </w:p>
+        </w:tc>
+      </w:tr>
+      <w:tr>
+        <w:tc>
+          <w:tcPr/>
+          <w:p>
+            <w:pPr>
+              <w:pStyle w:val="Compact"/>
+              <w:jc w:val="left"/>
+            </w:pPr>
+            <w:r>
+              <w:t xml:space="preserve">Fixed</w:t>
+            </w:r>
+          </w:p>
+        </w:tc>
         <w:tc>
           <w:tcPr/>
           <w:p>
@@ -1273,8 +1431,32 @@
             </w:r>
           </w:p>
         </w:tc>
-      </w:tr>
-      <w:tr>
+        <w:tc>
+          <w:tcPr/>
+          <w:p>
+            <w:pPr>
+              <w:pStyle w:val="Compact"/>
+              <w:jc w:val="left"/>
+            </w:pPr>
+            <w:r>
+              <w:t xml:space="preserve">-</w:t>
+            </w:r>
+          </w:p>
+        </w:tc>
+      </w:tr>
+      <w:tr>
+        <w:tc>
+          <w:tcPr/>
+          <w:p>
+            <w:pPr>
+              <w:pStyle w:val="Compact"/>
+              <w:jc w:val="left"/>
+            </w:pPr>
+            <w:r>
+              <w:t xml:space="preserve">Fixed</w:t>
+            </w:r>
+          </w:p>
+        </w:tc>
         <w:tc>
           <w:tcPr/>
           <w:p>
@@ -1323,8 +1505,32 @@
             </w:r>
           </w:p>
         </w:tc>
-      </w:tr>
-      <w:tr>
+        <w:tc>
+          <w:tcPr/>
+          <w:p>
+            <w:pPr>
+              <w:pStyle w:val="Compact"/>
+              <w:jc w:val="left"/>
+            </w:pPr>
+            <w:r>
+              <w:t xml:space="preserve">-</w:t>
+            </w:r>
+          </w:p>
+        </w:tc>
+      </w:tr>
+      <w:tr>
+        <w:tc>
+          <w:tcPr/>
+          <w:p>
+            <w:pPr>
+              <w:pStyle w:val="Compact"/>
+              <w:jc w:val="left"/>
+            </w:pPr>
+            <w:r>
+              <w:t xml:space="preserve">Fixed</w:t>
+            </w:r>
+          </w:p>
+        </w:tc>
         <w:tc>
           <w:tcPr/>
           <w:p>
@@ -1373,8 +1579,32 @@
             </w:r>
           </w:p>
         </w:tc>
-      </w:tr>
-      <w:tr>
+        <w:tc>
+          <w:tcPr/>
+          <w:p>
+            <w:pPr>
+              <w:pStyle w:val="Compact"/>
+              <w:jc w:val="left"/>
+            </w:pPr>
+            <w:r>
+              <w:t xml:space="preserve">-</w:t>
+            </w:r>
+          </w:p>
+        </w:tc>
+      </w:tr>
+      <w:tr>
+        <w:tc>
+          <w:tcPr/>
+          <w:p>
+            <w:pPr>
+              <w:pStyle w:val="Compact"/>
+              <w:jc w:val="left"/>
+            </w:pPr>
+            <w:r>
+              <w:t xml:space="preserve">Fixed</w:t>
+            </w:r>
+          </w:p>
+        </w:tc>
         <w:tc>
           <w:tcPr/>
           <w:p>
@@ -1395,7 +1625,7 @@
               <w:jc w:val="left"/>
             </w:pPr>
             <w:r>
-              <w:t xml:space="preserve">density_std</w:t>
+              <w:t xml:space="preserve">density</w:t>
             </w:r>
           </w:p>
         </w:tc>
@@ -1423,8 +1653,32 @@
             </w:r>
           </w:p>
         </w:tc>
-      </w:tr>
-      <w:tr>
+        <w:tc>
+          <w:tcPr/>
+          <w:p>
+            <w:pPr>
+              <w:pStyle w:val="Compact"/>
+              <w:jc w:val="left"/>
+            </w:pPr>
+            <w:r>
+              <w:t xml:space="preserve">-</w:t>
+            </w:r>
+          </w:p>
+        </w:tc>
+      </w:tr>
+      <w:tr>
+        <w:tc>
+          <w:tcPr/>
+          <w:p>
+            <w:pPr>
+              <w:pStyle w:val="Compact"/>
+              <w:jc w:val="left"/>
+            </w:pPr>
+            <w:r>
+              <w:t xml:space="preserve">Fixed</w:t>
+            </w:r>
+          </w:p>
+        </w:tc>
         <w:tc>
           <w:tcPr/>
           <w:p>
@@ -1445,7 +1699,7 @@
               <w:jc w:val="left"/>
             </w:pPr>
             <w:r>
-              <w:t xml:space="preserve">cones_std</w:t>
+              <w:t xml:space="preserve">cones</w:t>
             </w:r>
           </w:p>
         </w:tc>
@@ -1473,8 +1727,32 @@
             </w:r>
           </w:p>
         </w:tc>
-      </w:tr>
-      <w:tr>
+        <w:tc>
+          <w:tcPr/>
+          <w:p>
+            <w:pPr>
+              <w:pStyle w:val="Compact"/>
+              <w:jc w:val="left"/>
+            </w:pPr>
+            <w:r>
+              <w:t xml:space="preserve">-</w:t>
+            </w:r>
+          </w:p>
+        </w:tc>
+      </w:tr>
+      <w:tr>
+        <w:tc>
+          <w:tcPr/>
+          <w:p>
+            <w:pPr>
+              <w:pStyle w:val="Compact"/>
+              <w:jc w:val="left"/>
+            </w:pPr>
+            <w:r>
+              <w:t xml:space="preserve">Fixed</w:t>
+            </w:r>
+          </w:p>
+        </w:tc>
         <w:tc>
           <w:tcPr/>
           <w:p>
@@ -1495,7 +1773,7 @@
               <w:jc w:val="left"/>
             </w:pPr>
             <w:r>
-              <w:t xml:space="preserve">mother_age_std</w:t>
+              <w:t xml:space="preserve">mother_age</w:t>
             </w:r>
           </w:p>
         </w:tc>
@@ -1523,8 +1801,32 @@
             </w:r>
           </w:p>
         </w:tc>
-      </w:tr>
-      <w:tr>
+        <w:tc>
+          <w:tcPr/>
+          <w:p>
+            <w:pPr>
+              <w:pStyle w:val="Compact"/>
+              <w:jc w:val="left"/>
+            </w:pPr>
+            <w:r>
+              <w:t xml:space="preserve">-</w:t>
+            </w:r>
+          </w:p>
+        </w:tc>
+      </w:tr>
+      <w:tr>
+        <w:tc>
+          <w:tcPr/>
+          <w:p>
+            <w:pPr>
+              <w:pStyle w:val="Compact"/>
+              <w:jc w:val="left"/>
+            </w:pPr>
+            <w:r>
+              <w:t xml:space="preserve">Fixed</w:t>
+            </w:r>
+          </w:p>
+        </w:tc>
         <w:tc>
           <w:tcPr/>
           <w:p>
@@ -1545,7 +1847,7 @@
               <w:jc w:val="left"/>
             </w:pPr>
             <w:r>
-              <w:t xml:space="preserve">bjulian_std</w:t>
+              <w:t xml:space="preserve">bjulian</w:t>
             </w:r>
           </w:p>
         </w:tc>
@@ -1573,8 +1875,32 @@
             </w:r>
           </w:p>
         </w:tc>
-      </w:tr>
-      <w:tr>
+        <w:tc>
+          <w:tcPr/>
+          <w:p>
+            <w:pPr>
+              <w:pStyle w:val="Compact"/>
+              <w:jc w:val="left"/>
+            </w:pPr>
+            <w:r>
+              <w:t xml:space="preserve">-</w:t>
+            </w:r>
+          </w:p>
+        </w:tc>
+      </w:tr>
+      <w:tr>
+        <w:tc>
+          <w:tcPr/>
+          <w:p>
+            <w:pPr>
+              <w:pStyle w:val="Compact"/>
+              <w:jc w:val="left"/>
+            </w:pPr>
+            <w:r>
+              <w:t xml:space="preserve">Fixed</w:t>
+            </w:r>
+          </w:p>
+        </w:tc>
         <w:tc>
           <w:tcPr/>
           <w:p>
@@ -1623,8 +1949,32 @@
             </w:r>
           </w:p>
         </w:tc>
-      </w:tr>
-      <w:tr>
+        <w:tc>
+          <w:tcPr/>
+          <w:p>
+            <w:pPr>
+              <w:pStyle w:val="Compact"/>
+              <w:jc w:val="left"/>
+            </w:pPr>
+            <w:r>
+              <w:t xml:space="preserve">-</w:t>
+            </w:r>
+          </w:p>
+        </w:tc>
+      </w:tr>
+      <w:tr>
+        <w:tc>
+          <w:tcPr/>
+          <w:p>
+            <w:pPr>
+              <w:pStyle w:val="Compact"/>
+              <w:jc w:val="left"/>
+            </w:pPr>
+            <w:r>
+              <w:t xml:space="preserve">Fixed</w:t>
+            </w:r>
+          </w:p>
+        </w:tc>
         <w:tc>
           <w:tcPr/>
           <w:p>
@@ -1673,8 +2023,32 @@
             </w:r>
           </w:p>
         </w:tc>
-      </w:tr>
-      <w:tr>
+        <w:tc>
+          <w:tcPr/>
+          <w:p>
+            <w:pPr>
+              <w:pStyle w:val="Compact"/>
+              <w:jc w:val="left"/>
+            </w:pPr>
+            <w:r>
+              <w:t xml:space="preserve">-</w:t>
+            </w:r>
+          </w:p>
+        </w:tc>
+      </w:tr>
+      <w:tr>
+        <w:tc>
+          <w:tcPr/>
+          <w:p>
+            <w:pPr>
+              <w:pStyle w:val="Compact"/>
+              <w:jc w:val="left"/>
+            </w:pPr>
+            <w:r>
+              <w:t xml:space="preserve">Random</w:t>
+            </w:r>
+          </w:p>
+        </w:tc>
         <w:tc>
           <w:tcPr/>
           <w:p>
@@ -1695,7 +2069,7 @@
               <w:jc w:val="left"/>
             </w:pPr>
             <w:r>
-              <w:t xml:space="preserve">NA</w:t>
+              <w:t xml:space="preserve">rescor</w:t>
             </w:r>
           </w:p>
         </w:tc>
@@ -1723,8 +2097,32 @@
             </w:r>
           </w:p>
         </w:tc>
-      </w:tr>
-      <w:tr>
+        <w:tc>
+          <w:tcPr/>
+          <w:p>
+            <w:pPr>
+              <w:pStyle w:val="Compact"/>
+              <w:jc w:val="left"/>
+            </w:pPr>
+            <w:r>
+              <w:t xml:space="preserve">yes</w:t>
+            </w:r>
+          </w:p>
+        </w:tc>
+      </w:tr>
+      <w:tr>
+        <w:tc>
+          <w:tcPr/>
+          <w:p>
+            <w:pPr>
+              <w:pStyle w:val="Compact"/>
+              <w:jc w:val="left"/>
+            </w:pPr>
+            <w:r>
+              <w:t xml:space="preserve">Random</w:t>
+            </w:r>
+          </w:p>
+        </w:tc>
         <w:tc>
           <w:tcPr/>
           <w:p>
@@ -1773,8 +2171,32 @@
             </w:r>
           </w:p>
         </w:tc>
-      </w:tr>
-      <w:tr>
+        <w:tc>
+          <w:tcPr/>
+          <w:p>
+            <w:pPr>
+              <w:pStyle w:val="Compact"/>
+              <w:jc w:val="left"/>
+            </w:pPr>
+            <w:r>
+              <w:t xml:space="preserve">-</w:t>
+            </w:r>
+          </w:p>
+        </w:tc>
+      </w:tr>
+      <w:tr>
+        <w:tc>
+          <w:tcPr/>
+          <w:p>
+            <w:pPr>
+              <w:pStyle w:val="Compact"/>
+              <w:jc w:val="left"/>
+            </w:pPr>
+            <w:r>
+              <w:t xml:space="preserve">Random</w:t>
+            </w:r>
+          </w:p>
+        </w:tc>
         <w:tc>
           <w:tcPr/>
           <w:p>
@@ -1823,8 +2245,32 @@
             </w:r>
           </w:p>
         </w:tc>
-      </w:tr>
-      <w:tr>
+        <w:tc>
+          <w:tcPr/>
+          <w:p>
+            <w:pPr>
+              <w:pStyle w:val="Compact"/>
+              <w:jc w:val="left"/>
+            </w:pPr>
+            <w:r>
+              <w:t xml:space="preserve">-</w:t>
+            </w:r>
+          </w:p>
+        </w:tc>
+      </w:tr>
+      <w:tr>
+        <w:tc>
+          <w:tcPr/>
+          <w:p>
+            <w:pPr>
+              <w:pStyle w:val="Compact"/>
+              <w:jc w:val="left"/>
+            </w:pPr>
+            <w:r>
+              <w:t xml:space="preserve">Random</w:t>
+            </w:r>
+          </w:p>
+        </w:tc>
         <w:tc>
           <w:tcPr/>
           <w:p>
@@ -1873,8 +2319,32 @@
             </w:r>
           </w:p>
         </w:tc>
-      </w:tr>
-      <w:tr>
+        <w:tc>
+          <w:tcPr/>
+          <w:p>
+            <w:pPr>
+              <w:pStyle w:val="Compact"/>
+              <w:jc w:val="left"/>
+            </w:pPr>
+            <w:r>
+              <w:t xml:space="preserve">-</w:t>
+            </w:r>
+          </w:p>
+        </w:tc>
+      </w:tr>
+      <w:tr>
+        <w:tc>
+          <w:tcPr/>
+          <w:p>
+            <w:pPr>
+              <w:pStyle w:val="Compact"/>
+              <w:jc w:val="left"/>
+            </w:pPr>
+            <w:r>
+              <w:t xml:space="preserve">Random</w:t>
+            </w:r>
+          </w:p>
+        </w:tc>
         <w:tc>
           <w:tcPr/>
           <w:p>
@@ -1920,6 +2390,18 @@
             </w:pPr>
             <w:r>
               <w:t xml:space="preserve">(0, 0.17)</w:t>
+            </w:r>
+          </w:p>
+        </w:tc>
+        <w:tc>
+          <w:tcPr/>
+          <w:p>
+            <w:pPr>
+              <w:pStyle w:val="Compact"/>
+              <w:jc w:val="left"/>
+            </w:pPr>
+            <w:r>
+              <w:t xml:space="preserve">-</w:t>
             </w:r>
           </w:p>
         </w:tc>
@@ -1942,10 +2424,12 @@
         <w:tblCaption w:val="Table 3. Food Model Results"/>
       </w:tblPr>
       <w:tblGrid>
-        <w:gridCol w:w="1980"/>
-        <w:gridCol w:w="1980"/>
-        <w:gridCol w:w="1980"/>
-        <w:gridCol w:w="1980"/>
+        <w:gridCol w:w="1320"/>
+        <w:gridCol w:w="1320"/>
+        <w:gridCol w:w="1320"/>
+        <w:gridCol w:w="1320"/>
+        <w:gridCol w:w="1320"/>
+        <w:gridCol w:w="1320"/>
       </w:tblGrid>
       <w:tr>
         <w:trPr>
@@ -1959,6 +2443,18 @@
               <w:jc w:val="left"/>
             </w:pPr>
             <w:r>
+              <w:t xml:space="preserve">Type</w:t>
+            </w:r>
+          </w:p>
+        </w:tc>
+        <w:tc>
+          <w:tcPr/>
+          <w:p>
+            <w:pPr>
+              <w:pStyle w:val="Compact"/>
+              <w:jc w:val="left"/>
+            </w:pPr>
+            <w:r>
               <w:t xml:space="preserve">Response</w:t>
             </w:r>
           </w:p>
@@ -1999,8 +2495,32 @@
             </w:r>
           </w:p>
         </w:tc>
-      </w:tr>
-      <w:tr>
+        <w:tc>
+          <w:tcPr/>
+          <w:p>
+            <w:pPr>
+              <w:pStyle w:val="Compact"/>
+              <w:jc w:val="left"/>
+            </w:pPr>
+            <w:r>
+              <w:t xml:space="preserve">Sig</w:t>
+            </w:r>
+          </w:p>
+        </w:tc>
+      </w:tr>
+      <w:tr>
+        <w:tc>
+          <w:tcPr/>
+          <w:p>
+            <w:pPr>
+              <w:pStyle w:val="Compact"/>
+              <w:jc w:val="left"/>
+            </w:pPr>
+            <w:r>
+              <w:t xml:space="preserve">Fixed</w:t>
+            </w:r>
+          </w:p>
+        </w:tc>
         <w:tc>
           <w:tcPr/>
           <w:p>
@@ -2049,8 +2569,32 @@
             </w:r>
           </w:p>
         </w:tc>
-      </w:tr>
-      <w:tr>
+        <w:tc>
+          <w:tcPr/>
+          <w:p>
+            <w:pPr>
+              <w:pStyle w:val="Compact"/>
+              <w:jc w:val="left"/>
+            </w:pPr>
+            <w:r>
+              <w:t xml:space="preserve">-</w:t>
+            </w:r>
+          </w:p>
+        </w:tc>
+      </w:tr>
+      <w:tr>
+        <w:tc>
+          <w:tcPr/>
+          <w:p>
+            <w:pPr>
+              <w:pStyle w:val="Compact"/>
+              <w:jc w:val="left"/>
+            </w:pPr>
+            <w:r>
+              <w:t xml:space="preserve">Fixed</w:t>
+            </w:r>
+          </w:p>
+        </w:tc>
         <w:tc>
           <w:tcPr/>
           <w:p>
@@ -2071,7 +2615,7 @@
               <w:jc w:val="left"/>
             </w:pPr>
             <w:r>
-              <w:t xml:space="preserve">treatment_indNoBucket</w:t>
+              <w:t xml:space="preserve">NoBucket</w:t>
             </w:r>
           </w:p>
         </w:tc>
@@ -2099,8 +2643,32 @@
             </w:r>
           </w:p>
         </w:tc>
-      </w:tr>
-      <w:tr>
+        <w:tc>
+          <w:tcPr/>
+          <w:p>
+            <w:pPr>
+              <w:pStyle w:val="Compact"/>
+              <w:jc w:val="left"/>
+            </w:pPr>
+            <w:r>
+              <w:t xml:space="preserve">-</w:t>
+            </w:r>
+          </w:p>
+        </w:tc>
+      </w:tr>
+      <w:tr>
+        <w:tc>
+          <w:tcPr/>
+          <w:p>
+            <w:pPr>
+              <w:pStyle w:val="Compact"/>
+              <w:jc w:val="left"/>
+            </w:pPr>
+            <w:r>
+              <w:t xml:space="preserve">Fixed</w:t>
+            </w:r>
+          </w:p>
+        </w:tc>
         <w:tc>
           <w:tcPr/>
           <w:p>
@@ -2121,7 +2689,7 @@
               <w:jc w:val="left"/>
             </w:pPr>
             <w:r>
-              <w:t xml:space="preserve">treatment_indBucket</w:t>
+              <w:t xml:space="preserve">Bucket</w:t>
             </w:r>
           </w:p>
         </w:tc>
@@ -2149,8 +2717,32 @@
             </w:r>
           </w:p>
         </w:tc>
-      </w:tr>
-      <w:tr>
+        <w:tc>
+          <w:tcPr/>
+          <w:p>
+            <w:pPr>
+              <w:pStyle w:val="Compact"/>
+              <w:jc w:val="left"/>
+            </w:pPr>
+            <w:r>
+              <w:t xml:space="preserve">-</w:t>
+            </w:r>
+          </w:p>
+        </w:tc>
+      </w:tr>
+      <w:tr>
+        <w:tc>
+          <w:tcPr/>
+          <w:p>
+            <w:pPr>
+              <w:pStyle w:val="Compact"/>
+              <w:jc w:val="left"/>
+            </w:pPr>
+            <w:r>
+              <w:t xml:space="preserve">Fixed</w:t>
+            </w:r>
+          </w:p>
+        </w:tc>
         <w:tc>
           <w:tcPr/>
           <w:p>
@@ -2171,7 +2763,7 @@
               <w:jc w:val="left"/>
             </w:pPr>
             <w:r>
-              <w:t xml:space="preserve">density_std</w:t>
+              <w:t xml:space="preserve">density</w:t>
             </w:r>
           </w:p>
         </w:tc>
@@ -2199,8 +2791,32 @@
             </w:r>
           </w:p>
         </w:tc>
-      </w:tr>
-      <w:tr>
+        <w:tc>
+          <w:tcPr/>
+          <w:p>
+            <w:pPr>
+              <w:pStyle w:val="Compact"/>
+              <w:jc w:val="left"/>
+            </w:pPr>
+            <w:r>
+              <w:t xml:space="preserve">-</w:t>
+            </w:r>
+          </w:p>
+        </w:tc>
+      </w:tr>
+      <w:tr>
+        <w:tc>
+          <w:tcPr/>
+          <w:p>
+            <w:pPr>
+              <w:pStyle w:val="Compact"/>
+              <w:jc w:val="left"/>
+            </w:pPr>
+            <w:r>
+              <w:t xml:space="preserve">Fixed</w:t>
+            </w:r>
+          </w:p>
+        </w:tc>
         <w:tc>
           <w:tcPr/>
           <w:p>
@@ -2221,7 +2837,7 @@
               <w:jc w:val="left"/>
             </w:pPr>
             <w:r>
-              <w:t xml:space="preserve">cones_std</w:t>
+              <w:t xml:space="preserve">cones</w:t>
             </w:r>
           </w:p>
         </w:tc>
@@ -2249,8 +2865,32 @@
             </w:r>
           </w:p>
         </w:tc>
-      </w:tr>
-      <w:tr>
+        <w:tc>
+          <w:tcPr/>
+          <w:p>
+            <w:pPr>
+              <w:pStyle w:val="Compact"/>
+              <w:jc w:val="left"/>
+            </w:pPr>
+            <w:r>
+              <w:t xml:space="preserve">-</w:t>
+            </w:r>
+          </w:p>
+        </w:tc>
+      </w:tr>
+      <w:tr>
+        <w:tc>
+          <w:tcPr/>
+          <w:p>
+            <w:pPr>
+              <w:pStyle w:val="Compact"/>
+              <w:jc w:val="left"/>
+            </w:pPr>
+            <w:r>
+              <w:t xml:space="preserve">Fixed</w:t>
+            </w:r>
+          </w:p>
+        </w:tc>
         <w:tc>
           <w:tcPr/>
           <w:p>
@@ -2271,7 +2911,7 @@
               <w:jc w:val="left"/>
             </w:pPr>
             <w:r>
-              <w:t xml:space="preserve">mother_age_std</w:t>
+              <w:t xml:space="preserve">mother_age</w:t>
             </w:r>
           </w:p>
         </w:tc>
@@ -2299,8 +2939,32 @@
             </w:r>
           </w:p>
         </w:tc>
-      </w:tr>
-      <w:tr>
+        <w:tc>
+          <w:tcPr/>
+          <w:p>
+            <w:pPr>
+              <w:pStyle w:val="Compact"/>
+              <w:jc w:val="left"/>
+            </w:pPr>
+            <w:r>
+              <w:t xml:space="preserve">-</w:t>
+            </w:r>
+          </w:p>
+        </w:tc>
+      </w:tr>
+      <w:tr>
+        <w:tc>
+          <w:tcPr/>
+          <w:p>
+            <w:pPr>
+              <w:pStyle w:val="Compact"/>
+              <w:jc w:val="left"/>
+            </w:pPr>
+            <w:r>
+              <w:t xml:space="preserve">Fixed</w:t>
+            </w:r>
+          </w:p>
+        </w:tc>
         <w:tc>
           <w:tcPr/>
           <w:p>
@@ -2321,7 +2985,7 @@
               <w:jc w:val="left"/>
             </w:pPr>
             <w:r>
-              <w:t xml:space="preserve">bjulian_std</w:t>
+              <w:t xml:space="preserve">bjulian</w:t>
             </w:r>
           </w:p>
         </w:tc>
@@ -2349,8 +3013,32 @@
             </w:r>
           </w:p>
         </w:tc>
-      </w:tr>
-      <w:tr>
+        <w:tc>
+          <w:tcPr/>
+          <w:p>
+            <w:pPr>
+              <w:pStyle w:val="Compact"/>
+              <w:jc w:val="left"/>
+            </w:pPr>
+            <w:r>
+              <w:t xml:space="preserve">yes</w:t>
+            </w:r>
+          </w:p>
+        </w:tc>
+      </w:tr>
+      <w:tr>
+        <w:tc>
+          <w:tcPr/>
+          <w:p>
+            <w:pPr>
+              <w:pStyle w:val="Compact"/>
+              <w:jc w:val="left"/>
+            </w:pPr>
+            <w:r>
+              <w:t xml:space="preserve">Fixed</w:t>
+            </w:r>
+          </w:p>
+        </w:tc>
         <w:tc>
           <w:tcPr/>
           <w:p>
@@ -2399,8 +3087,32 @@
             </w:r>
           </w:p>
         </w:tc>
-      </w:tr>
-      <w:tr>
+        <w:tc>
+          <w:tcPr/>
+          <w:p>
+            <w:pPr>
+              <w:pStyle w:val="Compact"/>
+              <w:jc w:val="left"/>
+            </w:pPr>
+            <w:r>
+              <w:t xml:space="preserve">-</w:t>
+            </w:r>
+          </w:p>
+        </w:tc>
+      </w:tr>
+      <w:tr>
+        <w:tc>
+          <w:tcPr/>
+          <w:p>
+            <w:pPr>
+              <w:pStyle w:val="Compact"/>
+              <w:jc w:val="left"/>
+            </w:pPr>
+            <w:r>
+              <w:t xml:space="preserve">Fixed</w:t>
+            </w:r>
+          </w:p>
+        </w:tc>
         <w:tc>
           <w:tcPr/>
           <w:p>
@@ -2449,8 +3161,32 @@
             </w:r>
           </w:p>
         </w:tc>
-      </w:tr>
-      <w:tr>
+        <w:tc>
+          <w:tcPr/>
+          <w:p>
+            <w:pPr>
+              <w:pStyle w:val="Compact"/>
+              <w:jc w:val="left"/>
+            </w:pPr>
+            <w:r>
+              <w:t xml:space="preserve">yes</w:t>
+            </w:r>
+          </w:p>
+        </w:tc>
+      </w:tr>
+      <w:tr>
+        <w:tc>
+          <w:tcPr/>
+          <w:p>
+            <w:pPr>
+              <w:pStyle w:val="Compact"/>
+              <w:jc w:val="left"/>
+            </w:pPr>
+            <w:r>
+              <w:t xml:space="preserve">Fixed</w:t>
+            </w:r>
+          </w:p>
+        </w:tc>
         <w:tc>
           <w:tcPr/>
           <w:p>
@@ -2471,7 +3207,7 @@
               <w:jc w:val="left"/>
             </w:pPr>
             <w:r>
-              <w:t xml:space="preserve">treatment_indNoBucket:density_std</w:t>
+              <w:t xml:space="preserve">NoBucket:density</w:t>
             </w:r>
           </w:p>
         </w:tc>
@@ -2499,8 +3235,32 @@
             </w:r>
           </w:p>
         </w:tc>
-      </w:tr>
-      <w:tr>
+        <w:tc>
+          <w:tcPr/>
+          <w:p>
+            <w:pPr>
+              <w:pStyle w:val="Compact"/>
+              <w:jc w:val="left"/>
+            </w:pPr>
+            <w:r>
+              <w:t xml:space="preserve">-</w:t>
+            </w:r>
+          </w:p>
+        </w:tc>
+      </w:tr>
+      <w:tr>
+        <w:tc>
+          <w:tcPr/>
+          <w:p>
+            <w:pPr>
+              <w:pStyle w:val="Compact"/>
+              <w:jc w:val="left"/>
+            </w:pPr>
+            <w:r>
+              <w:t xml:space="preserve">Fixed</w:t>
+            </w:r>
+          </w:p>
+        </w:tc>
         <w:tc>
           <w:tcPr/>
           <w:p>
@@ -2521,7 +3281,7 @@
               <w:jc w:val="left"/>
             </w:pPr>
             <w:r>
-              <w:t xml:space="preserve">treatment_indBucket:density_std</w:t>
+              <w:t xml:space="preserve">Bucket:density</w:t>
             </w:r>
           </w:p>
         </w:tc>
@@ -2549,8 +3309,32 @@
             </w:r>
           </w:p>
         </w:tc>
-      </w:tr>
-      <w:tr>
+        <w:tc>
+          <w:tcPr/>
+          <w:p>
+            <w:pPr>
+              <w:pStyle w:val="Compact"/>
+              <w:jc w:val="left"/>
+            </w:pPr>
+            <w:r>
+              <w:t xml:space="preserve">-</w:t>
+            </w:r>
+          </w:p>
+        </w:tc>
+      </w:tr>
+      <w:tr>
+        <w:tc>
+          <w:tcPr/>
+          <w:p>
+            <w:pPr>
+              <w:pStyle w:val="Compact"/>
+              <w:jc w:val="left"/>
+            </w:pPr>
+            <w:r>
+              <w:t xml:space="preserve">Fixed</w:t>
+            </w:r>
+          </w:p>
+        </w:tc>
         <w:tc>
           <w:tcPr/>
           <w:p>
@@ -2599,8 +3383,32 @@
             </w:r>
           </w:p>
         </w:tc>
-      </w:tr>
-      <w:tr>
+        <w:tc>
+          <w:tcPr/>
+          <w:p>
+            <w:pPr>
+              <w:pStyle w:val="Compact"/>
+              <w:jc w:val="left"/>
+            </w:pPr>
+            <w:r>
+              <w:t xml:space="preserve">-</w:t>
+            </w:r>
+          </w:p>
+        </w:tc>
+      </w:tr>
+      <w:tr>
+        <w:tc>
+          <w:tcPr/>
+          <w:p>
+            <w:pPr>
+              <w:pStyle w:val="Compact"/>
+              <w:jc w:val="left"/>
+            </w:pPr>
+            <w:r>
+              <w:t xml:space="preserve">Fixed</w:t>
+            </w:r>
+          </w:p>
+        </w:tc>
         <w:tc>
           <w:tcPr/>
           <w:p>
@@ -2621,7 +3429,7 @@
               <w:jc w:val="left"/>
             </w:pPr>
             <w:r>
-              <w:t xml:space="preserve">treatment_indNoBucket</w:t>
+              <w:t xml:space="preserve">NoBucket</w:t>
             </w:r>
           </w:p>
         </w:tc>
@@ -2649,8 +3457,32 @@
             </w:r>
           </w:p>
         </w:tc>
-      </w:tr>
-      <w:tr>
+        <w:tc>
+          <w:tcPr/>
+          <w:p>
+            <w:pPr>
+              <w:pStyle w:val="Compact"/>
+              <w:jc w:val="left"/>
+            </w:pPr>
+            <w:r>
+              <w:t xml:space="preserve">-</w:t>
+            </w:r>
+          </w:p>
+        </w:tc>
+      </w:tr>
+      <w:tr>
+        <w:tc>
+          <w:tcPr/>
+          <w:p>
+            <w:pPr>
+              <w:pStyle w:val="Compact"/>
+              <w:jc w:val="left"/>
+            </w:pPr>
+            <w:r>
+              <w:t xml:space="preserve">Fixed</w:t>
+            </w:r>
+          </w:p>
+        </w:tc>
         <w:tc>
           <w:tcPr/>
           <w:p>
@@ -2671,7 +3503,7 @@
               <w:jc w:val="left"/>
             </w:pPr>
             <w:r>
-              <w:t xml:space="preserve">treatment_indBucket</w:t>
+              <w:t xml:space="preserve">Bucket</w:t>
             </w:r>
           </w:p>
         </w:tc>
@@ -2699,8 +3531,32 @@
             </w:r>
           </w:p>
         </w:tc>
-      </w:tr>
-      <w:tr>
+        <w:tc>
+          <w:tcPr/>
+          <w:p>
+            <w:pPr>
+              <w:pStyle w:val="Compact"/>
+              <w:jc w:val="left"/>
+            </w:pPr>
+            <w:r>
+              <w:t xml:space="preserve">-</w:t>
+            </w:r>
+          </w:p>
+        </w:tc>
+      </w:tr>
+      <w:tr>
+        <w:tc>
+          <w:tcPr/>
+          <w:p>
+            <w:pPr>
+              <w:pStyle w:val="Compact"/>
+              <w:jc w:val="left"/>
+            </w:pPr>
+            <w:r>
+              <w:t xml:space="preserve">Fixed</w:t>
+            </w:r>
+          </w:p>
+        </w:tc>
         <w:tc>
           <w:tcPr/>
           <w:p>
@@ -2721,7 +3577,7 @@
               <w:jc w:val="left"/>
             </w:pPr>
             <w:r>
-              <w:t xml:space="preserve">density_std</w:t>
+              <w:t xml:space="preserve">density</w:t>
             </w:r>
           </w:p>
         </w:tc>
@@ -2749,8 +3605,32 @@
             </w:r>
           </w:p>
         </w:tc>
-      </w:tr>
-      <w:tr>
+        <w:tc>
+          <w:tcPr/>
+          <w:p>
+            <w:pPr>
+              <w:pStyle w:val="Compact"/>
+              <w:jc w:val="left"/>
+            </w:pPr>
+            <w:r>
+              <w:t xml:space="preserve">-</w:t>
+            </w:r>
+          </w:p>
+        </w:tc>
+      </w:tr>
+      <w:tr>
+        <w:tc>
+          <w:tcPr/>
+          <w:p>
+            <w:pPr>
+              <w:pStyle w:val="Compact"/>
+              <w:jc w:val="left"/>
+            </w:pPr>
+            <w:r>
+              <w:t xml:space="preserve">Fixed</w:t>
+            </w:r>
+          </w:p>
+        </w:tc>
         <w:tc>
           <w:tcPr/>
           <w:p>
@@ -2771,7 +3651,7 @@
               <w:jc w:val="left"/>
             </w:pPr>
             <w:r>
-              <w:t xml:space="preserve">cones_std</w:t>
+              <w:t xml:space="preserve">cones</w:t>
             </w:r>
           </w:p>
         </w:tc>
@@ -2799,8 +3679,32 @@
             </w:r>
           </w:p>
         </w:tc>
-      </w:tr>
-      <w:tr>
+        <w:tc>
+          <w:tcPr/>
+          <w:p>
+            <w:pPr>
+              <w:pStyle w:val="Compact"/>
+              <w:jc w:val="left"/>
+            </w:pPr>
+            <w:r>
+              <w:t xml:space="preserve">-</w:t>
+            </w:r>
+          </w:p>
+        </w:tc>
+      </w:tr>
+      <w:tr>
+        <w:tc>
+          <w:tcPr/>
+          <w:p>
+            <w:pPr>
+              <w:pStyle w:val="Compact"/>
+              <w:jc w:val="left"/>
+            </w:pPr>
+            <w:r>
+              <w:t xml:space="preserve">Fixed</w:t>
+            </w:r>
+          </w:p>
+        </w:tc>
         <w:tc>
           <w:tcPr/>
           <w:p>
@@ -2821,7 +3725,7 @@
               <w:jc w:val="left"/>
             </w:pPr>
             <w:r>
-              <w:t xml:space="preserve">mother_age_std</w:t>
+              <w:t xml:space="preserve">mother_age</w:t>
             </w:r>
           </w:p>
         </w:tc>
@@ -2849,8 +3753,32 @@
             </w:r>
           </w:p>
         </w:tc>
-      </w:tr>
-      <w:tr>
+        <w:tc>
+          <w:tcPr/>
+          <w:p>
+            <w:pPr>
+              <w:pStyle w:val="Compact"/>
+              <w:jc w:val="left"/>
+            </w:pPr>
+            <w:r>
+              <w:t xml:space="preserve">yes</w:t>
+            </w:r>
+          </w:p>
+        </w:tc>
+      </w:tr>
+      <w:tr>
+        <w:tc>
+          <w:tcPr/>
+          <w:p>
+            <w:pPr>
+              <w:pStyle w:val="Compact"/>
+              <w:jc w:val="left"/>
+            </w:pPr>
+            <w:r>
+              <w:t xml:space="preserve">Fixed</w:t>
+            </w:r>
+          </w:p>
+        </w:tc>
         <w:tc>
           <w:tcPr/>
           <w:p>
@@ -2871,7 +3799,7 @@
               <w:jc w:val="left"/>
             </w:pPr>
             <w:r>
-              <w:t xml:space="preserve">bjulian_std</w:t>
+              <w:t xml:space="preserve">bjulian</w:t>
             </w:r>
           </w:p>
         </w:tc>
@@ -2899,8 +3827,32 @@
             </w:r>
           </w:p>
         </w:tc>
-      </w:tr>
-      <w:tr>
+        <w:tc>
+          <w:tcPr/>
+          <w:p>
+            <w:pPr>
+              <w:pStyle w:val="Compact"/>
+              <w:jc w:val="left"/>
+            </w:pPr>
+            <w:r>
+              <w:t xml:space="preserve">yes</w:t>
+            </w:r>
+          </w:p>
+        </w:tc>
+      </w:tr>
+      <w:tr>
+        <w:tc>
+          <w:tcPr/>
+          <w:p>
+            <w:pPr>
+              <w:pStyle w:val="Compact"/>
+              <w:jc w:val="left"/>
+            </w:pPr>
+            <w:r>
+              <w:t xml:space="preserve">Fixed</w:t>
+            </w:r>
+          </w:p>
+        </w:tc>
         <w:tc>
           <w:tcPr/>
           <w:p>
@@ -2949,8 +3901,32 @@
             </w:r>
           </w:p>
         </w:tc>
-      </w:tr>
-      <w:tr>
+        <w:tc>
+          <w:tcPr/>
+          <w:p>
+            <w:pPr>
+              <w:pStyle w:val="Compact"/>
+              <w:jc w:val="left"/>
+            </w:pPr>
+            <w:r>
+              <w:t xml:space="preserve">-</w:t>
+            </w:r>
+          </w:p>
+        </w:tc>
+      </w:tr>
+      <w:tr>
+        <w:tc>
+          <w:tcPr/>
+          <w:p>
+            <w:pPr>
+              <w:pStyle w:val="Compact"/>
+              <w:jc w:val="left"/>
+            </w:pPr>
+            <w:r>
+              <w:t xml:space="preserve">Fixed</w:t>
+            </w:r>
+          </w:p>
+        </w:tc>
         <w:tc>
           <w:tcPr/>
           <w:p>
@@ -2999,8 +3975,32 @@
             </w:r>
           </w:p>
         </w:tc>
-      </w:tr>
-      <w:tr>
+        <w:tc>
+          <w:tcPr/>
+          <w:p>
+            <w:pPr>
+              <w:pStyle w:val="Compact"/>
+              <w:jc w:val="left"/>
+            </w:pPr>
+            <w:r>
+              <w:t xml:space="preserve">-</w:t>
+            </w:r>
+          </w:p>
+        </w:tc>
+      </w:tr>
+      <w:tr>
+        <w:tc>
+          <w:tcPr/>
+          <w:p>
+            <w:pPr>
+              <w:pStyle w:val="Compact"/>
+              <w:jc w:val="left"/>
+            </w:pPr>
+            <w:r>
+              <w:t xml:space="preserve">Fixed</w:t>
+            </w:r>
+          </w:p>
+        </w:tc>
         <w:tc>
           <w:tcPr/>
           <w:p>
@@ -3021,7 +4021,7 @@
               <w:jc w:val="left"/>
             </w:pPr>
             <w:r>
-              <w:t xml:space="preserve">treatment_indNoBucket:density_std</w:t>
+              <w:t xml:space="preserve">NoBucket:density</w:t>
             </w:r>
           </w:p>
         </w:tc>
@@ -3049,8 +4049,32 @@
             </w:r>
           </w:p>
         </w:tc>
-      </w:tr>
-      <w:tr>
+        <w:tc>
+          <w:tcPr/>
+          <w:p>
+            <w:pPr>
+              <w:pStyle w:val="Compact"/>
+              <w:jc w:val="left"/>
+            </w:pPr>
+            <w:r>
+              <w:t xml:space="preserve">-</w:t>
+            </w:r>
+          </w:p>
+        </w:tc>
+      </w:tr>
+      <w:tr>
+        <w:tc>
+          <w:tcPr/>
+          <w:p>
+            <w:pPr>
+              <w:pStyle w:val="Compact"/>
+              <w:jc w:val="left"/>
+            </w:pPr>
+            <w:r>
+              <w:t xml:space="preserve">Fixed</w:t>
+            </w:r>
+          </w:p>
+        </w:tc>
         <w:tc>
           <w:tcPr/>
           <w:p>
@@ -3071,7 +4095,7 @@
               <w:jc w:val="left"/>
             </w:pPr>
             <w:r>
-              <w:t xml:space="preserve">treatment_indBucket:density_std</w:t>
+              <w:t xml:space="preserve">Bucket:density</w:t>
             </w:r>
           </w:p>
         </w:tc>
@@ -3099,8 +4123,32 @@
             </w:r>
           </w:p>
         </w:tc>
-      </w:tr>
-      <w:tr>
+        <w:tc>
+          <w:tcPr/>
+          <w:p>
+            <w:pPr>
+              <w:pStyle w:val="Compact"/>
+              <w:jc w:val="left"/>
+            </w:pPr>
+            <w:r>
+              <w:t xml:space="preserve">-</w:t>
+            </w:r>
+          </w:p>
+        </w:tc>
+      </w:tr>
+      <w:tr>
+        <w:tc>
+          <w:tcPr/>
+          <w:p>
+            <w:pPr>
+              <w:pStyle w:val="Compact"/>
+              <w:jc w:val="left"/>
+            </w:pPr>
+            <w:r>
+              <w:t xml:space="preserve">Random</w:t>
+            </w:r>
+          </w:p>
+        </w:tc>
         <w:tc>
           <w:tcPr/>
           <w:p>
@@ -3121,7 +4169,7 @@
               <w:jc w:val="left"/>
             </w:pPr>
             <w:r>
-              <w:t xml:space="preserve">NA</w:t>
+              <w:t xml:space="preserve">rescor</w:t>
             </w:r>
           </w:p>
         </w:tc>
@@ -3149,8 +4197,32 @@
             </w:r>
           </w:p>
         </w:tc>
-      </w:tr>
-      <w:tr>
+        <w:tc>
+          <w:tcPr/>
+          <w:p>
+            <w:pPr>
+              <w:pStyle w:val="Compact"/>
+              <w:jc w:val="left"/>
+            </w:pPr>
+            <w:r>
+              <w:t xml:space="preserve">yes</w:t>
+            </w:r>
+          </w:p>
+        </w:tc>
+      </w:tr>
+      <w:tr>
+        <w:tc>
+          <w:tcPr/>
+          <w:p>
+            <w:pPr>
+              <w:pStyle w:val="Compact"/>
+              <w:jc w:val="left"/>
+            </w:pPr>
+            <w:r>
+              <w:t xml:space="preserve">Random</w:t>
+            </w:r>
+          </w:p>
+        </w:tc>
         <w:tc>
           <w:tcPr/>
           <w:p>
@@ -3199,8 +4271,32 @@
             </w:r>
           </w:p>
         </w:tc>
-      </w:tr>
-      <w:tr>
+        <w:tc>
+          <w:tcPr/>
+          <w:p>
+            <w:pPr>
+              <w:pStyle w:val="Compact"/>
+              <w:jc w:val="left"/>
+            </w:pPr>
+            <w:r>
+              <w:t xml:space="preserve">-</w:t>
+            </w:r>
+          </w:p>
+        </w:tc>
+      </w:tr>
+      <w:tr>
+        <w:tc>
+          <w:tcPr/>
+          <w:p>
+            <w:pPr>
+              <w:pStyle w:val="Compact"/>
+              <w:jc w:val="left"/>
+            </w:pPr>
+            <w:r>
+              <w:t xml:space="preserve">Random</w:t>
+            </w:r>
+          </w:p>
+        </w:tc>
         <w:tc>
           <w:tcPr/>
           <w:p>
@@ -3249,8 +4345,32 @@
             </w:r>
           </w:p>
         </w:tc>
-      </w:tr>
-      <w:tr>
+        <w:tc>
+          <w:tcPr/>
+          <w:p>
+            <w:pPr>
+              <w:pStyle w:val="Compact"/>
+              <w:jc w:val="left"/>
+            </w:pPr>
+            <w:r>
+              <w:t xml:space="preserve">yes</w:t>
+            </w:r>
+          </w:p>
+        </w:tc>
+      </w:tr>
+      <w:tr>
+        <w:tc>
+          <w:tcPr/>
+          <w:p>
+            <w:pPr>
+              <w:pStyle w:val="Compact"/>
+              <w:jc w:val="left"/>
+            </w:pPr>
+            <w:r>
+              <w:t xml:space="preserve">Random</w:t>
+            </w:r>
+          </w:p>
+        </w:tc>
         <w:tc>
           <w:tcPr/>
           <w:p>
@@ -3299,8 +4419,32 @@
             </w:r>
           </w:p>
         </w:tc>
-      </w:tr>
-      <w:tr>
+        <w:tc>
+          <w:tcPr/>
+          <w:p>
+            <w:pPr>
+              <w:pStyle w:val="Compact"/>
+              <w:jc w:val="left"/>
+            </w:pPr>
+            <w:r>
+              <w:t xml:space="preserve">-</w:t>
+            </w:r>
+          </w:p>
+        </w:tc>
+      </w:tr>
+      <w:tr>
+        <w:tc>
+          <w:tcPr/>
+          <w:p>
+            <w:pPr>
+              <w:pStyle w:val="Compact"/>
+              <w:jc w:val="left"/>
+            </w:pPr>
+            <w:r>
+              <w:t xml:space="preserve">Random</w:t>
+            </w:r>
+          </w:p>
+        </w:tc>
         <w:tc>
           <w:tcPr/>
           <w:p>
@@ -3346,6 +4490,18 @@
             </w:pPr>
             <w:r>
               <w:t xml:space="preserve">(0, 0.18)</w:t>
+            </w:r>
+          </w:p>
+        </w:tc>
+        <w:tc>
+          <w:tcPr/>
+          <w:p>
+            <w:pPr>
+              <w:pStyle w:val="Compact"/>
+              <w:jc w:val="left"/>
+            </w:pPr>
+            <w:r>
+              <w:t xml:space="preserve">-</w:t>
             </w:r>
           </w:p>
         </w:tc>
@@ -3368,10 +4524,12 @@
         <w:tblCaption w:val="Table 3. Cache Model Results"/>
       </w:tblPr>
       <w:tblGrid>
-        <w:gridCol w:w="1980"/>
-        <w:gridCol w:w="1980"/>
-        <w:gridCol w:w="1980"/>
-        <w:gridCol w:w="1980"/>
+        <w:gridCol w:w="1320"/>
+        <w:gridCol w:w="1320"/>
+        <w:gridCol w:w="1320"/>
+        <w:gridCol w:w="1320"/>
+        <w:gridCol w:w="1320"/>
+        <w:gridCol w:w="1320"/>
       </w:tblGrid>
       <w:tr>
         <w:trPr>
@@ -3385,6 +4543,18 @@
               <w:jc w:val="left"/>
             </w:pPr>
             <w:r>
+              <w:t xml:space="preserve">Type</w:t>
+            </w:r>
+          </w:p>
+        </w:tc>
+        <w:tc>
+          <w:tcPr/>
+          <w:p>
+            <w:pPr>
+              <w:pStyle w:val="Compact"/>
+              <w:jc w:val="left"/>
+            </w:pPr>
+            <w:r>
               <w:t xml:space="preserve">Response</w:t>
             </w:r>
           </w:p>
@@ -3425,8 +4595,32 @@
             </w:r>
           </w:p>
         </w:tc>
-      </w:tr>
-      <w:tr>
+        <w:tc>
+          <w:tcPr/>
+          <w:p>
+            <w:pPr>
+              <w:pStyle w:val="Compact"/>
+              <w:jc w:val="left"/>
+            </w:pPr>
+            <w:r>
+              <w:t xml:space="preserve">Sig</w:t>
+            </w:r>
+          </w:p>
+        </w:tc>
+      </w:tr>
+      <w:tr>
+        <w:tc>
+          <w:tcPr/>
+          <w:p>
+            <w:pPr>
+              <w:pStyle w:val="Compact"/>
+              <w:jc w:val="left"/>
+            </w:pPr>
+            <w:r>
+              <w:t xml:space="preserve">Fixed</w:t>
+            </w:r>
+          </w:p>
+        </w:tc>
         <w:tc>
           <w:tcPr/>
           <w:p>
@@ -3475,8 +4669,32 @@
             </w:r>
           </w:p>
         </w:tc>
-      </w:tr>
-      <w:tr>
+        <w:tc>
+          <w:tcPr/>
+          <w:p>
+            <w:pPr>
+              <w:pStyle w:val="Compact"/>
+              <w:jc w:val="left"/>
+            </w:pPr>
+            <w:r>
+              <w:t xml:space="preserve">-</w:t>
+            </w:r>
+          </w:p>
+        </w:tc>
+      </w:tr>
+      <w:tr>
+        <w:tc>
+          <w:tcPr/>
+          <w:p>
+            <w:pPr>
+              <w:pStyle w:val="Compact"/>
+              <w:jc w:val="left"/>
+            </w:pPr>
+            <w:r>
+              <w:t xml:space="preserve">Fixed</w:t>
+            </w:r>
+          </w:p>
+        </w:tc>
         <w:tc>
           <w:tcPr/>
           <w:p>
@@ -3497,7 +4715,7 @@
               <w:jc w:val="left"/>
             </w:pPr>
             <w:r>
-              <w:t xml:space="preserve">cache_catmedium</w:t>
+              <w:t xml:space="preserve">Cache_Med</w:t>
             </w:r>
           </w:p>
         </w:tc>
@@ -3525,8 +4743,32 @@
             </w:r>
           </w:p>
         </w:tc>
-      </w:tr>
-      <w:tr>
+        <w:tc>
+          <w:tcPr/>
+          <w:p>
+            <w:pPr>
+              <w:pStyle w:val="Compact"/>
+              <w:jc w:val="left"/>
+            </w:pPr>
+            <w:r>
+              <w:t xml:space="preserve">-</w:t>
+            </w:r>
+          </w:p>
+        </w:tc>
+      </w:tr>
+      <w:tr>
+        <w:tc>
+          <w:tcPr/>
+          <w:p>
+            <w:pPr>
+              <w:pStyle w:val="Compact"/>
+              <w:jc w:val="left"/>
+            </w:pPr>
+            <w:r>
+              <w:t xml:space="preserve">Fixed</w:t>
+            </w:r>
+          </w:p>
+        </w:tc>
         <w:tc>
           <w:tcPr/>
           <w:p>
@@ -3547,7 +4789,7 @@
               <w:jc w:val="left"/>
             </w:pPr>
             <w:r>
-              <w:t xml:space="preserve">cache_catlarge</w:t>
+              <w:t xml:space="preserve">Cache_large</w:t>
             </w:r>
           </w:p>
         </w:tc>
@@ -3575,8 +4817,32 @@
             </w:r>
           </w:p>
         </w:tc>
-      </w:tr>
-      <w:tr>
+        <w:tc>
+          <w:tcPr/>
+          <w:p>
+            <w:pPr>
+              <w:pStyle w:val="Compact"/>
+              <w:jc w:val="left"/>
+            </w:pPr>
+            <w:r>
+              <w:t xml:space="preserve">-</w:t>
+            </w:r>
+          </w:p>
+        </w:tc>
+      </w:tr>
+      <w:tr>
+        <w:tc>
+          <w:tcPr/>
+          <w:p>
+            <w:pPr>
+              <w:pStyle w:val="Compact"/>
+              <w:jc w:val="left"/>
+            </w:pPr>
+            <w:r>
+              <w:t xml:space="preserve">Fixed</w:t>
+            </w:r>
+          </w:p>
+        </w:tc>
         <w:tc>
           <w:tcPr/>
           <w:p>
@@ -3597,7 +4863,7 @@
               <w:jc w:val="left"/>
             </w:pPr>
             <w:r>
-              <w:t xml:space="preserve">density_std</w:t>
+              <w:t xml:space="preserve">density</w:t>
             </w:r>
           </w:p>
         </w:tc>
@@ -3625,8 +4891,32 @@
             </w:r>
           </w:p>
         </w:tc>
-      </w:tr>
-      <w:tr>
+        <w:tc>
+          <w:tcPr/>
+          <w:p>
+            <w:pPr>
+              <w:pStyle w:val="Compact"/>
+              <w:jc w:val="left"/>
+            </w:pPr>
+            <w:r>
+              <w:t xml:space="preserve">-</w:t>
+            </w:r>
+          </w:p>
+        </w:tc>
+      </w:tr>
+      <w:tr>
+        <w:tc>
+          <w:tcPr/>
+          <w:p>
+            <w:pPr>
+              <w:pStyle w:val="Compact"/>
+              <w:jc w:val="left"/>
+            </w:pPr>
+            <w:r>
+              <w:t xml:space="preserve">Fixed</w:t>
+            </w:r>
+          </w:p>
+        </w:tc>
         <w:tc>
           <w:tcPr/>
           <w:p>
@@ -3647,7 +4937,7 @@
               <w:jc w:val="left"/>
             </w:pPr>
             <w:r>
-              <w:t xml:space="preserve">cones_std</w:t>
+              <w:t xml:space="preserve">cones</w:t>
             </w:r>
           </w:p>
         </w:tc>
@@ -3675,8 +4965,32 @@
             </w:r>
           </w:p>
         </w:tc>
-      </w:tr>
-      <w:tr>
+        <w:tc>
+          <w:tcPr/>
+          <w:p>
+            <w:pPr>
+              <w:pStyle w:val="Compact"/>
+              <w:jc w:val="left"/>
+            </w:pPr>
+            <w:r>
+              <w:t xml:space="preserve">-</w:t>
+            </w:r>
+          </w:p>
+        </w:tc>
+      </w:tr>
+      <w:tr>
+        <w:tc>
+          <w:tcPr/>
+          <w:p>
+            <w:pPr>
+              <w:pStyle w:val="Compact"/>
+              <w:jc w:val="left"/>
+            </w:pPr>
+            <w:r>
+              <w:t xml:space="preserve">Fixed</w:t>
+            </w:r>
+          </w:p>
+        </w:tc>
         <w:tc>
           <w:tcPr/>
           <w:p>
@@ -3697,7 +5011,7 @@
               <w:jc w:val="left"/>
             </w:pPr>
             <w:r>
-              <w:t xml:space="preserve">mother_age_std</w:t>
+              <w:t xml:space="preserve">mother_age</w:t>
             </w:r>
           </w:p>
         </w:tc>
@@ -3725,8 +5039,32 @@
             </w:r>
           </w:p>
         </w:tc>
-      </w:tr>
-      <w:tr>
+        <w:tc>
+          <w:tcPr/>
+          <w:p>
+            <w:pPr>
+              <w:pStyle w:val="Compact"/>
+              <w:jc w:val="left"/>
+            </w:pPr>
+            <w:r>
+              <w:t xml:space="preserve">-</w:t>
+            </w:r>
+          </w:p>
+        </w:tc>
+      </w:tr>
+      <w:tr>
+        <w:tc>
+          <w:tcPr/>
+          <w:p>
+            <w:pPr>
+              <w:pStyle w:val="Compact"/>
+              <w:jc w:val="left"/>
+            </w:pPr>
+            <w:r>
+              <w:t xml:space="preserve">Fixed</w:t>
+            </w:r>
+          </w:p>
+        </w:tc>
         <w:tc>
           <w:tcPr/>
           <w:p>
@@ -3747,7 +5085,7 @@
               <w:jc w:val="left"/>
             </w:pPr>
             <w:r>
-              <w:t xml:space="preserve">bjulian_std</w:t>
+              <w:t xml:space="preserve">bjulian</w:t>
             </w:r>
           </w:p>
         </w:tc>
@@ -3775,8 +5113,32 @@
             </w:r>
           </w:p>
         </w:tc>
-      </w:tr>
-      <w:tr>
+        <w:tc>
+          <w:tcPr/>
+          <w:p>
+            <w:pPr>
+              <w:pStyle w:val="Compact"/>
+              <w:jc w:val="left"/>
+            </w:pPr>
+            <w:r>
+              <w:t xml:space="preserve">yes</w:t>
+            </w:r>
+          </w:p>
+        </w:tc>
+      </w:tr>
+      <w:tr>
+        <w:tc>
+          <w:tcPr/>
+          <w:p>
+            <w:pPr>
+              <w:pStyle w:val="Compact"/>
+              <w:jc w:val="left"/>
+            </w:pPr>
+            <w:r>
+              <w:t xml:space="preserve">Fixed</w:t>
+            </w:r>
+          </w:p>
+        </w:tc>
         <w:tc>
           <w:tcPr/>
           <w:p>
@@ -3825,8 +5187,32 @@
             </w:r>
           </w:p>
         </w:tc>
-      </w:tr>
-      <w:tr>
+        <w:tc>
+          <w:tcPr/>
+          <w:p>
+            <w:pPr>
+              <w:pStyle w:val="Compact"/>
+              <w:jc w:val="left"/>
+            </w:pPr>
+            <w:r>
+              <w:t xml:space="preserve">-</w:t>
+            </w:r>
+          </w:p>
+        </w:tc>
+      </w:tr>
+      <w:tr>
+        <w:tc>
+          <w:tcPr/>
+          <w:p>
+            <w:pPr>
+              <w:pStyle w:val="Compact"/>
+              <w:jc w:val="left"/>
+            </w:pPr>
+            <w:r>
+              <w:t xml:space="preserve">Fixed</w:t>
+            </w:r>
+          </w:p>
+        </w:tc>
         <w:tc>
           <w:tcPr/>
           <w:p>
@@ -3875,8 +5261,32 @@
             </w:r>
           </w:p>
         </w:tc>
-      </w:tr>
-      <w:tr>
+        <w:tc>
+          <w:tcPr/>
+          <w:p>
+            <w:pPr>
+              <w:pStyle w:val="Compact"/>
+              <w:jc w:val="left"/>
+            </w:pPr>
+            <w:r>
+              <w:t xml:space="preserve">-</w:t>
+            </w:r>
+          </w:p>
+        </w:tc>
+      </w:tr>
+      <w:tr>
+        <w:tc>
+          <w:tcPr/>
+          <w:p>
+            <w:pPr>
+              <w:pStyle w:val="Compact"/>
+              <w:jc w:val="left"/>
+            </w:pPr>
+            <w:r>
+              <w:t xml:space="preserve">Fixed</w:t>
+            </w:r>
+          </w:p>
+        </w:tc>
         <w:tc>
           <w:tcPr/>
           <w:p>
@@ -3897,7 +5307,7 @@
               <w:jc w:val="left"/>
             </w:pPr>
             <w:r>
-              <w:t xml:space="preserve">cache_catmedium:density_std</w:t>
+              <w:t xml:space="preserve">Cache_Med:density</w:t>
             </w:r>
           </w:p>
         </w:tc>
@@ -3925,8 +5335,32 @@
             </w:r>
           </w:p>
         </w:tc>
-      </w:tr>
-      <w:tr>
+        <w:tc>
+          <w:tcPr/>
+          <w:p>
+            <w:pPr>
+              <w:pStyle w:val="Compact"/>
+              <w:jc w:val="left"/>
+            </w:pPr>
+            <w:r>
+              <w:t xml:space="preserve">-</w:t>
+            </w:r>
+          </w:p>
+        </w:tc>
+      </w:tr>
+      <w:tr>
+        <w:tc>
+          <w:tcPr/>
+          <w:p>
+            <w:pPr>
+              <w:pStyle w:val="Compact"/>
+              <w:jc w:val="left"/>
+            </w:pPr>
+            <w:r>
+              <w:t xml:space="preserve">Fixed</w:t>
+            </w:r>
+          </w:p>
+        </w:tc>
         <w:tc>
           <w:tcPr/>
           <w:p>
@@ -3947,7 +5381,7 @@
               <w:jc w:val="left"/>
             </w:pPr>
             <w:r>
-              <w:t xml:space="preserve">cache_catlarge:density_std</w:t>
+              <w:t xml:space="preserve">Cache_large:density</w:t>
             </w:r>
           </w:p>
         </w:tc>
@@ -3975,8 +5409,32 @@
             </w:r>
           </w:p>
         </w:tc>
-      </w:tr>
-      <w:tr>
+        <w:tc>
+          <w:tcPr/>
+          <w:p>
+            <w:pPr>
+              <w:pStyle w:val="Compact"/>
+              <w:jc w:val="left"/>
+            </w:pPr>
+            <w:r>
+              <w:t xml:space="preserve">-</w:t>
+            </w:r>
+          </w:p>
+        </w:tc>
+      </w:tr>
+      <w:tr>
+        <w:tc>
+          <w:tcPr/>
+          <w:p>
+            <w:pPr>
+              <w:pStyle w:val="Compact"/>
+              <w:jc w:val="left"/>
+            </w:pPr>
+            <w:r>
+              <w:t xml:space="preserve">Fixed</w:t>
+            </w:r>
+          </w:p>
+        </w:tc>
         <w:tc>
           <w:tcPr/>
           <w:p>
@@ -4025,8 +5483,32 @@
             </w:r>
           </w:p>
         </w:tc>
-      </w:tr>
-      <w:tr>
+        <w:tc>
+          <w:tcPr/>
+          <w:p>
+            <w:pPr>
+              <w:pStyle w:val="Compact"/>
+              <w:jc w:val="left"/>
+            </w:pPr>
+            <w:r>
+              <w:t xml:space="preserve">-</w:t>
+            </w:r>
+          </w:p>
+        </w:tc>
+      </w:tr>
+      <w:tr>
+        <w:tc>
+          <w:tcPr/>
+          <w:p>
+            <w:pPr>
+              <w:pStyle w:val="Compact"/>
+              <w:jc w:val="left"/>
+            </w:pPr>
+            <w:r>
+              <w:t xml:space="preserve">Fixed</w:t>
+            </w:r>
+          </w:p>
+        </w:tc>
         <w:tc>
           <w:tcPr/>
           <w:p>
@@ -4047,7 +5529,7 @@
               <w:jc w:val="left"/>
             </w:pPr>
             <w:r>
-              <w:t xml:space="preserve">cache_catmedium</w:t>
+              <w:t xml:space="preserve">Cache_Med</w:t>
             </w:r>
           </w:p>
         </w:tc>
@@ -4075,8 +5557,32 @@
             </w:r>
           </w:p>
         </w:tc>
-      </w:tr>
-      <w:tr>
+        <w:tc>
+          <w:tcPr/>
+          <w:p>
+            <w:pPr>
+              <w:pStyle w:val="Compact"/>
+              <w:jc w:val="left"/>
+            </w:pPr>
+            <w:r>
+              <w:t xml:space="preserve">-</w:t>
+            </w:r>
+          </w:p>
+        </w:tc>
+      </w:tr>
+      <w:tr>
+        <w:tc>
+          <w:tcPr/>
+          <w:p>
+            <w:pPr>
+              <w:pStyle w:val="Compact"/>
+              <w:jc w:val="left"/>
+            </w:pPr>
+            <w:r>
+              <w:t xml:space="preserve">Fixed</w:t>
+            </w:r>
+          </w:p>
+        </w:tc>
         <w:tc>
           <w:tcPr/>
           <w:p>
@@ -4097,7 +5603,7 @@
               <w:jc w:val="left"/>
             </w:pPr>
             <w:r>
-              <w:t xml:space="preserve">cache_catlarge</w:t>
+              <w:t xml:space="preserve">Cache_large</w:t>
             </w:r>
           </w:p>
         </w:tc>
@@ -4125,8 +5631,32 @@
             </w:r>
           </w:p>
         </w:tc>
-      </w:tr>
-      <w:tr>
+        <w:tc>
+          <w:tcPr/>
+          <w:p>
+            <w:pPr>
+              <w:pStyle w:val="Compact"/>
+              <w:jc w:val="left"/>
+            </w:pPr>
+            <w:r>
+              <w:t xml:space="preserve">-</w:t>
+            </w:r>
+          </w:p>
+        </w:tc>
+      </w:tr>
+      <w:tr>
+        <w:tc>
+          <w:tcPr/>
+          <w:p>
+            <w:pPr>
+              <w:pStyle w:val="Compact"/>
+              <w:jc w:val="left"/>
+            </w:pPr>
+            <w:r>
+              <w:t xml:space="preserve">Fixed</w:t>
+            </w:r>
+          </w:p>
+        </w:tc>
         <w:tc>
           <w:tcPr/>
           <w:p>
@@ -4147,7 +5677,7 @@
               <w:jc w:val="left"/>
             </w:pPr>
             <w:r>
-              <w:t xml:space="preserve">density_std</w:t>
+              <w:t xml:space="preserve">density</w:t>
             </w:r>
           </w:p>
         </w:tc>
@@ -4175,8 +5705,32 @@
             </w:r>
           </w:p>
         </w:tc>
-      </w:tr>
-      <w:tr>
+        <w:tc>
+          <w:tcPr/>
+          <w:p>
+            <w:pPr>
+              <w:pStyle w:val="Compact"/>
+              <w:jc w:val="left"/>
+            </w:pPr>
+            <w:r>
+              <w:t xml:space="preserve">-</w:t>
+            </w:r>
+          </w:p>
+        </w:tc>
+      </w:tr>
+      <w:tr>
+        <w:tc>
+          <w:tcPr/>
+          <w:p>
+            <w:pPr>
+              <w:pStyle w:val="Compact"/>
+              <w:jc w:val="left"/>
+            </w:pPr>
+            <w:r>
+              <w:t xml:space="preserve">Fixed</w:t>
+            </w:r>
+          </w:p>
+        </w:tc>
         <w:tc>
           <w:tcPr/>
           <w:p>
@@ -4197,7 +5751,7 @@
               <w:jc w:val="left"/>
             </w:pPr>
             <w:r>
-              <w:t xml:space="preserve">cones_std</w:t>
+              <w:t xml:space="preserve">cones</w:t>
             </w:r>
           </w:p>
         </w:tc>
@@ -4225,8 +5779,32 @@
             </w:r>
           </w:p>
         </w:tc>
-      </w:tr>
-      <w:tr>
+        <w:tc>
+          <w:tcPr/>
+          <w:p>
+            <w:pPr>
+              <w:pStyle w:val="Compact"/>
+              <w:jc w:val="left"/>
+            </w:pPr>
+            <w:r>
+              <w:t xml:space="preserve">-</w:t>
+            </w:r>
+          </w:p>
+        </w:tc>
+      </w:tr>
+      <w:tr>
+        <w:tc>
+          <w:tcPr/>
+          <w:p>
+            <w:pPr>
+              <w:pStyle w:val="Compact"/>
+              <w:jc w:val="left"/>
+            </w:pPr>
+            <w:r>
+              <w:t xml:space="preserve">Fixed</w:t>
+            </w:r>
+          </w:p>
+        </w:tc>
         <w:tc>
           <w:tcPr/>
           <w:p>
@@ -4247,7 +5825,7 @@
               <w:jc w:val="left"/>
             </w:pPr>
             <w:r>
-              <w:t xml:space="preserve">mother_age_std</w:t>
+              <w:t xml:space="preserve">mother_age</w:t>
             </w:r>
           </w:p>
         </w:tc>
@@ -4275,8 +5853,32 @@
             </w:r>
           </w:p>
         </w:tc>
-      </w:tr>
-      <w:tr>
+        <w:tc>
+          <w:tcPr/>
+          <w:p>
+            <w:pPr>
+              <w:pStyle w:val="Compact"/>
+              <w:jc w:val="left"/>
+            </w:pPr>
+            <w:r>
+              <w:t xml:space="preserve">-</w:t>
+            </w:r>
+          </w:p>
+        </w:tc>
+      </w:tr>
+      <w:tr>
+        <w:tc>
+          <w:tcPr/>
+          <w:p>
+            <w:pPr>
+              <w:pStyle w:val="Compact"/>
+              <w:jc w:val="left"/>
+            </w:pPr>
+            <w:r>
+              <w:t xml:space="preserve">Fixed</w:t>
+            </w:r>
+          </w:p>
+        </w:tc>
         <w:tc>
           <w:tcPr/>
           <w:p>
@@ -4297,7 +5899,7 @@
               <w:jc w:val="left"/>
             </w:pPr>
             <w:r>
-              <w:t xml:space="preserve">bjulian_std</w:t>
+              <w:t xml:space="preserve">bjulian</w:t>
             </w:r>
           </w:p>
         </w:tc>
@@ -4325,8 +5927,32 @@
             </w:r>
           </w:p>
         </w:tc>
-      </w:tr>
-      <w:tr>
+        <w:tc>
+          <w:tcPr/>
+          <w:p>
+            <w:pPr>
+              <w:pStyle w:val="Compact"/>
+              <w:jc w:val="left"/>
+            </w:pPr>
+            <w:r>
+              <w:t xml:space="preserve">-</w:t>
+            </w:r>
+          </w:p>
+        </w:tc>
+      </w:tr>
+      <w:tr>
+        <w:tc>
+          <w:tcPr/>
+          <w:p>
+            <w:pPr>
+              <w:pStyle w:val="Compact"/>
+              <w:jc w:val="left"/>
+            </w:pPr>
+            <w:r>
+              <w:t xml:space="preserve">Fixed</w:t>
+            </w:r>
+          </w:p>
+        </w:tc>
         <w:tc>
           <w:tcPr/>
           <w:p>
@@ -4375,8 +6001,32 @@
             </w:r>
           </w:p>
         </w:tc>
-      </w:tr>
-      <w:tr>
+        <w:tc>
+          <w:tcPr/>
+          <w:p>
+            <w:pPr>
+              <w:pStyle w:val="Compact"/>
+              <w:jc w:val="left"/>
+            </w:pPr>
+            <w:r>
+              <w:t xml:space="preserve">-</w:t>
+            </w:r>
+          </w:p>
+        </w:tc>
+      </w:tr>
+      <w:tr>
+        <w:tc>
+          <w:tcPr/>
+          <w:p>
+            <w:pPr>
+              <w:pStyle w:val="Compact"/>
+              <w:jc w:val="left"/>
+            </w:pPr>
+            <w:r>
+              <w:t xml:space="preserve">Fixed</w:t>
+            </w:r>
+          </w:p>
+        </w:tc>
         <w:tc>
           <w:tcPr/>
           <w:p>
@@ -4425,8 +6075,32 @@
             </w:r>
           </w:p>
         </w:tc>
-      </w:tr>
-      <w:tr>
+        <w:tc>
+          <w:tcPr/>
+          <w:p>
+            <w:pPr>
+              <w:pStyle w:val="Compact"/>
+              <w:jc w:val="left"/>
+            </w:pPr>
+            <w:r>
+              <w:t xml:space="preserve">-</w:t>
+            </w:r>
+          </w:p>
+        </w:tc>
+      </w:tr>
+      <w:tr>
+        <w:tc>
+          <w:tcPr/>
+          <w:p>
+            <w:pPr>
+              <w:pStyle w:val="Compact"/>
+              <w:jc w:val="left"/>
+            </w:pPr>
+            <w:r>
+              <w:t xml:space="preserve">Fixed</w:t>
+            </w:r>
+          </w:p>
+        </w:tc>
         <w:tc>
           <w:tcPr/>
           <w:p>
@@ -4447,7 +6121,7 @@
               <w:jc w:val="left"/>
             </w:pPr>
             <w:r>
-              <w:t xml:space="preserve">cache_catmedium:density_std</w:t>
+              <w:t xml:space="preserve">Cache_Med:density</w:t>
             </w:r>
           </w:p>
         </w:tc>
@@ -4475,8 +6149,32 @@
             </w:r>
           </w:p>
         </w:tc>
-      </w:tr>
-      <w:tr>
+        <w:tc>
+          <w:tcPr/>
+          <w:p>
+            <w:pPr>
+              <w:pStyle w:val="Compact"/>
+              <w:jc w:val="left"/>
+            </w:pPr>
+            <w:r>
+              <w:t xml:space="preserve">-</w:t>
+            </w:r>
+          </w:p>
+        </w:tc>
+      </w:tr>
+      <w:tr>
+        <w:tc>
+          <w:tcPr/>
+          <w:p>
+            <w:pPr>
+              <w:pStyle w:val="Compact"/>
+              <w:jc w:val="left"/>
+            </w:pPr>
+            <w:r>
+              <w:t xml:space="preserve">Fixed</w:t>
+            </w:r>
+          </w:p>
+        </w:tc>
         <w:tc>
           <w:tcPr/>
           <w:p>
@@ -4497,7 +6195,7 @@
               <w:jc w:val="left"/>
             </w:pPr>
             <w:r>
-              <w:t xml:space="preserve">cache_catlarge:density_std</w:t>
+              <w:t xml:space="preserve">Cache_large:density</w:t>
             </w:r>
           </w:p>
         </w:tc>
@@ -4525,8 +6223,32 @@
             </w:r>
           </w:p>
         </w:tc>
-      </w:tr>
-      <w:tr>
+        <w:tc>
+          <w:tcPr/>
+          <w:p>
+            <w:pPr>
+              <w:pStyle w:val="Compact"/>
+              <w:jc w:val="left"/>
+            </w:pPr>
+            <w:r>
+              <w:t xml:space="preserve">-</w:t>
+            </w:r>
+          </w:p>
+        </w:tc>
+      </w:tr>
+      <w:tr>
+        <w:tc>
+          <w:tcPr/>
+          <w:p>
+            <w:pPr>
+              <w:pStyle w:val="Compact"/>
+              <w:jc w:val="left"/>
+            </w:pPr>
+            <w:r>
+              <w:t xml:space="preserve">Random</w:t>
+            </w:r>
+          </w:p>
+        </w:tc>
         <w:tc>
           <w:tcPr/>
           <w:p>
@@ -4547,7 +6269,7 @@
               <w:jc w:val="left"/>
             </w:pPr>
             <w:r>
-              <w:t xml:space="preserve">NA</w:t>
+              <w:t xml:space="preserve">rescor</w:t>
             </w:r>
           </w:p>
         </w:tc>
@@ -4575,8 +6297,32 @@
             </w:r>
           </w:p>
         </w:tc>
-      </w:tr>
-      <w:tr>
+        <w:tc>
+          <w:tcPr/>
+          <w:p>
+            <w:pPr>
+              <w:pStyle w:val="Compact"/>
+              <w:jc w:val="left"/>
+            </w:pPr>
+            <w:r>
+              <w:t xml:space="preserve">yes</w:t>
+            </w:r>
+          </w:p>
+        </w:tc>
+      </w:tr>
+      <w:tr>
+        <w:tc>
+          <w:tcPr/>
+          <w:p>
+            <w:pPr>
+              <w:pStyle w:val="Compact"/>
+              <w:jc w:val="left"/>
+            </w:pPr>
+            <w:r>
+              <w:t xml:space="preserve">Random</w:t>
+            </w:r>
+          </w:p>
+        </w:tc>
         <w:tc>
           <w:tcPr/>
           <w:p>
@@ -4625,8 +6371,32 @@
             </w:r>
           </w:p>
         </w:tc>
-      </w:tr>
-      <w:tr>
+        <w:tc>
+          <w:tcPr/>
+          <w:p>
+            <w:pPr>
+              <w:pStyle w:val="Compact"/>
+              <w:jc w:val="left"/>
+            </w:pPr>
+            <w:r>
+              <w:t xml:space="preserve">-</w:t>
+            </w:r>
+          </w:p>
+        </w:tc>
+      </w:tr>
+      <w:tr>
+        <w:tc>
+          <w:tcPr/>
+          <w:p>
+            <w:pPr>
+              <w:pStyle w:val="Compact"/>
+              <w:jc w:val="left"/>
+            </w:pPr>
+            <w:r>
+              <w:t xml:space="preserve">Random</w:t>
+            </w:r>
+          </w:p>
+        </w:tc>
         <w:tc>
           <w:tcPr/>
           <w:p>
@@ -4675,8 +6445,32 @@
             </w:r>
           </w:p>
         </w:tc>
-      </w:tr>
-      <w:tr>
+        <w:tc>
+          <w:tcPr/>
+          <w:p>
+            <w:pPr>
+              <w:pStyle w:val="Compact"/>
+              <w:jc w:val="left"/>
+            </w:pPr>
+            <w:r>
+              <w:t xml:space="preserve">-</w:t>
+            </w:r>
+          </w:p>
+        </w:tc>
+      </w:tr>
+      <w:tr>
+        <w:tc>
+          <w:tcPr/>
+          <w:p>
+            <w:pPr>
+              <w:pStyle w:val="Compact"/>
+              <w:jc w:val="left"/>
+            </w:pPr>
+            <w:r>
+              <w:t xml:space="preserve">Random</w:t>
+            </w:r>
+          </w:p>
+        </w:tc>
         <w:tc>
           <w:tcPr/>
           <w:p>
@@ -4725,8 +6519,32 @@
             </w:r>
           </w:p>
         </w:tc>
-      </w:tr>
-      <w:tr>
+        <w:tc>
+          <w:tcPr/>
+          <w:p>
+            <w:pPr>
+              <w:pStyle w:val="Compact"/>
+              <w:jc w:val="left"/>
+            </w:pPr>
+            <w:r>
+              <w:t xml:space="preserve">-</w:t>
+            </w:r>
+          </w:p>
+        </w:tc>
+      </w:tr>
+      <w:tr>
+        <w:tc>
+          <w:tcPr/>
+          <w:p>
+            <w:pPr>
+              <w:pStyle w:val="Compact"/>
+              <w:jc w:val="left"/>
+            </w:pPr>
+            <w:r>
+              <w:t xml:space="preserve">Random</w:t>
+            </w:r>
+          </w:p>
+        </w:tc>
         <w:tc>
           <w:tcPr/>
           <w:p>
@@ -4772,6 +6590,18 @@
             </w:pPr>
             <w:r>
               <w:t xml:space="preserve">(0.01, 0.34)</w:t>
+            </w:r>
+          </w:p>
+        </w:tc>
+        <w:tc>
+          <w:tcPr/>
+          <w:p>
+            <w:pPr>
+              <w:pStyle w:val="Compact"/>
+              <w:jc w:val="left"/>
+            </w:pPr>
+            <w:r>
+              <w:t xml:space="preserve">yes</w:t>
             </w:r>
           </w:p>
         </w:tc>
@@ -4794,10 +6624,12 @@
         <w:tblCaption w:val="Table 4. Rattle Model Results"/>
       </w:tblPr>
       <w:tblGrid>
-        <w:gridCol w:w="1980"/>
-        <w:gridCol w:w="1980"/>
-        <w:gridCol w:w="1980"/>
-        <w:gridCol w:w="1980"/>
+        <w:gridCol w:w="1320"/>
+        <w:gridCol w:w="1320"/>
+        <w:gridCol w:w="1320"/>
+        <w:gridCol w:w="1320"/>
+        <w:gridCol w:w="1320"/>
+        <w:gridCol w:w="1320"/>
       </w:tblGrid>
       <w:tr>
         <w:trPr>
@@ -4811,6 +6643,18 @@
               <w:jc w:val="left"/>
             </w:pPr>
             <w:r>
+              <w:t xml:space="preserve">Type</w:t>
+            </w:r>
+          </w:p>
+        </w:tc>
+        <w:tc>
+          <w:tcPr/>
+          <w:p>
+            <w:pPr>
+              <w:pStyle w:val="Compact"/>
+              <w:jc w:val="left"/>
+            </w:pPr>
+            <w:r>
               <w:t xml:space="preserve">Response</w:t>
             </w:r>
           </w:p>
@@ -4851,8 +6695,32 @@
             </w:r>
           </w:p>
         </w:tc>
-      </w:tr>
-      <w:tr>
+        <w:tc>
+          <w:tcPr/>
+          <w:p>
+            <w:pPr>
+              <w:pStyle w:val="Compact"/>
+              <w:jc w:val="left"/>
+            </w:pPr>
+            <w:r>
+              <w:t xml:space="preserve">Sig</w:t>
+            </w:r>
+          </w:p>
+        </w:tc>
+      </w:tr>
+      <w:tr>
+        <w:tc>
+          <w:tcPr/>
+          <w:p>
+            <w:pPr>
+              <w:pStyle w:val="Compact"/>
+              <w:jc w:val="left"/>
+            </w:pPr>
+            <w:r>
+              <w:t xml:space="preserve">Fixed</w:t>
+            </w:r>
+          </w:p>
+        </w:tc>
         <w:tc>
           <w:tcPr/>
           <w:p>
@@ -4901,8 +6769,32 @@
             </w:r>
           </w:p>
         </w:tc>
-      </w:tr>
-      <w:tr>
+        <w:tc>
+          <w:tcPr/>
+          <w:p>
+            <w:pPr>
+              <w:pStyle w:val="Compact"/>
+              <w:jc w:val="left"/>
+            </w:pPr>
+            <w:r>
+              <w:t xml:space="preserve">-</w:t>
+            </w:r>
+          </w:p>
+        </w:tc>
+      </w:tr>
+      <w:tr>
+        <w:tc>
+          <w:tcPr/>
+          <w:p>
+            <w:pPr>
+              <w:pStyle w:val="Compact"/>
+              <w:jc w:val="left"/>
+            </w:pPr>
+            <w:r>
+              <w:t xml:space="preserve">Fixed</w:t>
+            </w:r>
+          </w:p>
+        </w:tc>
         <w:tc>
           <w:tcPr/>
           <w:p>
@@ -4923,7 +6815,7 @@
               <w:jc w:val="left"/>
             </w:pPr>
             <w:r>
-              <w:t xml:space="preserve">treatment_grRattle</w:t>
+              <w:t xml:space="preserve">Rattle</w:t>
             </w:r>
           </w:p>
         </w:tc>
@@ -4951,8 +6843,32 @@
             </w:r>
           </w:p>
         </w:tc>
-      </w:tr>
-      <w:tr>
+        <w:tc>
+          <w:tcPr/>
+          <w:p>
+            <w:pPr>
+              <w:pStyle w:val="Compact"/>
+              <w:jc w:val="left"/>
+            </w:pPr>
+            <w:r>
+              <w:t xml:space="preserve">-</w:t>
+            </w:r>
+          </w:p>
+        </w:tc>
+      </w:tr>
+      <w:tr>
+        <w:tc>
+          <w:tcPr/>
+          <w:p>
+            <w:pPr>
+              <w:pStyle w:val="Compact"/>
+              <w:jc w:val="left"/>
+            </w:pPr>
+            <w:r>
+              <w:t xml:space="preserve">Fixed</w:t>
+            </w:r>
+          </w:p>
+        </w:tc>
         <w:tc>
           <w:tcPr/>
           <w:p>
@@ -4973,7 +6889,7 @@
               <w:jc w:val="left"/>
             </w:pPr>
             <w:r>
-              <w:t xml:space="preserve">density_std</w:t>
+              <w:t xml:space="preserve">density</w:t>
             </w:r>
           </w:p>
         </w:tc>
@@ -5001,8 +6917,32 @@
             </w:r>
           </w:p>
         </w:tc>
-      </w:tr>
-      <w:tr>
+        <w:tc>
+          <w:tcPr/>
+          <w:p>
+            <w:pPr>
+              <w:pStyle w:val="Compact"/>
+              <w:jc w:val="left"/>
+            </w:pPr>
+            <w:r>
+              <w:t xml:space="preserve">-</w:t>
+            </w:r>
+          </w:p>
+        </w:tc>
+      </w:tr>
+      <w:tr>
+        <w:tc>
+          <w:tcPr/>
+          <w:p>
+            <w:pPr>
+              <w:pStyle w:val="Compact"/>
+              <w:jc w:val="left"/>
+            </w:pPr>
+            <w:r>
+              <w:t xml:space="preserve">Fixed</w:t>
+            </w:r>
+          </w:p>
+        </w:tc>
         <w:tc>
           <w:tcPr/>
           <w:p>
@@ -5023,7 +6963,7 @@
               <w:jc w:val="left"/>
             </w:pPr>
             <w:r>
-              <w:t xml:space="preserve">cones_std</w:t>
+              <w:t xml:space="preserve">cones</w:t>
             </w:r>
           </w:p>
         </w:tc>
@@ -5051,8 +6991,32 @@
             </w:r>
           </w:p>
         </w:tc>
-      </w:tr>
-      <w:tr>
+        <w:tc>
+          <w:tcPr/>
+          <w:p>
+            <w:pPr>
+              <w:pStyle w:val="Compact"/>
+              <w:jc w:val="left"/>
+            </w:pPr>
+            <w:r>
+              <w:t xml:space="preserve">-</w:t>
+            </w:r>
+          </w:p>
+        </w:tc>
+      </w:tr>
+      <w:tr>
+        <w:tc>
+          <w:tcPr/>
+          <w:p>
+            <w:pPr>
+              <w:pStyle w:val="Compact"/>
+              <w:jc w:val="left"/>
+            </w:pPr>
+            <w:r>
+              <w:t xml:space="preserve">Fixed</w:t>
+            </w:r>
+          </w:p>
+        </w:tc>
         <w:tc>
           <w:tcPr/>
           <w:p>
@@ -5073,7 +7037,7 @@
               <w:jc w:val="left"/>
             </w:pPr>
             <w:r>
-              <w:t xml:space="preserve">bjulian_std</w:t>
+              <w:t xml:space="preserve">bjulian</w:t>
             </w:r>
           </w:p>
         </w:tc>
@@ -5101,8 +7065,32 @@
             </w:r>
           </w:p>
         </w:tc>
-      </w:tr>
-      <w:tr>
+        <w:tc>
+          <w:tcPr/>
+          <w:p>
+            <w:pPr>
+              <w:pStyle w:val="Compact"/>
+              <w:jc w:val="left"/>
+            </w:pPr>
+            <w:r>
+              <w:t xml:space="preserve">-</w:t>
+            </w:r>
+          </w:p>
+        </w:tc>
+      </w:tr>
+      <w:tr>
+        <w:tc>
+          <w:tcPr/>
+          <w:p>
+            <w:pPr>
+              <w:pStyle w:val="Compact"/>
+              <w:jc w:val="left"/>
+            </w:pPr>
+            <w:r>
+              <w:t xml:space="preserve">Fixed</w:t>
+            </w:r>
+          </w:p>
+        </w:tc>
         <w:tc>
           <w:tcPr/>
           <w:p>
@@ -5151,8 +7139,32 @@
             </w:r>
           </w:p>
         </w:tc>
-      </w:tr>
-      <w:tr>
+        <w:tc>
+          <w:tcPr/>
+          <w:p>
+            <w:pPr>
+              <w:pStyle w:val="Compact"/>
+              <w:jc w:val="left"/>
+            </w:pPr>
+            <w:r>
+              <w:t xml:space="preserve">-</w:t>
+            </w:r>
+          </w:p>
+        </w:tc>
+      </w:tr>
+      <w:tr>
+        <w:tc>
+          <w:tcPr/>
+          <w:p>
+            <w:pPr>
+              <w:pStyle w:val="Compact"/>
+              <w:jc w:val="left"/>
+            </w:pPr>
+            <w:r>
+              <w:t xml:space="preserve">Fixed</w:t>
+            </w:r>
+          </w:p>
+        </w:tc>
         <w:tc>
           <w:tcPr/>
           <w:p>
@@ -5201,8 +7213,32 @@
             </w:r>
           </w:p>
         </w:tc>
-      </w:tr>
-      <w:tr>
+        <w:tc>
+          <w:tcPr/>
+          <w:p>
+            <w:pPr>
+              <w:pStyle w:val="Compact"/>
+              <w:jc w:val="left"/>
+            </w:pPr>
+            <w:r>
+              <w:t xml:space="preserve">-</w:t>
+            </w:r>
+          </w:p>
+        </w:tc>
+      </w:tr>
+      <w:tr>
+        <w:tc>
+          <w:tcPr/>
+          <w:p>
+            <w:pPr>
+              <w:pStyle w:val="Compact"/>
+              <w:jc w:val="left"/>
+            </w:pPr>
+            <w:r>
+              <w:t xml:space="preserve">Fixed</w:t>
+            </w:r>
+          </w:p>
+        </w:tc>
         <w:tc>
           <w:tcPr/>
           <w:p>
@@ -5223,7 +7259,7 @@
               <w:jc w:val="left"/>
             </w:pPr>
             <w:r>
-              <w:t xml:space="preserve">treatment_grRattle:density_std</w:t>
+              <w:t xml:space="preserve">Rattle:density</w:t>
             </w:r>
           </w:p>
         </w:tc>
@@ -5251,8 +7287,32 @@
             </w:r>
           </w:p>
         </w:tc>
-      </w:tr>
-      <w:tr>
+        <w:tc>
+          <w:tcPr/>
+          <w:p>
+            <w:pPr>
+              <w:pStyle w:val="Compact"/>
+              <w:jc w:val="left"/>
+            </w:pPr>
+            <w:r>
+              <w:t xml:space="preserve">-</w:t>
+            </w:r>
+          </w:p>
+        </w:tc>
+      </w:tr>
+      <w:tr>
+        <w:tc>
+          <w:tcPr/>
+          <w:p>
+            <w:pPr>
+              <w:pStyle w:val="Compact"/>
+              <w:jc w:val="left"/>
+            </w:pPr>
+            <w:r>
+              <w:t xml:space="preserve">Fixed</w:t>
+            </w:r>
+          </w:p>
+        </w:tc>
         <w:tc>
           <w:tcPr/>
           <w:p>
@@ -5301,8 +7361,32 @@
             </w:r>
           </w:p>
         </w:tc>
-      </w:tr>
-      <w:tr>
+        <w:tc>
+          <w:tcPr/>
+          <w:p>
+            <w:pPr>
+              <w:pStyle w:val="Compact"/>
+              <w:jc w:val="left"/>
+            </w:pPr>
+            <w:r>
+              <w:t xml:space="preserve">-</w:t>
+            </w:r>
+          </w:p>
+        </w:tc>
+      </w:tr>
+      <w:tr>
+        <w:tc>
+          <w:tcPr/>
+          <w:p>
+            <w:pPr>
+              <w:pStyle w:val="Compact"/>
+              <w:jc w:val="left"/>
+            </w:pPr>
+            <w:r>
+              <w:t xml:space="preserve">Fixed</w:t>
+            </w:r>
+          </w:p>
+        </w:tc>
         <w:tc>
           <w:tcPr/>
           <w:p>
@@ -5323,7 +7407,7 @@
               <w:jc w:val="left"/>
             </w:pPr>
             <w:r>
-              <w:t xml:space="preserve">treatment_grRattle</w:t>
+              <w:t xml:space="preserve">Rattle</w:t>
             </w:r>
           </w:p>
         </w:tc>
@@ -5351,8 +7435,32 @@
             </w:r>
           </w:p>
         </w:tc>
-      </w:tr>
-      <w:tr>
+        <w:tc>
+          <w:tcPr/>
+          <w:p>
+            <w:pPr>
+              <w:pStyle w:val="Compact"/>
+              <w:jc w:val="left"/>
+            </w:pPr>
+            <w:r>
+              <w:t xml:space="preserve">-</w:t>
+            </w:r>
+          </w:p>
+        </w:tc>
+      </w:tr>
+      <w:tr>
+        <w:tc>
+          <w:tcPr/>
+          <w:p>
+            <w:pPr>
+              <w:pStyle w:val="Compact"/>
+              <w:jc w:val="left"/>
+            </w:pPr>
+            <w:r>
+              <w:t xml:space="preserve">Fixed</w:t>
+            </w:r>
+          </w:p>
+        </w:tc>
         <w:tc>
           <w:tcPr/>
           <w:p>
@@ -5373,7 +7481,7 @@
               <w:jc w:val="left"/>
             </w:pPr>
             <w:r>
-              <w:t xml:space="preserve">density_std</w:t>
+              <w:t xml:space="preserve">density</w:t>
             </w:r>
           </w:p>
         </w:tc>
@@ -5401,8 +7509,32 @@
             </w:r>
           </w:p>
         </w:tc>
-      </w:tr>
-      <w:tr>
+        <w:tc>
+          <w:tcPr/>
+          <w:p>
+            <w:pPr>
+              <w:pStyle w:val="Compact"/>
+              <w:jc w:val="left"/>
+            </w:pPr>
+            <w:r>
+              <w:t xml:space="preserve">-</w:t>
+            </w:r>
+          </w:p>
+        </w:tc>
+      </w:tr>
+      <w:tr>
+        <w:tc>
+          <w:tcPr/>
+          <w:p>
+            <w:pPr>
+              <w:pStyle w:val="Compact"/>
+              <w:jc w:val="left"/>
+            </w:pPr>
+            <w:r>
+              <w:t xml:space="preserve">Fixed</w:t>
+            </w:r>
+          </w:p>
+        </w:tc>
         <w:tc>
           <w:tcPr/>
           <w:p>
@@ -5423,7 +7555,7 @@
               <w:jc w:val="left"/>
             </w:pPr>
             <w:r>
-              <w:t xml:space="preserve">cones_std</w:t>
+              <w:t xml:space="preserve">cones</w:t>
             </w:r>
           </w:p>
         </w:tc>
@@ -5451,8 +7583,32 @@
             </w:r>
           </w:p>
         </w:tc>
-      </w:tr>
-      <w:tr>
+        <w:tc>
+          <w:tcPr/>
+          <w:p>
+            <w:pPr>
+              <w:pStyle w:val="Compact"/>
+              <w:jc w:val="left"/>
+            </w:pPr>
+            <w:r>
+              <w:t xml:space="preserve">-</w:t>
+            </w:r>
+          </w:p>
+        </w:tc>
+      </w:tr>
+      <w:tr>
+        <w:tc>
+          <w:tcPr/>
+          <w:p>
+            <w:pPr>
+              <w:pStyle w:val="Compact"/>
+              <w:jc w:val="left"/>
+            </w:pPr>
+            <w:r>
+              <w:t xml:space="preserve">Fixed</w:t>
+            </w:r>
+          </w:p>
+        </w:tc>
         <w:tc>
           <w:tcPr/>
           <w:p>
@@ -5473,7 +7629,7 @@
               <w:jc w:val="left"/>
             </w:pPr>
             <w:r>
-              <w:t xml:space="preserve">bjulian_std</w:t>
+              <w:t xml:space="preserve">bjulian</w:t>
             </w:r>
           </w:p>
         </w:tc>
@@ -5501,8 +7657,32 @@
             </w:r>
           </w:p>
         </w:tc>
-      </w:tr>
-      <w:tr>
+        <w:tc>
+          <w:tcPr/>
+          <w:p>
+            <w:pPr>
+              <w:pStyle w:val="Compact"/>
+              <w:jc w:val="left"/>
+            </w:pPr>
+            <w:r>
+              <w:t xml:space="preserve">-</w:t>
+            </w:r>
+          </w:p>
+        </w:tc>
+      </w:tr>
+      <w:tr>
+        <w:tc>
+          <w:tcPr/>
+          <w:p>
+            <w:pPr>
+              <w:pStyle w:val="Compact"/>
+              <w:jc w:val="left"/>
+            </w:pPr>
+            <w:r>
+              <w:t xml:space="preserve">Fixed</w:t>
+            </w:r>
+          </w:p>
+        </w:tc>
         <w:tc>
           <w:tcPr/>
           <w:p>
@@ -5551,8 +7731,32 @@
             </w:r>
           </w:p>
         </w:tc>
-      </w:tr>
-      <w:tr>
+        <w:tc>
+          <w:tcPr/>
+          <w:p>
+            <w:pPr>
+              <w:pStyle w:val="Compact"/>
+              <w:jc w:val="left"/>
+            </w:pPr>
+            <w:r>
+              <w:t xml:space="preserve">-</w:t>
+            </w:r>
+          </w:p>
+        </w:tc>
+      </w:tr>
+      <w:tr>
+        <w:tc>
+          <w:tcPr/>
+          <w:p>
+            <w:pPr>
+              <w:pStyle w:val="Compact"/>
+              <w:jc w:val="left"/>
+            </w:pPr>
+            <w:r>
+              <w:t xml:space="preserve">Fixed</w:t>
+            </w:r>
+          </w:p>
+        </w:tc>
         <w:tc>
           <w:tcPr/>
           <w:p>
@@ -5601,8 +7805,32 @@
             </w:r>
           </w:p>
         </w:tc>
-      </w:tr>
-      <w:tr>
+        <w:tc>
+          <w:tcPr/>
+          <w:p>
+            <w:pPr>
+              <w:pStyle w:val="Compact"/>
+              <w:jc w:val="left"/>
+            </w:pPr>
+            <w:r>
+              <w:t xml:space="preserve">-</w:t>
+            </w:r>
+          </w:p>
+        </w:tc>
+      </w:tr>
+      <w:tr>
+        <w:tc>
+          <w:tcPr/>
+          <w:p>
+            <w:pPr>
+              <w:pStyle w:val="Compact"/>
+              <w:jc w:val="left"/>
+            </w:pPr>
+            <w:r>
+              <w:t xml:space="preserve">Fixed</w:t>
+            </w:r>
+          </w:p>
+        </w:tc>
         <w:tc>
           <w:tcPr/>
           <w:p>
@@ -5623,7 +7851,7 @@
               <w:jc w:val="left"/>
             </w:pPr>
             <w:r>
-              <w:t xml:space="preserve">treatment_grRattle:density_std</w:t>
+              <w:t xml:space="preserve">Rattle:density</w:t>
             </w:r>
           </w:p>
         </w:tc>
@@ -5651,8 +7879,32 @@
             </w:r>
           </w:p>
         </w:tc>
-      </w:tr>
-      <w:tr>
+        <w:tc>
+          <w:tcPr/>
+          <w:p>
+            <w:pPr>
+              <w:pStyle w:val="Compact"/>
+              <w:jc w:val="left"/>
+            </w:pPr>
+            <w:r>
+              <w:t xml:space="preserve">-</w:t>
+            </w:r>
+          </w:p>
+        </w:tc>
+      </w:tr>
+      <w:tr>
+        <w:tc>
+          <w:tcPr/>
+          <w:p>
+            <w:pPr>
+              <w:pStyle w:val="Compact"/>
+              <w:jc w:val="left"/>
+            </w:pPr>
+            <w:r>
+              <w:t xml:space="preserve">Random</w:t>
+            </w:r>
+          </w:p>
+        </w:tc>
         <w:tc>
           <w:tcPr/>
           <w:p>
@@ -5673,7 +7925,7 @@
               <w:jc w:val="left"/>
             </w:pPr>
             <w:r>
-              <w:t xml:space="preserve">NA</w:t>
+              <w:t xml:space="preserve">rescor</w:t>
             </w:r>
           </w:p>
         </w:tc>
@@ -5701,8 +7953,32 @@
             </w:r>
           </w:p>
         </w:tc>
-      </w:tr>
-      <w:tr>
+        <w:tc>
+          <w:tcPr/>
+          <w:p>
+            <w:pPr>
+              <w:pStyle w:val="Compact"/>
+              <w:jc w:val="left"/>
+            </w:pPr>
+            <w:r>
+              <w:t xml:space="preserve">yes</w:t>
+            </w:r>
+          </w:p>
+        </w:tc>
+      </w:tr>
+      <w:tr>
+        <w:tc>
+          <w:tcPr/>
+          <w:p>
+            <w:pPr>
+              <w:pStyle w:val="Compact"/>
+              <w:jc w:val="left"/>
+            </w:pPr>
+            <w:r>
+              <w:t xml:space="preserve">Random</w:t>
+            </w:r>
+          </w:p>
+        </w:tc>
         <w:tc>
           <w:tcPr/>
           <w:p>
@@ -5751,8 +8027,32 @@
             </w:r>
           </w:p>
         </w:tc>
-      </w:tr>
-      <w:tr>
+        <w:tc>
+          <w:tcPr/>
+          <w:p>
+            <w:pPr>
+              <w:pStyle w:val="Compact"/>
+              <w:jc w:val="left"/>
+            </w:pPr>
+            <w:r>
+              <w:t xml:space="preserve">-</w:t>
+            </w:r>
+          </w:p>
+        </w:tc>
+      </w:tr>
+      <w:tr>
+        <w:tc>
+          <w:tcPr/>
+          <w:p>
+            <w:pPr>
+              <w:pStyle w:val="Compact"/>
+              <w:jc w:val="left"/>
+            </w:pPr>
+            <w:r>
+              <w:t xml:space="preserve">Random</w:t>
+            </w:r>
+          </w:p>
+        </w:tc>
         <w:tc>
           <w:tcPr/>
           <w:p>
@@ -5801,8 +8101,32 @@
             </w:r>
           </w:p>
         </w:tc>
-      </w:tr>
-      <w:tr>
+        <w:tc>
+          <w:tcPr/>
+          <w:p>
+            <w:pPr>
+              <w:pStyle w:val="Compact"/>
+              <w:jc w:val="left"/>
+            </w:pPr>
+            <w:r>
+              <w:t xml:space="preserve">yes</w:t>
+            </w:r>
+          </w:p>
+        </w:tc>
+      </w:tr>
+      <w:tr>
+        <w:tc>
+          <w:tcPr/>
+          <w:p>
+            <w:pPr>
+              <w:pStyle w:val="Compact"/>
+              <w:jc w:val="left"/>
+            </w:pPr>
+            <w:r>
+              <w:t xml:space="preserve">Random</w:t>
+            </w:r>
+          </w:p>
+        </w:tc>
         <w:tc>
           <w:tcPr/>
           <w:p>
@@ -5851,8 +8175,32 @@
             </w:r>
           </w:p>
         </w:tc>
-      </w:tr>
-      <w:tr>
+        <w:tc>
+          <w:tcPr/>
+          <w:p>
+            <w:pPr>
+              <w:pStyle w:val="Compact"/>
+              <w:jc w:val="left"/>
+            </w:pPr>
+            <w:r>
+              <w:t xml:space="preserve">-</w:t>
+            </w:r>
+          </w:p>
+        </w:tc>
+      </w:tr>
+      <w:tr>
+        <w:tc>
+          <w:tcPr/>
+          <w:p>
+            <w:pPr>
+              <w:pStyle w:val="Compact"/>
+              <w:jc w:val="left"/>
+            </w:pPr>
+            <w:r>
+              <w:t xml:space="preserve">Random</w:t>
+            </w:r>
+          </w:p>
+        </w:tc>
         <w:tc>
           <w:tcPr/>
           <w:p>
@@ -5898,6 +8246,18 @@
             </w:pPr>
             <w:r>
               <w:t xml:space="preserve">(0.01, 0.37)</w:t>
+            </w:r>
+          </w:p>
+        </w:tc>
+        <w:tc>
+          <w:tcPr/>
+          <w:p>
+            <w:pPr>
+              <w:pStyle w:val="Compact"/>
+              <w:jc w:val="left"/>
+            </w:pPr>
+            <w:r>
+              <w:t xml:space="preserve">yes</w:t>
             </w:r>
           </w:p>
         </w:tc>
@@ -5915,16 +8275,17 @@
     <w:tbl>
       <w:tblPr>
         <w:tblStyle w:val="Table"/>
-        <w:tblW w:type="pct" w:w="5000"/>
-        <w:tblLayout w:type="fixed"/>
+        <w:tblW w:type="auto" w:w="0"/>
         <w:tblLook w:firstRow="1" w:lastRow="0" w:firstColumn="0" w:lastColumn="0" w:noHBand="0" w:noVBand="0" w:val="0020"/>
         <w:tblCaption w:val="Table 5. Rattle Model Results with Chickadee test."/>
       </w:tblPr>
       <w:tblGrid>
-        <w:gridCol w:w="1048"/>
-        <w:gridCol w:w="4076"/>
-        <w:gridCol w:w="1048"/>
-        <w:gridCol w:w="1747"/>
+        <w:gridCol w:w="1320"/>
+        <w:gridCol w:w="1320"/>
+        <w:gridCol w:w="1320"/>
+        <w:gridCol w:w="1320"/>
+        <w:gridCol w:w="1320"/>
+        <w:gridCol w:w="1320"/>
       </w:tblGrid>
       <w:tr>
         <w:trPr>
@@ -5938,6 +8299,18 @@
               <w:jc w:val="left"/>
             </w:pPr>
             <w:r>
+              <w:t xml:space="preserve">Type</w:t>
+            </w:r>
+          </w:p>
+        </w:tc>
+        <w:tc>
+          <w:tcPr/>
+          <w:p>
+            <w:pPr>
+              <w:pStyle w:val="Compact"/>
+              <w:jc w:val="left"/>
+            </w:pPr>
+            <w:r>
               <w:t xml:space="preserve">Response</w:t>
             </w:r>
           </w:p>
@@ -5978,8 +8351,32 @@
             </w:r>
           </w:p>
         </w:tc>
-      </w:tr>
-      <w:tr>
+        <w:tc>
+          <w:tcPr/>
+          <w:p>
+            <w:pPr>
+              <w:pStyle w:val="Compact"/>
+              <w:jc w:val="left"/>
+            </w:pPr>
+            <w:r>
+              <w:t xml:space="preserve">Sig</w:t>
+            </w:r>
+          </w:p>
+        </w:tc>
+      </w:tr>
+      <w:tr>
+        <w:tc>
+          <w:tcPr/>
+          <w:p>
+            <w:pPr>
+              <w:pStyle w:val="Compact"/>
+              <w:jc w:val="left"/>
+            </w:pPr>
+            <w:r>
+              <w:t xml:space="preserve">Fixed</w:t>
+            </w:r>
+          </w:p>
+        </w:tc>
         <w:tc>
           <w:tcPr/>
           <w:p>
@@ -6028,8 +8425,32 @@
             </w:r>
           </w:p>
         </w:tc>
-      </w:tr>
-      <w:tr>
+        <w:tc>
+          <w:tcPr/>
+          <w:p>
+            <w:pPr>
+              <w:pStyle w:val="Compact"/>
+              <w:jc w:val="left"/>
+            </w:pPr>
+            <w:r>
+              <w:t xml:space="preserve">-</w:t>
+            </w:r>
+          </w:p>
+        </w:tc>
+      </w:tr>
+      <w:tr>
+        <w:tc>
+          <w:tcPr/>
+          <w:p>
+            <w:pPr>
+              <w:pStyle w:val="Compact"/>
+              <w:jc w:val="left"/>
+            </w:pPr>
+            <w:r>
+              <w:t xml:space="preserve">Fixed</w:t>
+            </w:r>
+          </w:p>
+        </w:tc>
         <w:tc>
           <w:tcPr/>
           <w:p>
@@ -6050,7 +8471,7 @@
               <w:jc w:val="left"/>
             </w:pPr>
             <w:r>
-              <w:t xml:space="preserve">treatment_indChickadee</w:t>
+              <w:t xml:space="preserve">Chickadee</w:t>
             </w:r>
           </w:p>
         </w:tc>
@@ -6078,8 +8499,32 @@
             </w:r>
           </w:p>
         </w:tc>
-      </w:tr>
-      <w:tr>
+        <w:tc>
+          <w:tcPr/>
+          <w:p>
+            <w:pPr>
+              <w:pStyle w:val="Compact"/>
+              <w:jc w:val="left"/>
+            </w:pPr>
+            <w:r>
+              <w:t xml:space="preserve">-</w:t>
+            </w:r>
+          </w:p>
+        </w:tc>
+      </w:tr>
+      <w:tr>
+        <w:tc>
+          <w:tcPr/>
+          <w:p>
+            <w:pPr>
+              <w:pStyle w:val="Compact"/>
+              <w:jc w:val="left"/>
+            </w:pPr>
+            <w:r>
+              <w:t xml:space="preserve">Fixed</w:t>
+            </w:r>
+          </w:p>
+        </w:tc>
         <w:tc>
           <w:tcPr/>
           <w:p>
@@ -6100,7 +8545,7 @@
               <w:jc w:val="left"/>
             </w:pPr>
             <w:r>
-              <w:t xml:space="preserve">treatment_indRattle</w:t>
+              <w:t xml:space="preserve">Rattle</w:t>
             </w:r>
           </w:p>
         </w:tc>
@@ -6128,8 +8573,32 @@
             </w:r>
           </w:p>
         </w:tc>
-      </w:tr>
-      <w:tr>
+        <w:tc>
+          <w:tcPr/>
+          <w:p>
+            <w:pPr>
+              <w:pStyle w:val="Compact"/>
+              <w:jc w:val="left"/>
+            </w:pPr>
+            <w:r>
+              <w:t xml:space="preserve">-</w:t>
+            </w:r>
+          </w:p>
+        </w:tc>
+      </w:tr>
+      <w:tr>
+        <w:tc>
+          <w:tcPr/>
+          <w:p>
+            <w:pPr>
+              <w:pStyle w:val="Compact"/>
+              <w:jc w:val="left"/>
+            </w:pPr>
+            <w:r>
+              <w:t xml:space="preserve">Fixed</w:t>
+            </w:r>
+          </w:p>
+        </w:tc>
         <w:tc>
           <w:tcPr/>
           <w:p>
@@ -6150,7 +8619,7 @@
               <w:jc w:val="left"/>
             </w:pPr>
             <w:r>
-              <w:t xml:space="preserve">density_std</w:t>
+              <w:t xml:space="preserve">density</w:t>
             </w:r>
           </w:p>
         </w:tc>
@@ -6178,8 +8647,32 @@
             </w:r>
           </w:p>
         </w:tc>
-      </w:tr>
-      <w:tr>
+        <w:tc>
+          <w:tcPr/>
+          <w:p>
+            <w:pPr>
+              <w:pStyle w:val="Compact"/>
+              <w:jc w:val="left"/>
+            </w:pPr>
+            <w:r>
+              <w:t xml:space="preserve">-</w:t>
+            </w:r>
+          </w:p>
+        </w:tc>
+      </w:tr>
+      <w:tr>
+        <w:tc>
+          <w:tcPr/>
+          <w:p>
+            <w:pPr>
+              <w:pStyle w:val="Compact"/>
+              <w:jc w:val="left"/>
+            </w:pPr>
+            <w:r>
+              <w:t xml:space="preserve">Fixed</w:t>
+            </w:r>
+          </w:p>
+        </w:tc>
         <w:tc>
           <w:tcPr/>
           <w:p>
@@ -6200,7 +8693,7 @@
               <w:jc w:val="left"/>
             </w:pPr>
             <w:r>
-              <w:t xml:space="preserve">cones_std</w:t>
+              <w:t xml:space="preserve">cones</w:t>
             </w:r>
           </w:p>
         </w:tc>
@@ -6228,8 +8721,32 @@
             </w:r>
           </w:p>
         </w:tc>
-      </w:tr>
-      <w:tr>
+        <w:tc>
+          <w:tcPr/>
+          <w:p>
+            <w:pPr>
+              <w:pStyle w:val="Compact"/>
+              <w:jc w:val="left"/>
+            </w:pPr>
+            <w:r>
+              <w:t xml:space="preserve">-</w:t>
+            </w:r>
+          </w:p>
+        </w:tc>
+      </w:tr>
+      <w:tr>
+        <w:tc>
+          <w:tcPr/>
+          <w:p>
+            <w:pPr>
+              <w:pStyle w:val="Compact"/>
+              <w:jc w:val="left"/>
+            </w:pPr>
+            <w:r>
+              <w:t xml:space="preserve">Fixed</w:t>
+            </w:r>
+          </w:p>
+        </w:tc>
         <w:tc>
           <w:tcPr/>
           <w:p>
@@ -6250,7 +8767,7 @@
               <w:jc w:val="left"/>
             </w:pPr>
             <w:r>
-              <w:t xml:space="preserve">bjulian_std</w:t>
+              <w:t xml:space="preserve">bjulian</w:t>
             </w:r>
           </w:p>
         </w:tc>
@@ -6278,8 +8795,32 @@
             </w:r>
           </w:p>
         </w:tc>
-      </w:tr>
-      <w:tr>
+        <w:tc>
+          <w:tcPr/>
+          <w:p>
+            <w:pPr>
+              <w:pStyle w:val="Compact"/>
+              <w:jc w:val="left"/>
+            </w:pPr>
+            <w:r>
+              <w:t xml:space="preserve">-</w:t>
+            </w:r>
+          </w:p>
+        </w:tc>
+      </w:tr>
+      <w:tr>
+        <w:tc>
+          <w:tcPr/>
+          <w:p>
+            <w:pPr>
+              <w:pStyle w:val="Compact"/>
+              <w:jc w:val="left"/>
+            </w:pPr>
+            <w:r>
+              <w:t xml:space="preserve">Fixed</w:t>
+            </w:r>
+          </w:p>
+        </w:tc>
         <w:tc>
           <w:tcPr/>
           <w:p>
@@ -6328,8 +8869,32 @@
             </w:r>
           </w:p>
         </w:tc>
-      </w:tr>
-      <w:tr>
+        <w:tc>
+          <w:tcPr/>
+          <w:p>
+            <w:pPr>
+              <w:pStyle w:val="Compact"/>
+              <w:jc w:val="left"/>
+            </w:pPr>
+            <w:r>
+              <w:t xml:space="preserve">-</w:t>
+            </w:r>
+          </w:p>
+        </w:tc>
+      </w:tr>
+      <w:tr>
+        <w:tc>
+          <w:tcPr/>
+          <w:p>
+            <w:pPr>
+              <w:pStyle w:val="Compact"/>
+              <w:jc w:val="left"/>
+            </w:pPr>
+            <w:r>
+              <w:t xml:space="preserve">Fixed</w:t>
+            </w:r>
+          </w:p>
+        </w:tc>
         <w:tc>
           <w:tcPr/>
           <w:p>
@@ -6378,8 +8943,32 @@
             </w:r>
           </w:p>
         </w:tc>
-      </w:tr>
-      <w:tr>
+        <w:tc>
+          <w:tcPr/>
+          <w:p>
+            <w:pPr>
+              <w:pStyle w:val="Compact"/>
+              <w:jc w:val="left"/>
+            </w:pPr>
+            <w:r>
+              <w:t xml:space="preserve">-</w:t>
+            </w:r>
+          </w:p>
+        </w:tc>
+      </w:tr>
+      <w:tr>
+        <w:tc>
+          <w:tcPr/>
+          <w:p>
+            <w:pPr>
+              <w:pStyle w:val="Compact"/>
+              <w:jc w:val="left"/>
+            </w:pPr>
+            <w:r>
+              <w:t xml:space="preserve">Fixed</w:t>
+            </w:r>
+          </w:p>
+        </w:tc>
         <w:tc>
           <w:tcPr/>
           <w:p>
@@ -6400,7 +8989,7 @@
               <w:jc w:val="left"/>
             </w:pPr>
             <w:r>
-              <w:t xml:space="preserve">treatment_indChickadee:density_std</w:t>
+              <w:t xml:space="preserve">Chickadee:density</w:t>
             </w:r>
           </w:p>
         </w:tc>
@@ -6428,8 +9017,32 @@
             </w:r>
           </w:p>
         </w:tc>
-      </w:tr>
-      <w:tr>
+        <w:tc>
+          <w:tcPr/>
+          <w:p>
+            <w:pPr>
+              <w:pStyle w:val="Compact"/>
+              <w:jc w:val="left"/>
+            </w:pPr>
+            <w:r>
+              <w:t xml:space="preserve">-</w:t>
+            </w:r>
+          </w:p>
+        </w:tc>
+      </w:tr>
+      <w:tr>
+        <w:tc>
+          <w:tcPr/>
+          <w:p>
+            <w:pPr>
+              <w:pStyle w:val="Compact"/>
+              <w:jc w:val="left"/>
+            </w:pPr>
+            <w:r>
+              <w:t xml:space="preserve">Fixed</w:t>
+            </w:r>
+          </w:p>
+        </w:tc>
         <w:tc>
           <w:tcPr/>
           <w:p>
@@ -6450,7 +9063,7 @@
               <w:jc w:val="left"/>
             </w:pPr>
             <w:r>
-              <w:t xml:space="preserve">treatment_indRattle:density_std</w:t>
+              <w:t xml:space="preserve">Rattle:density</w:t>
             </w:r>
           </w:p>
         </w:tc>
@@ -6478,8 +9091,32 @@
             </w:r>
           </w:p>
         </w:tc>
-      </w:tr>
-      <w:tr>
+        <w:tc>
+          <w:tcPr/>
+          <w:p>
+            <w:pPr>
+              <w:pStyle w:val="Compact"/>
+              <w:jc w:val="left"/>
+            </w:pPr>
+            <w:r>
+              <w:t xml:space="preserve">-</w:t>
+            </w:r>
+          </w:p>
+        </w:tc>
+      </w:tr>
+      <w:tr>
+        <w:tc>
+          <w:tcPr/>
+          <w:p>
+            <w:pPr>
+              <w:pStyle w:val="Compact"/>
+              <w:jc w:val="left"/>
+            </w:pPr>
+            <w:r>
+              <w:t xml:space="preserve">Fixed</w:t>
+            </w:r>
+          </w:p>
+        </w:tc>
         <w:tc>
           <w:tcPr/>
           <w:p>
@@ -6528,8 +9165,32 @@
             </w:r>
           </w:p>
         </w:tc>
-      </w:tr>
-      <w:tr>
+        <w:tc>
+          <w:tcPr/>
+          <w:p>
+            <w:pPr>
+              <w:pStyle w:val="Compact"/>
+              <w:jc w:val="left"/>
+            </w:pPr>
+            <w:r>
+              <w:t xml:space="preserve">-</w:t>
+            </w:r>
+          </w:p>
+        </w:tc>
+      </w:tr>
+      <w:tr>
+        <w:tc>
+          <w:tcPr/>
+          <w:p>
+            <w:pPr>
+              <w:pStyle w:val="Compact"/>
+              <w:jc w:val="left"/>
+            </w:pPr>
+            <w:r>
+              <w:t xml:space="preserve">Fixed</w:t>
+            </w:r>
+          </w:p>
+        </w:tc>
         <w:tc>
           <w:tcPr/>
           <w:p>
@@ -6550,7 +9211,7 @@
               <w:jc w:val="left"/>
             </w:pPr>
             <w:r>
-              <w:t xml:space="preserve">treatment_indChickadee</w:t>
+              <w:t xml:space="preserve">Chickadee</w:t>
             </w:r>
           </w:p>
         </w:tc>
@@ -6578,8 +9239,32 @@
             </w:r>
           </w:p>
         </w:tc>
-      </w:tr>
-      <w:tr>
+        <w:tc>
+          <w:tcPr/>
+          <w:p>
+            <w:pPr>
+              <w:pStyle w:val="Compact"/>
+              <w:jc w:val="left"/>
+            </w:pPr>
+            <w:r>
+              <w:t xml:space="preserve">-</w:t>
+            </w:r>
+          </w:p>
+        </w:tc>
+      </w:tr>
+      <w:tr>
+        <w:tc>
+          <w:tcPr/>
+          <w:p>
+            <w:pPr>
+              <w:pStyle w:val="Compact"/>
+              <w:jc w:val="left"/>
+            </w:pPr>
+            <w:r>
+              <w:t xml:space="preserve">Fixed</w:t>
+            </w:r>
+          </w:p>
+        </w:tc>
         <w:tc>
           <w:tcPr/>
           <w:p>
@@ -6600,7 +9285,7 @@
               <w:jc w:val="left"/>
             </w:pPr>
             <w:r>
-              <w:t xml:space="preserve">treatment_indRattle</w:t>
+              <w:t xml:space="preserve">Rattle</w:t>
             </w:r>
           </w:p>
         </w:tc>
@@ -6628,8 +9313,32 @@
             </w:r>
           </w:p>
         </w:tc>
-      </w:tr>
-      <w:tr>
+        <w:tc>
+          <w:tcPr/>
+          <w:p>
+            <w:pPr>
+              <w:pStyle w:val="Compact"/>
+              <w:jc w:val="left"/>
+            </w:pPr>
+            <w:r>
+              <w:t xml:space="preserve">-</w:t>
+            </w:r>
+          </w:p>
+        </w:tc>
+      </w:tr>
+      <w:tr>
+        <w:tc>
+          <w:tcPr/>
+          <w:p>
+            <w:pPr>
+              <w:pStyle w:val="Compact"/>
+              <w:jc w:val="left"/>
+            </w:pPr>
+            <w:r>
+              <w:t xml:space="preserve">Fixed</w:t>
+            </w:r>
+          </w:p>
+        </w:tc>
         <w:tc>
           <w:tcPr/>
           <w:p>
@@ -6650,7 +9359,7 @@
               <w:jc w:val="left"/>
             </w:pPr>
             <w:r>
-              <w:t xml:space="preserve">density_std</w:t>
+              <w:t xml:space="preserve">density</w:t>
             </w:r>
           </w:p>
         </w:tc>
@@ -6678,8 +9387,32 @@
             </w:r>
           </w:p>
         </w:tc>
-      </w:tr>
-      <w:tr>
+        <w:tc>
+          <w:tcPr/>
+          <w:p>
+            <w:pPr>
+              <w:pStyle w:val="Compact"/>
+              <w:jc w:val="left"/>
+            </w:pPr>
+            <w:r>
+              <w:t xml:space="preserve">-</w:t>
+            </w:r>
+          </w:p>
+        </w:tc>
+      </w:tr>
+      <w:tr>
+        <w:tc>
+          <w:tcPr/>
+          <w:p>
+            <w:pPr>
+              <w:pStyle w:val="Compact"/>
+              <w:jc w:val="left"/>
+            </w:pPr>
+            <w:r>
+              <w:t xml:space="preserve">Fixed</w:t>
+            </w:r>
+          </w:p>
+        </w:tc>
         <w:tc>
           <w:tcPr/>
           <w:p>
@@ -6700,7 +9433,7 @@
               <w:jc w:val="left"/>
             </w:pPr>
             <w:r>
-              <w:t xml:space="preserve">cones_std</w:t>
+              <w:t xml:space="preserve">cones</w:t>
             </w:r>
           </w:p>
         </w:tc>
@@ -6728,8 +9461,32 @@
             </w:r>
           </w:p>
         </w:tc>
-      </w:tr>
-      <w:tr>
+        <w:tc>
+          <w:tcPr/>
+          <w:p>
+            <w:pPr>
+              <w:pStyle w:val="Compact"/>
+              <w:jc w:val="left"/>
+            </w:pPr>
+            <w:r>
+              <w:t xml:space="preserve">-</w:t>
+            </w:r>
+          </w:p>
+        </w:tc>
+      </w:tr>
+      <w:tr>
+        <w:tc>
+          <w:tcPr/>
+          <w:p>
+            <w:pPr>
+              <w:pStyle w:val="Compact"/>
+              <w:jc w:val="left"/>
+            </w:pPr>
+            <w:r>
+              <w:t xml:space="preserve">Fixed</w:t>
+            </w:r>
+          </w:p>
+        </w:tc>
         <w:tc>
           <w:tcPr/>
           <w:p>
@@ -6750,7 +9507,7 @@
               <w:jc w:val="left"/>
             </w:pPr>
             <w:r>
-              <w:t xml:space="preserve">bjulian_std</w:t>
+              <w:t xml:space="preserve">bjulian</w:t>
             </w:r>
           </w:p>
         </w:tc>
@@ -6778,8 +9535,32 @@
             </w:r>
           </w:p>
         </w:tc>
-      </w:tr>
-      <w:tr>
+        <w:tc>
+          <w:tcPr/>
+          <w:p>
+            <w:pPr>
+              <w:pStyle w:val="Compact"/>
+              <w:jc w:val="left"/>
+            </w:pPr>
+            <w:r>
+              <w:t xml:space="preserve">-</w:t>
+            </w:r>
+          </w:p>
+        </w:tc>
+      </w:tr>
+      <w:tr>
+        <w:tc>
+          <w:tcPr/>
+          <w:p>
+            <w:pPr>
+              <w:pStyle w:val="Compact"/>
+              <w:jc w:val="left"/>
+            </w:pPr>
+            <w:r>
+              <w:t xml:space="preserve">Fixed</w:t>
+            </w:r>
+          </w:p>
+        </w:tc>
         <w:tc>
           <w:tcPr/>
           <w:p>
@@ -6828,8 +9609,32 @@
             </w:r>
           </w:p>
         </w:tc>
-      </w:tr>
-      <w:tr>
+        <w:tc>
+          <w:tcPr/>
+          <w:p>
+            <w:pPr>
+              <w:pStyle w:val="Compact"/>
+              <w:jc w:val="left"/>
+            </w:pPr>
+            <w:r>
+              <w:t xml:space="preserve">-</w:t>
+            </w:r>
+          </w:p>
+        </w:tc>
+      </w:tr>
+      <w:tr>
+        <w:tc>
+          <w:tcPr/>
+          <w:p>
+            <w:pPr>
+              <w:pStyle w:val="Compact"/>
+              <w:jc w:val="left"/>
+            </w:pPr>
+            <w:r>
+              <w:t xml:space="preserve">Fixed</w:t>
+            </w:r>
+          </w:p>
+        </w:tc>
         <w:tc>
           <w:tcPr/>
           <w:p>
@@ -6878,8 +9683,32 @@
             </w:r>
           </w:p>
         </w:tc>
-      </w:tr>
-      <w:tr>
+        <w:tc>
+          <w:tcPr/>
+          <w:p>
+            <w:pPr>
+              <w:pStyle w:val="Compact"/>
+              <w:jc w:val="left"/>
+            </w:pPr>
+            <w:r>
+              <w:t xml:space="preserve">-</w:t>
+            </w:r>
+          </w:p>
+        </w:tc>
+      </w:tr>
+      <w:tr>
+        <w:tc>
+          <w:tcPr/>
+          <w:p>
+            <w:pPr>
+              <w:pStyle w:val="Compact"/>
+              <w:jc w:val="left"/>
+            </w:pPr>
+            <w:r>
+              <w:t xml:space="preserve">Fixed</w:t>
+            </w:r>
+          </w:p>
+        </w:tc>
         <w:tc>
           <w:tcPr/>
           <w:p>
@@ -6900,7 +9729,7 @@
               <w:jc w:val="left"/>
             </w:pPr>
             <w:r>
-              <w:t xml:space="preserve">treatment_indChickadee:density_std</w:t>
+              <w:t xml:space="preserve">Chickadee:density</w:t>
             </w:r>
           </w:p>
         </w:tc>
@@ -6928,8 +9757,32 @@
             </w:r>
           </w:p>
         </w:tc>
-      </w:tr>
-      <w:tr>
+        <w:tc>
+          <w:tcPr/>
+          <w:p>
+            <w:pPr>
+              <w:pStyle w:val="Compact"/>
+              <w:jc w:val="left"/>
+            </w:pPr>
+            <w:r>
+              <w:t xml:space="preserve">-</w:t>
+            </w:r>
+          </w:p>
+        </w:tc>
+      </w:tr>
+      <w:tr>
+        <w:tc>
+          <w:tcPr/>
+          <w:p>
+            <w:pPr>
+              <w:pStyle w:val="Compact"/>
+              <w:jc w:val="left"/>
+            </w:pPr>
+            <w:r>
+              <w:t xml:space="preserve">Fixed</w:t>
+            </w:r>
+          </w:p>
+        </w:tc>
         <w:tc>
           <w:tcPr/>
           <w:p>
@@ -6950,7 +9803,7 @@
               <w:jc w:val="left"/>
             </w:pPr>
             <w:r>
-              <w:t xml:space="preserve">treatment_indRattle:density_std</w:t>
+              <w:t xml:space="preserve">Rattle:density</w:t>
             </w:r>
           </w:p>
         </w:tc>
@@ -6978,8 +9831,32 @@
             </w:r>
           </w:p>
         </w:tc>
-      </w:tr>
-      <w:tr>
+        <w:tc>
+          <w:tcPr/>
+          <w:p>
+            <w:pPr>
+              <w:pStyle w:val="Compact"/>
+              <w:jc w:val="left"/>
+            </w:pPr>
+            <w:r>
+              <w:t xml:space="preserve">-</w:t>
+            </w:r>
+          </w:p>
+        </w:tc>
+      </w:tr>
+      <w:tr>
+        <w:tc>
+          <w:tcPr/>
+          <w:p>
+            <w:pPr>
+              <w:pStyle w:val="Compact"/>
+              <w:jc w:val="left"/>
+            </w:pPr>
+            <w:r>
+              <w:t xml:space="preserve">Random</w:t>
+            </w:r>
+          </w:p>
+        </w:tc>
         <w:tc>
           <w:tcPr/>
           <w:p>
@@ -7000,7 +9877,7 @@
               <w:jc w:val="left"/>
             </w:pPr>
             <w:r>
-              <w:t xml:space="preserve">NA</w:t>
+              <w:t xml:space="preserve">rescor</w:t>
             </w:r>
           </w:p>
         </w:tc>
@@ -7028,8 +9905,32 @@
             </w:r>
           </w:p>
         </w:tc>
-      </w:tr>
-      <w:tr>
+        <w:tc>
+          <w:tcPr/>
+          <w:p>
+            <w:pPr>
+              <w:pStyle w:val="Compact"/>
+              <w:jc w:val="left"/>
+            </w:pPr>
+            <w:r>
+              <w:t xml:space="preserve">yes</w:t>
+            </w:r>
+          </w:p>
+        </w:tc>
+      </w:tr>
+      <w:tr>
+        <w:tc>
+          <w:tcPr/>
+          <w:p>
+            <w:pPr>
+              <w:pStyle w:val="Compact"/>
+              <w:jc w:val="left"/>
+            </w:pPr>
+            <w:r>
+              <w:t xml:space="preserve">Random</w:t>
+            </w:r>
+          </w:p>
+        </w:tc>
         <w:tc>
           <w:tcPr/>
           <w:p>
@@ -7078,8 +9979,32 @@
             </w:r>
           </w:p>
         </w:tc>
-      </w:tr>
-      <w:tr>
+        <w:tc>
+          <w:tcPr/>
+          <w:p>
+            <w:pPr>
+              <w:pStyle w:val="Compact"/>
+              <w:jc w:val="left"/>
+            </w:pPr>
+            <w:r>
+              <w:t xml:space="preserve">-</w:t>
+            </w:r>
+          </w:p>
+        </w:tc>
+      </w:tr>
+      <w:tr>
+        <w:tc>
+          <w:tcPr/>
+          <w:p>
+            <w:pPr>
+              <w:pStyle w:val="Compact"/>
+              <w:jc w:val="left"/>
+            </w:pPr>
+            <w:r>
+              <w:t xml:space="preserve">Random</w:t>
+            </w:r>
+          </w:p>
+        </w:tc>
         <w:tc>
           <w:tcPr/>
           <w:p>
@@ -7128,8 +10053,32 @@
             </w:r>
           </w:p>
         </w:tc>
-      </w:tr>
-      <w:tr>
+        <w:tc>
+          <w:tcPr/>
+          <w:p>
+            <w:pPr>
+              <w:pStyle w:val="Compact"/>
+              <w:jc w:val="left"/>
+            </w:pPr>
+            <w:r>
+              <w:t xml:space="preserve">yes</w:t>
+            </w:r>
+          </w:p>
+        </w:tc>
+      </w:tr>
+      <w:tr>
+        <w:tc>
+          <w:tcPr/>
+          <w:p>
+            <w:pPr>
+              <w:pStyle w:val="Compact"/>
+              <w:jc w:val="left"/>
+            </w:pPr>
+            <w:r>
+              <w:t xml:space="preserve">Random</w:t>
+            </w:r>
+          </w:p>
+        </w:tc>
         <w:tc>
           <w:tcPr/>
           <w:p>
@@ -7178,8 +10127,32 @@
             </w:r>
           </w:p>
         </w:tc>
-      </w:tr>
-      <w:tr>
+        <w:tc>
+          <w:tcPr/>
+          <w:p>
+            <w:pPr>
+              <w:pStyle w:val="Compact"/>
+              <w:jc w:val="left"/>
+            </w:pPr>
+            <w:r>
+              <w:t xml:space="preserve">-</w:t>
+            </w:r>
+          </w:p>
+        </w:tc>
+      </w:tr>
+      <w:tr>
+        <w:tc>
+          <w:tcPr/>
+          <w:p>
+            <w:pPr>
+              <w:pStyle w:val="Compact"/>
+              <w:jc w:val="left"/>
+            </w:pPr>
+            <w:r>
+              <w:t xml:space="preserve">Random</w:t>
+            </w:r>
+          </w:p>
+        </w:tc>
         <w:tc>
           <w:tcPr/>
           <w:p>
@@ -7225,6 +10198,18 @@
             </w:pPr>
             <w:r>
               <w:t xml:space="preserve">(0.01, 0.38)</w:t>
+            </w:r>
+          </w:p>
+        </w:tc>
+        <w:tc>
+          <w:tcPr/>
+          <w:p>
+            <w:pPr>
+              <w:pStyle w:val="Compact"/>
+              <w:jc w:val="left"/>
+            </w:pPr>
+            <w:r>
+              <w:t xml:space="preserve">yes</w:t>
             </w:r>
           </w:p>
         </w:tc>
